--- a/sql/SQL Scripts for Renewable Energy Project.docx
+++ b/sql/SQL Scripts for Renewable Energy Project.docx
@@ -55,8 +55,22 @@
         <w:rPr>
           <w:rFonts w:ascii="Calibri" w:hAnsi="Calibri" w:cs="Calibri"/>
         </w:rPr>
-        <w:t>CREATE DATABASE energy</w:t>
-      </w:r>
+        <w:t xml:space="preserve">CREATE DATABASE </w:t>
+      </w:r>
+      <w:proofErr w:type="spellStart"/>
+      <w:r>
+        <w:rPr>
+          <w:rFonts w:ascii="Calibri" w:hAnsi="Calibri" w:cs="Calibri"/>
+        </w:rPr>
+        <w:t>energy</w:t>
+      </w:r>
+      <w:r>
+        <w:rPr>
+          <w:rFonts w:ascii="Calibri" w:hAnsi="Calibri" w:cs="Calibri"/>
+        </w:rPr>
+        <w:t>DB</w:t>
+      </w:r>
+      <w:proofErr w:type="spellEnd"/>
     </w:p>
     <w:p>
       <w:pPr>
@@ -242,10 +256,12 @@
         <w:t xml:space="preserve">-- Table: </w:t>
       </w:r>
       <w:proofErr w:type="spellStart"/>
+      <w:proofErr w:type="gramStart"/>
       <w:r>
         <w:t>public.isocodes</w:t>
       </w:r>
       <w:proofErr w:type="spellEnd"/>
+      <w:proofErr w:type="gramEnd"/>
     </w:p>
     <w:p>
       <w:pPr>
@@ -260,10 +276,12 @@
         <w:t xml:space="preserve">-- DROP TABLE IF EXISTS </w:t>
       </w:r>
       <w:proofErr w:type="spellStart"/>
+      <w:proofErr w:type="gramStart"/>
       <w:r>
         <w:t>public.isocodes</w:t>
       </w:r>
       <w:proofErr w:type="spellEnd"/>
+      <w:proofErr w:type="gramEnd"/>
       <w:r>
         <w:t>;</w:t>
       </w:r>
@@ -281,10 +299,12 @@
         <w:t xml:space="preserve">CREATE TABLE IF NOT EXISTS </w:t>
       </w:r>
       <w:proofErr w:type="spellStart"/>
+      <w:proofErr w:type="gramStart"/>
       <w:r>
         <w:t>public.isocodes</w:t>
       </w:r>
       <w:proofErr w:type="spellEnd"/>
+      <w:proofErr w:type="gramEnd"/>
     </w:p>
     <w:p>
       <w:pPr>
@@ -299,15 +319,39 @@
         <w:pStyle w:val="NoSpacing"/>
       </w:pPr>
       <w:r>
+        <w:t xml:space="preserve">    country text COLLATE </w:t>
+      </w:r>
+      <w:proofErr w:type="spellStart"/>
+      <w:r>
+        <w:t>pg_catalog."default</w:t>
+      </w:r>
+      <w:proofErr w:type="spellEnd"/>
+      <w:r>
+        <w:t>",</w:t>
+      </w:r>
+    </w:p>
+    <w:p>
+      <w:pPr>
+        <w:pStyle w:val="NoSpacing"/>
+      </w:pPr>
+      <w:r>
         <w:t xml:space="preserve">    </w:t>
       </w:r>
       <w:proofErr w:type="spellStart"/>
       <w:r>
-        <w:t>countryname</w:t>
-      </w:r>
-      <w:proofErr w:type="spellEnd"/>
-      <w:r>
-        <w:t xml:space="preserve"> text COLLATE </w:t>
+        <w:t>isocode</w:t>
+      </w:r>
+      <w:proofErr w:type="spellEnd"/>
+      <w:r>
+        <w:t xml:space="preserve"> character </w:t>
+      </w:r>
+      <w:proofErr w:type="gramStart"/>
+      <w:r>
+        <w:t>varying(</w:t>
+      </w:r>
+      <w:proofErr w:type="gramEnd"/>
+      <w:r>
+        <w:t xml:space="preserve">3) COLLATE </w:t>
       </w:r>
       <w:proofErr w:type="spellStart"/>
       <w:r>
@@ -315,6 +359,22 @@
       </w:r>
       <w:proofErr w:type="spellEnd"/>
       <w:r>
+        <w:t>" NOT NULL,</w:t>
+      </w:r>
+    </w:p>
+    <w:p>
+      <w:pPr>
+        <w:pStyle w:val="NoSpacing"/>
+      </w:pPr>
+      <w:r>
+        <w:t xml:space="preserve">    "ISO3166-2" text COLLATE </w:t>
+      </w:r>
+      <w:proofErr w:type="spellStart"/>
+      <w:r>
+        <w:t>pg_catalog."default</w:t>
+      </w:r>
+      <w:proofErr w:type="spellEnd"/>
+      <w:r>
         <w:t>",</w:t>
       </w:r>
     </w:p>
@@ -323,272 +383,336 @@
         <w:pStyle w:val="NoSpacing"/>
       </w:pPr>
       <w:r>
+        <w:t xml:space="preserve">    CONSTRAINT </w:t>
+      </w:r>
+      <w:proofErr w:type="spellStart"/>
+      <w:r>
+        <w:t>isocodes_pkey</w:t>
+      </w:r>
+      <w:proofErr w:type="spellEnd"/>
+      <w:r>
+        <w:t xml:space="preserve"> PRIMARY KEY (</w:t>
+      </w:r>
+      <w:proofErr w:type="spellStart"/>
+      <w:r>
+        <w:t>isocode</w:t>
+      </w:r>
+      <w:proofErr w:type="spellEnd"/>
+      <w:r>
+        <w:t>)</w:t>
+      </w:r>
+      <w:r>
+        <w:t>,</w:t>
+      </w:r>
+    </w:p>
+    <w:p>
+      <w:pPr>
+        <w:pStyle w:val="NoSpacing"/>
+      </w:pPr>
+      <w:r>
         <w:t xml:space="preserve">    </w:t>
       </w:r>
-      <w:proofErr w:type="spellStart"/>
-      <w:r>
-        <w:t>isocode</w:t>
-      </w:r>
-      <w:proofErr w:type="spellEnd"/>
-      <w:r>
-        <w:t xml:space="preserve"> character varying(3) COLLATE </w:t>
-      </w:r>
-      <w:proofErr w:type="spellStart"/>
-      <w:r>
+      <w:r>
+        <w:t xml:space="preserve">embedding </w:t>
+      </w:r>
+      <w:proofErr w:type="gramStart"/>
+      <w:r>
+        <w:t>VECTOR(</w:t>
+      </w:r>
+      <w:proofErr w:type="gramEnd"/>
+      <w:r>
+        <w:t>768</w:t>
+      </w:r>
+      <w:r>
+        <w:t>)</w:t>
+      </w:r>
+    </w:p>
+    <w:p>
+      <w:pPr>
+        <w:pStyle w:val="NoSpacing"/>
+      </w:pPr>
+      <w:r>
+        <w:t>)</w:t>
+      </w:r>
+    </w:p>
+    <w:p>
+      <w:pPr>
+        <w:pStyle w:val="NoSpacing"/>
+      </w:pPr>
+    </w:p>
+    <w:p>
+      <w:pPr>
+        <w:pStyle w:val="NoSpacing"/>
+      </w:pPr>
+      <w:r>
+        <w:t xml:space="preserve">TABLESPACE </w:t>
+      </w:r>
+      <w:proofErr w:type="spellStart"/>
+      <w:r>
+        <w:t>pg_default</w:t>
+      </w:r>
+      <w:proofErr w:type="spellEnd"/>
+      <w:r>
+        <w:t>;</w:t>
+      </w:r>
+    </w:p>
+    <w:p>
+      <w:pPr>
+        <w:pStyle w:val="NoSpacing"/>
+      </w:pPr>
+    </w:p>
+    <w:p>
+      <w:pPr>
+        <w:pStyle w:val="NoSpacing"/>
+      </w:pPr>
+      <w:r>
+        <w:t xml:space="preserve">ALTER TABLE IF EXISTS </w:t>
+      </w:r>
+      <w:proofErr w:type="spellStart"/>
+      <w:proofErr w:type="gramStart"/>
+      <w:r>
+        <w:t>public.isocodes</w:t>
+      </w:r>
+      <w:proofErr w:type="spellEnd"/>
+      <w:proofErr w:type="gramEnd"/>
+    </w:p>
+    <w:p>
+      <w:pPr>
+        <w:pStyle w:val="NoSpacing"/>
+      </w:pPr>
+      <w:r>
+        <w:t xml:space="preserve">    OWNER to </w:t>
+      </w:r>
+      <w:proofErr w:type="spellStart"/>
+      <w:r>
+        <w:t>postgres</w:t>
+      </w:r>
+      <w:proofErr w:type="spellEnd"/>
+      <w:r>
+        <w:t>;</w:t>
+      </w:r>
+    </w:p>
+    <w:p>
+      <w:pPr>
+        <w:pStyle w:val="NoSpacing"/>
+      </w:pPr>
+    </w:p>
+    <w:p>
+      <w:pPr>
+        <w:pStyle w:val="NoSpacing"/>
+      </w:pPr>
+    </w:p>
+    <w:p>
+      <w:pPr>
+        <w:pStyle w:val="NoSpacing"/>
+      </w:pPr>
+    </w:p>
+    <w:p>
+      <w:pPr>
+        <w:pStyle w:val="NoSpacing"/>
+        <w:rPr>
+          <w:rFonts w:ascii="Calibri" w:hAnsi="Calibri" w:cs="Calibri"/>
+        </w:rPr>
+      </w:pPr>
+      <w:r>
+        <w:rPr>
+          <w:rFonts w:ascii="Calibri" w:hAnsi="Calibri" w:cs="Calibri"/>
+        </w:rPr>
+        <w:t xml:space="preserve">-- Table: </w:t>
+      </w:r>
+      <w:proofErr w:type="spellStart"/>
+      <w:proofErr w:type="gramStart"/>
+      <w:r>
+        <w:rPr>
+          <w:rFonts w:ascii="Calibri" w:hAnsi="Calibri" w:cs="Calibri"/>
+        </w:rPr>
+        <w:t>public.allcountryenergy</w:t>
+      </w:r>
+      <w:proofErr w:type="spellEnd"/>
+      <w:proofErr w:type="gramEnd"/>
+    </w:p>
+    <w:p>
+      <w:pPr>
+        <w:pStyle w:val="NoSpacing"/>
+        <w:rPr>
+          <w:rFonts w:ascii="Calibri" w:hAnsi="Calibri" w:cs="Calibri"/>
+        </w:rPr>
+      </w:pPr>
+    </w:p>
+    <w:p>
+      <w:pPr>
+        <w:pStyle w:val="NoSpacing"/>
+        <w:rPr>
+          <w:rFonts w:ascii="Calibri" w:hAnsi="Calibri" w:cs="Calibri"/>
+        </w:rPr>
+      </w:pPr>
+      <w:r>
+        <w:rPr>
+          <w:rFonts w:ascii="Calibri" w:hAnsi="Calibri" w:cs="Calibri"/>
+        </w:rPr>
+        <w:t xml:space="preserve">-- DROP TABLE IF EXISTS </w:t>
+      </w:r>
+      <w:proofErr w:type="spellStart"/>
+      <w:proofErr w:type="gramStart"/>
+      <w:r>
+        <w:rPr>
+          <w:rFonts w:ascii="Calibri" w:hAnsi="Calibri" w:cs="Calibri"/>
+        </w:rPr>
+        <w:t>public.allcountryenergy</w:t>
+      </w:r>
+      <w:proofErr w:type="spellEnd"/>
+      <w:proofErr w:type="gramEnd"/>
+      <w:r>
+        <w:rPr>
+          <w:rFonts w:ascii="Calibri" w:hAnsi="Calibri" w:cs="Calibri"/>
+        </w:rPr>
+        <w:t>;</w:t>
+      </w:r>
+    </w:p>
+    <w:p>
+      <w:pPr>
+        <w:pStyle w:val="NoSpacing"/>
+        <w:rPr>
+          <w:rFonts w:ascii="Calibri" w:hAnsi="Calibri" w:cs="Calibri"/>
+        </w:rPr>
+      </w:pPr>
+    </w:p>
+    <w:p>
+      <w:pPr>
+        <w:pStyle w:val="NoSpacing"/>
+        <w:rPr>
+          <w:rFonts w:ascii="Calibri" w:hAnsi="Calibri" w:cs="Calibri"/>
+        </w:rPr>
+      </w:pPr>
+      <w:r>
+        <w:rPr>
+          <w:rFonts w:ascii="Calibri" w:hAnsi="Calibri" w:cs="Calibri"/>
+        </w:rPr>
+        <w:t xml:space="preserve">CREATE TABLE IF NOT EXISTS </w:t>
+      </w:r>
+      <w:proofErr w:type="spellStart"/>
+      <w:proofErr w:type="gramStart"/>
+      <w:r>
+        <w:rPr>
+          <w:rFonts w:ascii="Calibri" w:hAnsi="Calibri" w:cs="Calibri"/>
+        </w:rPr>
+        <w:t>public.allcountryenergy</w:t>
+      </w:r>
+      <w:proofErr w:type="spellEnd"/>
+      <w:proofErr w:type="gramEnd"/>
+    </w:p>
+    <w:p>
+      <w:pPr>
+        <w:pStyle w:val="NoSpacing"/>
+        <w:rPr>
+          <w:rFonts w:ascii="Calibri" w:hAnsi="Calibri" w:cs="Calibri"/>
+        </w:rPr>
+      </w:pPr>
+      <w:r>
+        <w:rPr>
+          <w:rFonts w:ascii="Calibri" w:hAnsi="Calibri" w:cs="Calibri"/>
+        </w:rPr>
+        <w:t>(</w:t>
+      </w:r>
+    </w:p>
+    <w:p>
+      <w:pPr>
+        <w:pStyle w:val="NoSpacing"/>
+        <w:rPr>
+          <w:rFonts w:ascii="Calibri" w:hAnsi="Calibri" w:cs="Calibri"/>
+        </w:rPr>
+      </w:pPr>
+      <w:r>
+        <w:rPr>
+          <w:rFonts w:ascii="Calibri" w:hAnsi="Calibri" w:cs="Calibri"/>
+        </w:rPr>
+        <w:t xml:space="preserve">    country text COLLATE </w:t>
+      </w:r>
+      <w:proofErr w:type="spellStart"/>
+      <w:r>
+        <w:rPr>
+          <w:rFonts w:ascii="Calibri" w:hAnsi="Calibri" w:cs="Calibri"/>
+        </w:rPr>
         <w:t>pg_catalog."default</w:t>
       </w:r>
       <w:proofErr w:type="spellEnd"/>
       <w:r>
-        <w:t>" NOT NULL,</w:t>
-      </w:r>
-    </w:p>
-    <w:p>
-      <w:pPr>
-        <w:pStyle w:val="NoSpacing"/>
-      </w:pPr>
-      <w:r>
-        <w:t xml:space="preserve">    "ISO3166-2" text COLLATE </w:t>
-      </w:r>
-      <w:proofErr w:type="spellStart"/>
-      <w:r>
+        <w:rPr>
+          <w:rFonts w:ascii="Calibri" w:hAnsi="Calibri" w:cs="Calibri"/>
+        </w:rPr>
+        <w:t>",</w:t>
+      </w:r>
+    </w:p>
+    <w:p>
+      <w:pPr>
+        <w:pStyle w:val="NoSpacing"/>
+        <w:rPr>
+          <w:rFonts w:ascii="Calibri" w:hAnsi="Calibri" w:cs="Calibri"/>
+        </w:rPr>
+      </w:pPr>
+      <w:r>
+        <w:rPr>
+          <w:rFonts w:ascii="Calibri" w:hAnsi="Calibri" w:cs="Calibri"/>
+        </w:rPr>
+        <w:t xml:space="preserve">    </w:t>
+      </w:r>
+      <w:proofErr w:type="spellStart"/>
+      <w:r>
+        <w:rPr>
+          <w:rFonts w:ascii="Calibri" w:hAnsi="Calibri" w:cs="Calibri"/>
+        </w:rPr>
+        <w:t>iso_code</w:t>
+      </w:r>
+      <w:proofErr w:type="spellEnd"/>
+      <w:r>
+        <w:rPr>
+          <w:rFonts w:ascii="Calibri" w:hAnsi="Calibri" w:cs="Calibri"/>
+        </w:rPr>
+        <w:t xml:space="preserve"> character </w:t>
+      </w:r>
+      <w:proofErr w:type="gramStart"/>
+      <w:r>
+        <w:rPr>
+          <w:rFonts w:ascii="Calibri" w:hAnsi="Calibri" w:cs="Calibri"/>
+        </w:rPr>
+        <w:t>varying(</w:t>
+      </w:r>
+      <w:proofErr w:type="gramEnd"/>
+      <w:r>
+        <w:rPr>
+          <w:rFonts w:ascii="Calibri" w:hAnsi="Calibri" w:cs="Calibri"/>
+        </w:rPr>
+        <w:t xml:space="preserve">5) COLLATE </w:t>
+      </w:r>
+      <w:proofErr w:type="spellStart"/>
+      <w:r>
+        <w:rPr>
+          <w:rFonts w:ascii="Calibri" w:hAnsi="Calibri" w:cs="Calibri"/>
+        </w:rPr>
         <w:t>pg_catalog."default</w:t>
       </w:r>
       <w:proofErr w:type="spellEnd"/>
-      <w:r>
-        <w:t>",</w:t>
-      </w:r>
-    </w:p>
-    <w:p>
-      <w:pPr>
-        <w:pStyle w:val="NoSpacing"/>
-      </w:pPr>
-      <w:r>
-        <w:t xml:space="preserve">    CONSTRAINT </w:t>
-      </w:r>
-      <w:proofErr w:type="spellStart"/>
-      <w:r>
-        <w:t>isocodes_pkey</w:t>
-      </w:r>
-      <w:proofErr w:type="spellEnd"/>
-      <w:r>
-        <w:t xml:space="preserve"> PRIMARY KEY (</w:t>
-      </w:r>
-      <w:proofErr w:type="spellStart"/>
-      <w:r>
-        <w:t>isocode</w:t>
-      </w:r>
-      <w:proofErr w:type="spellEnd"/>
-      <w:r>
-        <w:t>)</w:t>
-      </w:r>
-    </w:p>
-    <w:p>
-      <w:pPr>
-        <w:pStyle w:val="NoSpacing"/>
-      </w:pPr>
-      <w:r>
-        <w:t>)</w:t>
-      </w:r>
-    </w:p>
-    <w:p>
-      <w:pPr>
-        <w:pStyle w:val="NoSpacing"/>
-      </w:pPr>
-    </w:p>
-    <w:p>
-      <w:pPr>
-        <w:pStyle w:val="NoSpacing"/>
-      </w:pPr>
-      <w:r>
-        <w:t xml:space="preserve">TABLESPACE </w:t>
-      </w:r>
-      <w:proofErr w:type="spellStart"/>
-      <w:r>
-        <w:t>pg_default</w:t>
-      </w:r>
-      <w:proofErr w:type="spellEnd"/>
-      <w:r>
-        <w:t>;</w:t>
-      </w:r>
-    </w:p>
-    <w:p>
-      <w:pPr>
-        <w:pStyle w:val="NoSpacing"/>
-      </w:pPr>
-    </w:p>
-    <w:p>
-      <w:pPr>
-        <w:pStyle w:val="NoSpacing"/>
-      </w:pPr>
-      <w:r>
-        <w:t xml:space="preserve">ALTER TABLE IF EXISTS </w:t>
-      </w:r>
-      <w:proofErr w:type="spellStart"/>
-      <w:r>
-        <w:t>public.isocodes</w:t>
-      </w:r>
-      <w:proofErr w:type="spellEnd"/>
-    </w:p>
-    <w:p>
-      <w:pPr>
-        <w:pStyle w:val="NoSpacing"/>
-      </w:pPr>
-      <w:r>
-        <w:t xml:space="preserve">    OWNER to </w:t>
-      </w:r>
-      <w:proofErr w:type="spellStart"/>
-      <w:r>
-        <w:t>postgres</w:t>
-      </w:r>
-      <w:proofErr w:type="spellEnd"/>
-      <w:r>
-        <w:t>;</w:t>
-      </w:r>
-    </w:p>
-    <w:p>
-      <w:pPr>
-        <w:pStyle w:val="NoSpacing"/>
-      </w:pPr>
-    </w:p>
-    <w:p>
-      <w:pPr>
-        <w:pStyle w:val="NoSpacing"/>
-      </w:pPr>
-    </w:p>
-    <w:p>
-      <w:pPr>
-        <w:pStyle w:val="NoSpacing"/>
-      </w:pPr>
-    </w:p>
-    <w:p>
-      <w:pPr>
-        <w:pStyle w:val="NoSpacing"/>
-        <w:rPr>
-          <w:rFonts w:ascii="Calibri" w:hAnsi="Calibri" w:cs="Calibri"/>
-        </w:rPr>
-      </w:pPr>
-      <w:r>
-        <w:rPr>
-          <w:rFonts w:ascii="Calibri" w:hAnsi="Calibri" w:cs="Calibri"/>
-        </w:rPr>
-        <w:lastRenderedPageBreak/>
-        <w:t xml:space="preserve">-- Table: </w:t>
-      </w:r>
-      <w:proofErr w:type="spellStart"/>
-      <w:r>
-        <w:rPr>
-          <w:rFonts w:ascii="Calibri" w:hAnsi="Calibri" w:cs="Calibri"/>
-        </w:rPr>
-        <w:t>public.allcountryenergy</w:t>
-      </w:r>
-      <w:proofErr w:type="spellEnd"/>
-    </w:p>
-    <w:p>
-      <w:pPr>
-        <w:pStyle w:val="NoSpacing"/>
-        <w:rPr>
-          <w:rFonts w:ascii="Calibri" w:hAnsi="Calibri" w:cs="Calibri"/>
-        </w:rPr>
-      </w:pPr>
-    </w:p>
-    <w:p>
-      <w:pPr>
-        <w:pStyle w:val="NoSpacing"/>
-        <w:rPr>
-          <w:rFonts w:ascii="Calibri" w:hAnsi="Calibri" w:cs="Calibri"/>
-        </w:rPr>
-      </w:pPr>
-      <w:r>
-        <w:rPr>
-          <w:rFonts w:ascii="Calibri" w:hAnsi="Calibri" w:cs="Calibri"/>
-        </w:rPr>
-        <w:t xml:space="preserve">-- DROP TABLE IF EXISTS </w:t>
-      </w:r>
-      <w:proofErr w:type="spellStart"/>
-      <w:r>
-        <w:rPr>
-          <w:rFonts w:ascii="Calibri" w:hAnsi="Calibri" w:cs="Calibri"/>
-        </w:rPr>
-        <w:t>public.allcountryenergy</w:t>
-      </w:r>
-      <w:proofErr w:type="spellEnd"/>
-      <w:r>
-        <w:rPr>
-          <w:rFonts w:ascii="Calibri" w:hAnsi="Calibri" w:cs="Calibri"/>
-        </w:rPr>
-        <w:t>;</w:t>
-      </w:r>
-    </w:p>
-    <w:p>
-      <w:pPr>
-        <w:pStyle w:val="NoSpacing"/>
-        <w:rPr>
-          <w:rFonts w:ascii="Calibri" w:hAnsi="Calibri" w:cs="Calibri"/>
-        </w:rPr>
-      </w:pPr>
-    </w:p>
-    <w:p>
-      <w:pPr>
-        <w:pStyle w:val="NoSpacing"/>
-        <w:rPr>
-          <w:rFonts w:ascii="Calibri" w:hAnsi="Calibri" w:cs="Calibri"/>
-        </w:rPr>
-      </w:pPr>
-      <w:r>
-        <w:rPr>
-          <w:rFonts w:ascii="Calibri" w:hAnsi="Calibri" w:cs="Calibri"/>
-        </w:rPr>
-        <w:t xml:space="preserve">CREATE TABLE IF NOT EXISTS </w:t>
-      </w:r>
-      <w:proofErr w:type="spellStart"/>
-      <w:r>
-        <w:rPr>
-          <w:rFonts w:ascii="Calibri" w:hAnsi="Calibri" w:cs="Calibri"/>
-        </w:rPr>
-        <w:t>public.allcountryenergy</w:t>
-      </w:r>
-      <w:proofErr w:type="spellEnd"/>
-    </w:p>
-    <w:p>
-      <w:pPr>
-        <w:pStyle w:val="NoSpacing"/>
-        <w:rPr>
-          <w:rFonts w:ascii="Calibri" w:hAnsi="Calibri" w:cs="Calibri"/>
-        </w:rPr>
-      </w:pPr>
-      <w:r>
-        <w:rPr>
-          <w:rFonts w:ascii="Calibri" w:hAnsi="Calibri" w:cs="Calibri"/>
-        </w:rPr>
-        <w:t>(</w:t>
-      </w:r>
-    </w:p>
-    <w:p>
-      <w:pPr>
-        <w:pStyle w:val="NoSpacing"/>
-        <w:rPr>
-          <w:rFonts w:ascii="Calibri" w:hAnsi="Calibri" w:cs="Calibri"/>
-        </w:rPr>
-      </w:pPr>
-      <w:r>
-        <w:rPr>
-          <w:rFonts w:ascii="Calibri" w:hAnsi="Calibri" w:cs="Calibri"/>
-        </w:rPr>
-        <w:t xml:space="preserve">    country text COLLATE </w:t>
-      </w:r>
-      <w:proofErr w:type="spellStart"/>
-      <w:r>
-        <w:rPr>
-          <w:rFonts w:ascii="Calibri" w:hAnsi="Calibri" w:cs="Calibri"/>
-        </w:rPr>
-        <w:t>pg_catalog."default</w:t>
-      </w:r>
-      <w:proofErr w:type="spellEnd"/>
-      <w:r>
-        <w:rPr>
-          <w:rFonts w:ascii="Calibri" w:hAnsi="Calibri" w:cs="Calibri"/>
-        </w:rPr>
-        <w:t>",</w:t>
+      <w:proofErr w:type="gramStart"/>
+      <w:r>
+        <w:rPr>
+          <w:rFonts w:ascii="Calibri" w:hAnsi="Calibri" w:cs="Calibri"/>
+        </w:rPr>
+        <w:t>" ,</w:t>
+      </w:r>
+      <w:proofErr w:type="gramEnd"/>
+    </w:p>
+    <w:p>
+      <w:pPr>
+        <w:pStyle w:val="NoSpacing"/>
+        <w:rPr>
+          <w:rFonts w:ascii="Calibri" w:hAnsi="Calibri" w:cs="Calibri"/>
+        </w:rPr>
+      </w:pPr>
+      <w:r>
+        <w:rPr>
+          <w:rFonts w:ascii="Calibri" w:hAnsi="Calibri" w:cs="Calibri"/>
+        </w:rPr>
+        <w:t xml:space="preserve">    year integer,</w:t>
       </w:r>
     </w:p>
     <w:p>
@@ -609,42 +733,14 @@
         <w:rPr>
           <w:rFonts w:ascii="Calibri" w:hAnsi="Calibri" w:cs="Calibri"/>
         </w:rPr>
-        <w:t>iso_code</w:t>
-      </w:r>
-      <w:proofErr w:type="spellEnd"/>
-      <w:r>
-        <w:rPr>
-          <w:rFonts w:ascii="Calibri" w:hAnsi="Calibri" w:cs="Calibri"/>
-        </w:rPr>
-        <w:t xml:space="preserve"> character varying(5) COLLATE </w:t>
-      </w:r>
-      <w:proofErr w:type="spellStart"/>
-      <w:r>
-        <w:rPr>
-          <w:rFonts w:ascii="Calibri" w:hAnsi="Calibri" w:cs="Calibri"/>
-        </w:rPr>
-        <w:t>pg_catalog."default</w:t>
-      </w:r>
-      <w:proofErr w:type="spellEnd"/>
-      <w:r>
-        <w:rPr>
-          <w:rFonts w:ascii="Calibri" w:hAnsi="Calibri" w:cs="Calibri"/>
-        </w:rPr>
-        <w:t>" ,</w:t>
-      </w:r>
-    </w:p>
-    <w:p>
-      <w:pPr>
-        <w:pStyle w:val="NoSpacing"/>
-        <w:rPr>
-          <w:rFonts w:ascii="Calibri" w:hAnsi="Calibri" w:cs="Calibri"/>
-        </w:rPr>
-      </w:pPr>
-      <w:r>
-        <w:rPr>
-          <w:rFonts w:ascii="Calibri" w:hAnsi="Calibri" w:cs="Calibri"/>
-        </w:rPr>
-        <w:t xml:space="preserve">    year integer,</w:t>
+        <w:t>biofuel_consumption</w:t>
+      </w:r>
+      <w:proofErr w:type="spellEnd"/>
+      <w:r>
+        <w:rPr>
+          <w:rFonts w:ascii="Calibri" w:hAnsi="Calibri" w:cs="Calibri"/>
+        </w:rPr>
+        <w:t xml:space="preserve"> integer,</w:t>
       </w:r>
     </w:p>
     <w:p>
@@ -665,7 +761,7 @@
         <w:rPr>
           <w:rFonts w:ascii="Calibri" w:hAnsi="Calibri" w:cs="Calibri"/>
         </w:rPr>
-        <w:t>biofuel_consumption</w:t>
+        <w:t>coal_consumption</w:t>
       </w:r>
       <w:proofErr w:type="spellEnd"/>
       <w:r>
@@ -693,7 +789,7 @@
         <w:rPr>
           <w:rFonts w:ascii="Calibri" w:hAnsi="Calibri" w:cs="Calibri"/>
         </w:rPr>
-        <w:t>coal_consumption</w:t>
+        <w:t>coal_production</w:t>
       </w:r>
       <w:proofErr w:type="spellEnd"/>
       <w:r>
@@ -721,7 +817,7 @@
         <w:rPr>
           <w:rFonts w:ascii="Calibri" w:hAnsi="Calibri" w:cs="Calibri"/>
         </w:rPr>
-        <w:t>coal_production</w:t>
+        <w:t>electricity_demand</w:t>
       </w:r>
       <w:proofErr w:type="spellEnd"/>
       <w:r>
@@ -749,7 +845,7 @@
         <w:rPr>
           <w:rFonts w:ascii="Calibri" w:hAnsi="Calibri" w:cs="Calibri"/>
         </w:rPr>
-        <w:t>electricity_demand</w:t>
+        <w:t>biofuel_electricity</w:t>
       </w:r>
       <w:proofErr w:type="spellEnd"/>
       <w:r>
@@ -777,7 +873,7 @@
         <w:rPr>
           <w:rFonts w:ascii="Calibri" w:hAnsi="Calibri" w:cs="Calibri"/>
         </w:rPr>
-        <w:t>biofuel_electricity</w:t>
+        <w:t>coal_electricity</w:t>
       </w:r>
       <w:proofErr w:type="spellEnd"/>
       <w:r>
@@ -805,7 +901,7 @@
         <w:rPr>
           <w:rFonts w:ascii="Calibri" w:hAnsi="Calibri" w:cs="Calibri"/>
         </w:rPr>
-        <w:t>coal_electricity</w:t>
+        <w:t>fossil_electricity</w:t>
       </w:r>
       <w:proofErr w:type="spellEnd"/>
       <w:r>
@@ -833,7 +929,7 @@
         <w:rPr>
           <w:rFonts w:ascii="Calibri" w:hAnsi="Calibri" w:cs="Calibri"/>
         </w:rPr>
-        <w:t>fossil_electricity</w:t>
+        <w:t>gas_electricity</w:t>
       </w:r>
       <w:proofErr w:type="spellEnd"/>
       <w:r>
@@ -861,7 +957,7 @@
         <w:rPr>
           <w:rFonts w:ascii="Calibri" w:hAnsi="Calibri" w:cs="Calibri"/>
         </w:rPr>
-        <w:t>gas_electricity</w:t>
+        <w:t>hydro_electricity</w:t>
       </w:r>
       <w:proofErr w:type="spellEnd"/>
       <w:r>
@@ -889,7 +985,7 @@
         <w:rPr>
           <w:rFonts w:ascii="Calibri" w:hAnsi="Calibri" w:cs="Calibri"/>
         </w:rPr>
-        <w:t>hydro_electricity</w:t>
+        <w:t>nuclear_electricity</w:t>
       </w:r>
       <w:proofErr w:type="spellEnd"/>
       <w:r>
@@ -917,7 +1013,7 @@
         <w:rPr>
           <w:rFonts w:ascii="Calibri" w:hAnsi="Calibri" w:cs="Calibri"/>
         </w:rPr>
-        <w:t>nuclear_electricity</w:t>
+        <w:t>oil_electricity</w:t>
       </w:r>
       <w:proofErr w:type="spellEnd"/>
       <w:r>
@@ -945,7 +1041,7 @@
         <w:rPr>
           <w:rFonts w:ascii="Calibri" w:hAnsi="Calibri" w:cs="Calibri"/>
         </w:rPr>
-        <w:t>oil_electricity</w:t>
+        <w:t>other_renewable_exc_biofuel_electricity</w:t>
       </w:r>
       <w:proofErr w:type="spellEnd"/>
       <w:r>
@@ -973,7 +1069,7 @@
         <w:rPr>
           <w:rFonts w:ascii="Calibri" w:hAnsi="Calibri" w:cs="Calibri"/>
         </w:rPr>
-        <w:t>other_renewable_exc_biofuel_electricity</w:t>
+        <w:t>other_renewable_electricity</w:t>
       </w:r>
       <w:proofErr w:type="spellEnd"/>
       <w:r>
@@ -1001,7 +1097,7 @@
         <w:rPr>
           <w:rFonts w:ascii="Calibri" w:hAnsi="Calibri" w:cs="Calibri"/>
         </w:rPr>
-        <w:t>other_renewable_electricity</w:t>
+        <w:t>renewables_electricity</w:t>
       </w:r>
       <w:proofErr w:type="spellEnd"/>
       <w:r>
@@ -1029,7 +1125,7 @@
         <w:rPr>
           <w:rFonts w:ascii="Calibri" w:hAnsi="Calibri" w:cs="Calibri"/>
         </w:rPr>
-        <w:t>renewables_electricity</w:t>
+        <w:t>solar_electricity</w:t>
       </w:r>
       <w:proofErr w:type="spellEnd"/>
       <w:r>
@@ -1057,7 +1153,7 @@
         <w:rPr>
           <w:rFonts w:ascii="Calibri" w:hAnsi="Calibri" w:cs="Calibri"/>
         </w:rPr>
-        <w:t>solar_electricity</w:t>
+        <w:t>wind_electricity</w:t>
       </w:r>
       <w:proofErr w:type="spellEnd"/>
       <w:r>
@@ -1085,7 +1181,7 @@
         <w:rPr>
           <w:rFonts w:ascii="Calibri" w:hAnsi="Calibri" w:cs="Calibri"/>
         </w:rPr>
-        <w:t>wind_electricity</w:t>
+        <w:t>electricity_generation</w:t>
       </w:r>
       <w:proofErr w:type="spellEnd"/>
       <w:r>
@@ -1113,7 +1209,7 @@
         <w:rPr>
           <w:rFonts w:ascii="Calibri" w:hAnsi="Calibri" w:cs="Calibri"/>
         </w:rPr>
-        <w:t>electricity_generation</w:t>
+        <w:t>fossil_fuel_consumption</w:t>
       </w:r>
       <w:proofErr w:type="spellEnd"/>
       <w:r>
@@ -1141,7 +1237,7 @@
         <w:rPr>
           <w:rFonts w:ascii="Calibri" w:hAnsi="Calibri" w:cs="Calibri"/>
         </w:rPr>
-        <w:t>fossil_fuel_consumption</w:t>
+        <w:t>gas_consumption</w:t>
       </w:r>
       <w:proofErr w:type="spellEnd"/>
       <w:r>
@@ -1169,7 +1265,7 @@
         <w:rPr>
           <w:rFonts w:ascii="Calibri" w:hAnsi="Calibri" w:cs="Calibri"/>
         </w:rPr>
-        <w:t>gas_consumption</w:t>
+        <w:t>gas_production</w:t>
       </w:r>
       <w:proofErr w:type="spellEnd"/>
       <w:r>
@@ -1197,7 +1293,7 @@
         <w:rPr>
           <w:rFonts w:ascii="Calibri" w:hAnsi="Calibri" w:cs="Calibri"/>
         </w:rPr>
-        <w:t>gas_production</w:t>
+        <w:t>hydro_consumption</w:t>
       </w:r>
       <w:proofErr w:type="spellEnd"/>
       <w:r>
@@ -1225,7 +1321,7 @@
         <w:rPr>
           <w:rFonts w:ascii="Calibri" w:hAnsi="Calibri" w:cs="Calibri"/>
         </w:rPr>
-        <w:t>hydro_consumption</w:t>
+        <w:t>low_carbon_consumption</w:t>
       </w:r>
       <w:proofErr w:type="spellEnd"/>
       <w:r>
@@ -1253,7 +1349,7 @@
         <w:rPr>
           <w:rFonts w:ascii="Calibri" w:hAnsi="Calibri" w:cs="Calibri"/>
         </w:rPr>
-        <w:t>low_carbon_consumption</w:t>
+        <w:t>nuclear_consumption</w:t>
       </w:r>
       <w:proofErr w:type="spellEnd"/>
       <w:r>
@@ -1281,7 +1377,7 @@
         <w:rPr>
           <w:rFonts w:ascii="Calibri" w:hAnsi="Calibri" w:cs="Calibri"/>
         </w:rPr>
-        <w:t>nuclear_consumption</w:t>
+        <w:t>oil_consumption</w:t>
       </w:r>
       <w:proofErr w:type="spellEnd"/>
       <w:r>
@@ -1309,7 +1405,7 @@
         <w:rPr>
           <w:rFonts w:ascii="Calibri" w:hAnsi="Calibri" w:cs="Calibri"/>
         </w:rPr>
-        <w:t>oil_consumption</w:t>
+        <w:t>oil_production</w:t>
       </w:r>
       <w:proofErr w:type="spellEnd"/>
       <w:r>
@@ -1337,7 +1433,7 @@
         <w:rPr>
           <w:rFonts w:ascii="Calibri" w:hAnsi="Calibri" w:cs="Calibri"/>
         </w:rPr>
-        <w:t>oil_production</w:t>
+        <w:t>other_renewables_cons_change_pct</w:t>
       </w:r>
       <w:proofErr w:type="spellEnd"/>
       <w:r>
@@ -1365,7 +1461,7 @@
         <w:rPr>
           <w:rFonts w:ascii="Calibri" w:hAnsi="Calibri" w:cs="Calibri"/>
         </w:rPr>
-        <w:t>other_renewables_cons_change_pct</w:t>
+        <w:t>other_renewables_share_energy</w:t>
       </w:r>
       <w:proofErr w:type="spellEnd"/>
       <w:r>
@@ -1393,7 +1489,7 @@
         <w:rPr>
           <w:rFonts w:ascii="Calibri" w:hAnsi="Calibri" w:cs="Calibri"/>
         </w:rPr>
-        <w:t>other_renewables_share_energy</w:t>
+        <w:t>other_renewables_cons_change_twh</w:t>
       </w:r>
       <w:proofErr w:type="spellEnd"/>
       <w:r>
@@ -1421,7 +1517,7 @@
         <w:rPr>
           <w:rFonts w:ascii="Calibri" w:hAnsi="Calibri" w:cs="Calibri"/>
         </w:rPr>
-        <w:t>other_renewables_cons_change_twh</w:t>
+        <w:t>other_renewable_consumption</w:t>
       </w:r>
       <w:proofErr w:type="spellEnd"/>
       <w:r>
@@ -1449,7 +1545,7 @@
         <w:rPr>
           <w:rFonts w:ascii="Calibri" w:hAnsi="Calibri" w:cs="Calibri"/>
         </w:rPr>
-        <w:t>other_renewable_consumption</w:t>
+        <w:t>other_renewables_share_elec</w:t>
       </w:r>
       <w:proofErr w:type="spellEnd"/>
       <w:r>
@@ -1477,7 +1573,7 @@
         <w:rPr>
           <w:rFonts w:ascii="Calibri" w:hAnsi="Calibri" w:cs="Calibri"/>
         </w:rPr>
-        <w:t>other_renewables_share_elec</w:t>
+        <w:t>primary_energy_consumption</w:t>
       </w:r>
       <w:proofErr w:type="spellEnd"/>
       <w:r>
@@ -1505,7 +1601,7 @@
         <w:rPr>
           <w:rFonts w:ascii="Calibri" w:hAnsi="Calibri" w:cs="Calibri"/>
         </w:rPr>
-        <w:t>primary_energy_consumption</w:t>
+        <w:t>renewables_share_elec</w:t>
       </w:r>
       <w:proofErr w:type="spellEnd"/>
       <w:r>
@@ -1533,7 +1629,7 @@
         <w:rPr>
           <w:rFonts w:ascii="Calibri" w:hAnsi="Calibri" w:cs="Calibri"/>
         </w:rPr>
-        <w:t>renewables_share_elec</w:t>
+        <w:t>renewables_share_energy</w:t>
       </w:r>
       <w:proofErr w:type="spellEnd"/>
       <w:r>
@@ -1561,63 +1657,7 @@
         <w:rPr>
           <w:rFonts w:ascii="Calibri" w:hAnsi="Calibri" w:cs="Calibri"/>
         </w:rPr>
-        <w:t>renewables_share_energy</w:t>
-      </w:r>
-      <w:proofErr w:type="spellEnd"/>
-      <w:r>
-        <w:rPr>
-          <w:rFonts w:ascii="Calibri" w:hAnsi="Calibri" w:cs="Calibri"/>
-        </w:rPr>
-        <w:t xml:space="preserve"> integer,</w:t>
-      </w:r>
-    </w:p>
-    <w:p>
-      <w:pPr>
-        <w:pStyle w:val="NoSpacing"/>
-        <w:rPr>
-          <w:rFonts w:ascii="Calibri" w:hAnsi="Calibri" w:cs="Calibri"/>
-        </w:rPr>
-      </w:pPr>
-      <w:r>
-        <w:rPr>
-          <w:rFonts w:ascii="Calibri" w:hAnsi="Calibri" w:cs="Calibri"/>
-        </w:rPr>
-        <w:t xml:space="preserve">    </w:t>
-      </w:r>
-      <w:proofErr w:type="spellStart"/>
-      <w:r>
-        <w:rPr>
-          <w:rFonts w:ascii="Calibri" w:hAnsi="Calibri" w:cs="Calibri"/>
-        </w:rPr>
         <w:t>renewables_consumption</w:t>
-      </w:r>
-      <w:proofErr w:type="spellEnd"/>
-      <w:r>
-        <w:rPr>
-          <w:rFonts w:ascii="Calibri" w:hAnsi="Calibri" w:cs="Calibri"/>
-        </w:rPr>
-        <w:t xml:space="preserve"> integer,</w:t>
-      </w:r>
-    </w:p>
-    <w:p>
-      <w:pPr>
-        <w:pStyle w:val="NoSpacing"/>
-        <w:rPr>
-          <w:rFonts w:ascii="Calibri" w:hAnsi="Calibri" w:cs="Calibri"/>
-        </w:rPr>
-      </w:pPr>
-      <w:r>
-        <w:rPr>
-          <w:rFonts w:ascii="Calibri" w:hAnsi="Calibri" w:cs="Calibri"/>
-        </w:rPr>
-        <w:t xml:space="preserve">    </w:t>
-      </w:r>
-      <w:proofErr w:type="spellStart"/>
-      <w:r>
-        <w:rPr>
-          <w:rFonts w:ascii="Calibri" w:hAnsi="Calibri" w:cs="Calibri"/>
-        </w:rPr>
-        <w:t>solar_share_elec</w:t>
       </w:r>
       <w:proofErr w:type="spellEnd"/>
       <w:r>
@@ -1646,6 +1686,34 @@
         <w:rPr>
           <w:rFonts w:ascii="Calibri" w:hAnsi="Calibri" w:cs="Calibri"/>
         </w:rPr>
+        <w:t>solar_share_elec</w:t>
+      </w:r>
+      <w:proofErr w:type="spellEnd"/>
+      <w:r>
+        <w:rPr>
+          <w:rFonts w:ascii="Calibri" w:hAnsi="Calibri" w:cs="Calibri"/>
+        </w:rPr>
+        <w:t xml:space="preserve"> integer,</w:t>
+      </w:r>
+    </w:p>
+    <w:p>
+      <w:pPr>
+        <w:pStyle w:val="NoSpacing"/>
+        <w:rPr>
+          <w:rFonts w:ascii="Calibri" w:hAnsi="Calibri" w:cs="Calibri"/>
+        </w:rPr>
+      </w:pPr>
+      <w:r>
+        <w:rPr>
+          <w:rFonts w:ascii="Calibri" w:hAnsi="Calibri" w:cs="Calibri"/>
+        </w:rPr>
+        <w:t xml:space="preserve">    </w:t>
+      </w:r>
+      <w:proofErr w:type="spellStart"/>
+      <w:r>
+        <w:rPr>
+          <w:rFonts w:ascii="Calibri" w:hAnsi="Calibri" w:cs="Calibri"/>
+        </w:rPr>
         <w:t>solar_share_energy</w:t>
       </w:r>
       <w:proofErr w:type="spellEnd"/>
@@ -1767,14 +1835,46 @@
         </w:rPr>
         <w:t xml:space="preserve"> integer</w:t>
       </w:r>
-    </w:p>
-    <w:p>
-      <w:pPr>
-        <w:pStyle w:val="NoSpacing"/>
-        <w:rPr>
-          <w:rFonts w:ascii="Calibri" w:hAnsi="Calibri" w:cs="Calibri"/>
-        </w:rPr>
-      </w:pPr>
+      <w:r>
+        <w:rPr>
+          <w:rFonts w:ascii="Calibri" w:hAnsi="Calibri" w:cs="Calibri"/>
+        </w:rPr>
+        <w:t>,</w:t>
+      </w:r>
+    </w:p>
+    <w:p>
+      <w:pPr>
+        <w:pStyle w:val="NoSpacing"/>
+        <w:rPr>
+          <w:rFonts w:ascii="Calibri" w:hAnsi="Calibri" w:cs="Calibri"/>
+        </w:rPr>
+      </w:pPr>
+      <w:r>
+        <w:rPr>
+          <w:rFonts w:ascii="Calibri" w:hAnsi="Calibri" w:cs="Calibri"/>
+        </w:rPr>
+        <w:t xml:space="preserve">    </w:t>
+      </w:r>
+      <w:r>
+        <w:rPr>
+          <w:rFonts w:ascii="Calibri" w:hAnsi="Calibri" w:cs="Calibri"/>
+        </w:rPr>
+        <w:t xml:space="preserve">embedding </w:t>
+      </w:r>
+      <w:proofErr w:type="gramStart"/>
+      <w:r>
+        <w:rPr>
+          <w:rFonts w:ascii="Calibri" w:hAnsi="Calibri" w:cs="Calibri"/>
+        </w:rPr>
+        <w:t>VECTOR(</w:t>
+      </w:r>
+      <w:proofErr w:type="gramEnd"/>
+      <w:r>
+        <w:rPr>
+          <w:rFonts w:ascii="Calibri" w:hAnsi="Calibri" w:cs="Calibri"/>
+        </w:rPr>
+        <w:t>768</w:t>
+      </w:r>
       <w:r>
         <w:rPr>
           <w:rFonts w:ascii="Calibri" w:hAnsi="Calibri" w:cs="Calibri"/>
@@ -1789,6 +1889,20 @@
           <w:rFonts w:ascii="Calibri" w:hAnsi="Calibri" w:cs="Calibri"/>
         </w:rPr>
       </w:pPr>
+      <w:r>
+        <w:rPr>
+          <w:rFonts w:ascii="Calibri" w:hAnsi="Calibri" w:cs="Calibri"/>
+        </w:rPr>
+        <w:t>)</w:t>
+      </w:r>
+    </w:p>
+    <w:p>
+      <w:pPr>
+        <w:pStyle w:val="NoSpacing"/>
+        <w:rPr>
+          <w:rFonts w:ascii="Calibri" w:hAnsi="Calibri" w:cs="Calibri"/>
+        </w:rPr>
+      </w:pPr>
     </w:p>
     <w:p>
       <w:pPr>
@@ -1840,6 +1954,7 @@
         <w:t xml:space="preserve">ALTER TABLE IF EXISTS </w:t>
       </w:r>
       <w:proofErr w:type="spellStart"/>
+      <w:proofErr w:type="gramStart"/>
       <w:r>
         <w:rPr>
           <w:rFonts w:ascii="Calibri" w:hAnsi="Calibri" w:cs="Calibri"/>
@@ -1847,6 +1962,7 @@
         <w:t>public.allcountryenergy</w:t>
       </w:r>
       <w:proofErr w:type="spellEnd"/>
+      <w:proofErr w:type="gramEnd"/>
     </w:p>
     <w:p>
       <w:pPr>
@@ -1898,6 +2014,7 @@
         <w:t xml:space="preserve">-- Table: </w:t>
       </w:r>
       <w:proofErr w:type="spellStart"/>
+      <w:proofErr w:type="gramStart"/>
       <w:r>
         <w:rPr>
           <w:rFonts w:ascii="Calibri" w:hAnsi="Calibri" w:cs="Calibri"/>
@@ -1905,6 +2022,7 @@
         <w:t>public.worldconsumption</w:t>
       </w:r>
       <w:proofErr w:type="spellEnd"/>
+      <w:proofErr w:type="gramEnd"/>
     </w:p>
     <w:p>
       <w:pPr>
@@ -1928,6 +2046,7 @@
         <w:t xml:space="preserve">-- DROP TABLE IF EXISTS </w:t>
       </w:r>
       <w:proofErr w:type="spellStart"/>
+      <w:proofErr w:type="gramStart"/>
       <w:r>
         <w:rPr>
           <w:rFonts w:ascii="Calibri" w:hAnsi="Calibri" w:cs="Calibri"/>
@@ -1935,6 +2054,7 @@
         <w:t>public.worldconsumption</w:t>
       </w:r>
       <w:proofErr w:type="spellEnd"/>
+      <w:proofErr w:type="gramEnd"/>
       <w:r>
         <w:rPr>
           <w:rFonts w:ascii="Calibri" w:hAnsi="Calibri" w:cs="Calibri"/>
@@ -1964,6 +2084,7 @@
         <w:t xml:space="preserve">CREATE TABLE IF NOT EXISTS </w:t>
       </w:r>
       <w:proofErr w:type="spellStart"/>
+      <w:proofErr w:type="gramStart"/>
       <w:r>
         <w:rPr>
           <w:rFonts w:ascii="Calibri" w:hAnsi="Calibri" w:cs="Calibri"/>
@@ -1971,6 +2092,7 @@
         <w:t>public.worldconsumption</w:t>
       </w:r>
       <w:proofErr w:type="spellEnd"/>
+      <w:proofErr w:type="gramEnd"/>
     </w:p>
     <w:p>
       <w:pPr>
@@ -2081,315 +2203,581 @@
         <w:rPr>
           <w:rFonts w:ascii="Calibri" w:hAnsi="Calibri" w:cs="Calibri"/>
         </w:rPr>
-        <w:t xml:space="preserve">    "1980" numeric(20,10),</w:t>
-      </w:r>
-    </w:p>
-    <w:p>
-      <w:pPr>
-        <w:pStyle w:val="NoSpacing"/>
-        <w:rPr>
-          <w:rFonts w:ascii="Calibri" w:hAnsi="Calibri" w:cs="Calibri"/>
-        </w:rPr>
-      </w:pPr>
-      <w:r>
-        <w:rPr>
-          <w:rFonts w:ascii="Calibri" w:hAnsi="Calibri" w:cs="Calibri"/>
-        </w:rPr>
-        <w:t xml:space="preserve">    "1981" numeric(20,10),</w:t>
-      </w:r>
-    </w:p>
-    <w:p>
-      <w:pPr>
-        <w:pStyle w:val="NoSpacing"/>
-        <w:rPr>
-          <w:rFonts w:ascii="Calibri" w:hAnsi="Calibri" w:cs="Calibri"/>
-        </w:rPr>
-      </w:pPr>
-      <w:r>
-        <w:rPr>
-          <w:rFonts w:ascii="Calibri" w:hAnsi="Calibri" w:cs="Calibri"/>
-        </w:rPr>
-        <w:t xml:space="preserve">    "1982" numeric(20,10),</w:t>
-      </w:r>
-    </w:p>
-    <w:p>
-      <w:pPr>
-        <w:pStyle w:val="NoSpacing"/>
-        <w:rPr>
-          <w:rFonts w:ascii="Calibri" w:hAnsi="Calibri" w:cs="Calibri"/>
-        </w:rPr>
-      </w:pPr>
-      <w:r>
-        <w:rPr>
-          <w:rFonts w:ascii="Calibri" w:hAnsi="Calibri" w:cs="Calibri"/>
-        </w:rPr>
-        <w:t xml:space="preserve">    "1983" numeric(20,10),</w:t>
-      </w:r>
-    </w:p>
-    <w:p>
-      <w:pPr>
-        <w:pStyle w:val="NoSpacing"/>
-        <w:rPr>
-          <w:rFonts w:ascii="Calibri" w:hAnsi="Calibri" w:cs="Calibri"/>
-        </w:rPr>
-      </w:pPr>
-      <w:r>
-        <w:rPr>
-          <w:rFonts w:ascii="Calibri" w:hAnsi="Calibri" w:cs="Calibri"/>
-        </w:rPr>
-        <w:t xml:space="preserve">    "1984" numeric(20,10),</w:t>
-      </w:r>
-    </w:p>
-    <w:p>
-      <w:pPr>
-        <w:pStyle w:val="NoSpacing"/>
-        <w:rPr>
-          <w:rFonts w:ascii="Calibri" w:hAnsi="Calibri" w:cs="Calibri"/>
-        </w:rPr>
-      </w:pPr>
-      <w:r>
-        <w:rPr>
-          <w:rFonts w:ascii="Calibri" w:hAnsi="Calibri" w:cs="Calibri"/>
-        </w:rPr>
-        <w:t xml:space="preserve">    "1985" numeric(20,10),</w:t>
-      </w:r>
-    </w:p>
-    <w:p>
-      <w:pPr>
-        <w:pStyle w:val="NoSpacing"/>
-        <w:rPr>
-          <w:rFonts w:ascii="Calibri" w:hAnsi="Calibri" w:cs="Calibri"/>
-        </w:rPr>
-      </w:pPr>
-      <w:r>
-        <w:rPr>
-          <w:rFonts w:ascii="Calibri" w:hAnsi="Calibri" w:cs="Calibri"/>
-        </w:rPr>
-        <w:t xml:space="preserve">    "1986" numeric(20,10),</w:t>
-      </w:r>
-    </w:p>
-    <w:p>
-      <w:pPr>
-        <w:pStyle w:val="NoSpacing"/>
-        <w:rPr>
-          <w:rFonts w:ascii="Calibri" w:hAnsi="Calibri" w:cs="Calibri"/>
-        </w:rPr>
-      </w:pPr>
-      <w:r>
-        <w:rPr>
-          <w:rFonts w:ascii="Calibri" w:hAnsi="Calibri" w:cs="Calibri"/>
-        </w:rPr>
-        <w:t xml:space="preserve">    "1987" numeric(20,10),</w:t>
-      </w:r>
-    </w:p>
-    <w:p>
-      <w:pPr>
-        <w:pStyle w:val="NoSpacing"/>
-        <w:rPr>
-          <w:rFonts w:ascii="Calibri" w:hAnsi="Calibri" w:cs="Calibri"/>
-        </w:rPr>
-      </w:pPr>
-      <w:r>
-        <w:rPr>
-          <w:rFonts w:ascii="Calibri" w:hAnsi="Calibri" w:cs="Calibri"/>
-        </w:rPr>
-        <w:t xml:space="preserve">    "1988" numeric(20,10),</w:t>
-      </w:r>
-    </w:p>
-    <w:p>
-      <w:pPr>
-        <w:pStyle w:val="NoSpacing"/>
-        <w:rPr>
-          <w:rFonts w:ascii="Calibri" w:hAnsi="Calibri" w:cs="Calibri"/>
-        </w:rPr>
-      </w:pPr>
-      <w:r>
-        <w:rPr>
-          <w:rFonts w:ascii="Calibri" w:hAnsi="Calibri" w:cs="Calibri"/>
-        </w:rPr>
-        <w:t xml:space="preserve">    "1989" numeric(20,10),</w:t>
-      </w:r>
-    </w:p>
-    <w:p>
-      <w:pPr>
-        <w:pStyle w:val="NoSpacing"/>
-        <w:rPr>
-          <w:rFonts w:ascii="Calibri" w:hAnsi="Calibri" w:cs="Calibri"/>
-        </w:rPr>
-      </w:pPr>
-      <w:r>
-        <w:rPr>
-          <w:rFonts w:ascii="Calibri" w:hAnsi="Calibri" w:cs="Calibri"/>
-        </w:rPr>
-        <w:t xml:space="preserve">    "1990" numeric(20,10),</w:t>
-      </w:r>
-    </w:p>
-    <w:p>
-      <w:pPr>
-        <w:pStyle w:val="NoSpacing"/>
-        <w:rPr>
-          <w:rFonts w:ascii="Calibri" w:hAnsi="Calibri" w:cs="Calibri"/>
-        </w:rPr>
-      </w:pPr>
-      <w:r>
-        <w:rPr>
-          <w:rFonts w:ascii="Calibri" w:hAnsi="Calibri" w:cs="Calibri"/>
-        </w:rPr>
-        <w:t xml:space="preserve">    "1991" numeric(20,10),</w:t>
-      </w:r>
-    </w:p>
-    <w:p>
-      <w:pPr>
-        <w:pStyle w:val="NoSpacing"/>
-        <w:rPr>
-          <w:rFonts w:ascii="Calibri" w:hAnsi="Calibri" w:cs="Calibri"/>
-        </w:rPr>
-      </w:pPr>
-      <w:r>
-        <w:rPr>
-          <w:rFonts w:ascii="Calibri" w:hAnsi="Calibri" w:cs="Calibri"/>
-        </w:rPr>
-        <w:t xml:space="preserve">    "1992" numeric(20,10),</w:t>
-      </w:r>
-    </w:p>
-    <w:p>
-      <w:pPr>
-        <w:pStyle w:val="NoSpacing"/>
-        <w:rPr>
-          <w:rFonts w:ascii="Calibri" w:hAnsi="Calibri" w:cs="Calibri"/>
-        </w:rPr>
-      </w:pPr>
-      <w:r>
-        <w:rPr>
-          <w:rFonts w:ascii="Calibri" w:hAnsi="Calibri" w:cs="Calibri"/>
-        </w:rPr>
-        <w:t xml:space="preserve">    "1993" numeric(20,10),</w:t>
-      </w:r>
-    </w:p>
-    <w:p>
-      <w:pPr>
-        <w:pStyle w:val="NoSpacing"/>
-        <w:rPr>
-          <w:rFonts w:ascii="Calibri" w:hAnsi="Calibri" w:cs="Calibri"/>
-        </w:rPr>
-      </w:pPr>
-      <w:r>
-        <w:rPr>
-          <w:rFonts w:ascii="Calibri" w:hAnsi="Calibri" w:cs="Calibri"/>
-        </w:rPr>
-        <w:t xml:space="preserve">    "1994" numeric(20,10),</w:t>
-      </w:r>
-    </w:p>
-    <w:p>
-      <w:pPr>
-        <w:pStyle w:val="NoSpacing"/>
-        <w:rPr>
-          <w:rFonts w:ascii="Calibri" w:hAnsi="Calibri" w:cs="Calibri"/>
-        </w:rPr>
-      </w:pPr>
-      <w:r>
-        <w:rPr>
-          <w:rFonts w:ascii="Calibri" w:hAnsi="Calibri" w:cs="Calibri"/>
-        </w:rPr>
-        <w:t xml:space="preserve">    "1995" numeric(20,10),</w:t>
-      </w:r>
-    </w:p>
-    <w:p>
-      <w:pPr>
-        <w:pStyle w:val="NoSpacing"/>
-        <w:rPr>
-          <w:rFonts w:ascii="Calibri" w:hAnsi="Calibri" w:cs="Calibri"/>
-        </w:rPr>
-      </w:pPr>
-      <w:r>
-        <w:rPr>
-          <w:rFonts w:ascii="Calibri" w:hAnsi="Calibri" w:cs="Calibri"/>
-        </w:rPr>
-        <w:t xml:space="preserve">    "1996" numeric(20,10),</w:t>
-      </w:r>
-    </w:p>
-    <w:p>
-      <w:pPr>
-        <w:pStyle w:val="NoSpacing"/>
-        <w:rPr>
-          <w:rFonts w:ascii="Calibri" w:hAnsi="Calibri" w:cs="Calibri"/>
-        </w:rPr>
-      </w:pPr>
-      <w:r>
-        <w:rPr>
-          <w:rFonts w:ascii="Calibri" w:hAnsi="Calibri" w:cs="Calibri"/>
-        </w:rPr>
-        <w:t xml:space="preserve">    "1997" numeric(20,10),</w:t>
-      </w:r>
-    </w:p>
-    <w:p>
-      <w:pPr>
-        <w:pStyle w:val="NoSpacing"/>
-        <w:rPr>
-          <w:rFonts w:ascii="Calibri" w:hAnsi="Calibri" w:cs="Calibri"/>
-        </w:rPr>
-      </w:pPr>
-      <w:r>
-        <w:rPr>
-          <w:rFonts w:ascii="Calibri" w:hAnsi="Calibri" w:cs="Calibri"/>
-        </w:rPr>
-        <w:t xml:space="preserve">    "1998" numeric(20,10),</w:t>
-      </w:r>
-    </w:p>
-    <w:p>
-      <w:pPr>
-        <w:pStyle w:val="NoSpacing"/>
-        <w:rPr>
-          <w:rFonts w:ascii="Calibri" w:hAnsi="Calibri" w:cs="Calibri"/>
-        </w:rPr>
-      </w:pPr>
-      <w:r>
-        <w:rPr>
-          <w:rFonts w:ascii="Calibri" w:hAnsi="Calibri" w:cs="Calibri"/>
-        </w:rPr>
-        <w:t xml:space="preserve">    "1999" numeric(20,10),</w:t>
-      </w:r>
-    </w:p>
-    <w:p>
-      <w:pPr>
-        <w:pStyle w:val="NoSpacing"/>
-        <w:rPr>
-          <w:rFonts w:ascii="Calibri" w:hAnsi="Calibri" w:cs="Calibri"/>
-        </w:rPr>
-      </w:pPr>
-      <w:r>
-        <w:rPr>
-          <w:rFonts w:ascii="Calibri" w:hAnsi="Calibri" w:cs="Calibri"/>
-        </w:rPr>
-        <w:t xml:space="preserve">    "2000" numeric(20,10),</w:t>
-      </w:r>
-    </w:p>
-    <w:p>
-      <w:pPr>
-        <w:pStyle w:val="NoSpacing"/>
-        <w:rPr>
-          <w:rFonts w:ascii="Calibri" w:hAnsi="Calibri" w:cs="Calibri"/>
-        </w:rPr>
-      </w:pPr>
-      <w:r>
-        <w:rPr>
-          <w:rFonts w:ascii="Calibri" w:hAnsi="Calibri" w:cs="Calibri"/>
-        </w:rPr>
-        <w:t xml:space="preserve">    "2001" numeric(20,10),</w:t>
-      </w:r>
-    </w:p>
-    <w:p>
-      <w:pPr>
-        <w:pStyle w:val="NoSpacing"/>
-        <w:rPr>
-          <w:rFonts w:ascii="Calibri" w:hAnsi="Calibri" w:cs="Calibri"/>
-        </w:rPr>
-      </w:pPr>
-      <w:r>
-        <w:rPr>
-          <w:rFonts w:ascii="Calibri" w:hAnsi="Calibri" w:cs="Calibri"/>
-        </w:rPr>
-        <w:t xml:space="preserve">    "2002" numeric(20,10),</w:t>
+        <w:t xml:space="preserve">    "1980" </w:t>
+      </w:r>
+      <w:proofErr w:type="gramStart"/>
+      <w:r>
+        <w:rPr>
+          <w:rFonts w:ascii="Calibri" w:hAnsi="Calibri" w:cs="Calibri"/>
+        </w:rPr>
+        <w:t>numeric(</w:t>
+      </w:r>
+      <w:proofErr w:type="gramEnd"/>
+      <w:r>
+        <w:rPr>
+          <w:rFonts w:ascii="Calibri" w:hAnsi="Calibri" w:cs="Calibri"/>
+        </w:rPr>
+        <w:t>20,10),</w:t>
+      </w:r>
+    </w:p>
+    <w:p>
+      <w:pPr>
+        <w:pStyle w:val="NoSpacing"/>
+        <w:rPr>
+          <w:rFonts w:ascii="Calibri" w:hAnsi="Calibri" w:cs="Calibri"/>
+        </w:rPr>
+      </w:pPr>
+      <w:r>
+        <w:rPr>
+          <w:rFonts w:ascii="Calibri" w:hAnsi="Calibri" w:cs="Calibri"/>
+        </w:rPr>
+        <w:t xml:space="preserve">    "1981" </w:t>
+      </w:r>
+      <w:proofErr w:type="gramStart"/>
+      <w:r>
+        <w:rPr>
+          <w:rFonts w:ascii="Calibri" w:hAnsi="Calibri" w:cs="Calibri"/>
+        </w:rPr>
+        <w:t>numeric(</w:t>
+      </w:r>
+      <w:proofErr w:type="gramEnd"/>
+      <w:r>
+        <w:rPr>
+          <w:rFonts w:ascii="Calibri" w:hAnsi="Calibri" w:cs="Calibri"/>
+        </w:rPr>
+        <w:t>20,10),</w:t>
+      </w:r>
+    </w:p>
+    <w:p>
+      <w:pPr>
+        <w:pStyle w:val="NoSpacing"/>
+        <w:rPr>
+          <w:rFonts w:ascii="Calibri" w:hAnsi="Calibri" w:cs="Calibri"/>
+        </w:rPr>
+      </w:pPr>
+      <w:r>
+        <w:rPr>
+          <w:rFonts w:ascii="Calibri" w:hAnsi="Calibri" w:cs="Calibri"/>
+        </w:rPr>
+        <w:t xml:space="preserve">    "1982" </w:t>
+      </w:r>
+      <w:proofErr w:type="gramStart"/>
+      <w:r>
+        <w:rPr>
+          <w:rFonts w:ascii="Calibri" w:hAnsi="Calibri" w:cs="Calibri"/>
+        </w:rPr>
+        <w:t>numeric(</w:t>
+      </w:r>
+      <w:proofErr w:type="gramEnd"/>
+      <w:r>
+        <w:rPr>
+          <w:rFonts w:ascii="Calibri" w:hAnsi="Calibri" w:cs="Calibri"/>
+        </w:rPr>
+        <w:t>20,10),</w:t>
+      </w:r>
+    </w:p>
+    <w:p>
+      <w:pPr>
+        <w:pStyle w:val="NoSpacing"/>
+        <w:rPr>
+          <w:rFonts w:ascii="Calibri" w:hAnsi="Calibri" w:cs="Calibri"/>
+        </w:rPr>
+      </w:pPr>
+      <w:r>
+        <w:rPr>
+          <w:rFonts w:ascii="Calibri" w:hAnsi="Calibri" w:cs="Calibri"/>
+        </w:rPr>
+        <w:t xml:space="preserve">    "1983" </w:t>
+      </w:r>
+      <w:proofErr w:type="gramStart"/>
+      <w:r>
+        <w:rPr>
+          <w:rFonts w:ascii="Calibri" w:hAnsi="Calibri" w:cs="Calibri"/>
+        </w:rPr>
+        <w:t>numeric(</w:t>
+      </w:r>
+      <w:proofErr w:type="gramEnd"/>
+      <w:r>
+        <w:rPr>
+          <w:rFonts w:ascii="Calibri" w:hAnsi="Calibri" w:cs="Calibri"/>
+        </w:rPr>
+        <w:t>20,10),</w:t>
+      </w:r>
+    </w:p>
+    <w:p>
+      <w:pPr>
+        <w:pStyle w:val="NoSpacing"/>
+        <w:rPr>
+          <w:rFonts w:ascii="Calibri" w:hAnsi="Calibri" w:cs="Calibri"/>
+        </w:rPr>
+      </w:pPr>
+      <w:r>
+        <w:rPr>
+          <w:rFonts w:ascii="Calibri" w:hAnsi="Calibri" w:cs="Calibri"/>
+        </w:rPr>
+        <w:t xml:space="preserve">    "1984" </w:t>
+      </w:r>
+      <w:proofErr w:type="gramStart"/>
+      <w:r>
+        <w:rPr>
+          <w:rFonts w:ascii="Calibri" w:hAnsi="Calibri" w:cs="Calibri"/>
+        </w:rPr>
+        <w:t>numeric(</w:t>
+      </w:r>
+      <w:proofErr w:type="gramEnd"/>
+      <w:r>
+        <w:rPr>
+          <w:rFonts w:ascii="Calibri" w:hAnsi="Calibri" w:cs="Calibri"/>
+        </w:rPr>
+        <w:t>20,10),</w:t>
+      </w:r>
+    </w:p>
+    <w:p>
+      <w:pPr>
+        <w:pStyle w:val="NoSpacing"/>
+        <w:rPr>
+          <w:rFonts w:ascii="Calibri" w:hAnsi="Calibri" w:cs="Calibri"/>
+        </w:rPr>
+      </w:pPr>
+      <w:r>
+        <w:rPr>
+          <w:rFonts w:ascii="Calibri" w:hAnsi="Calibri" w:cs="Calibri"/>
+        </w:rPr>
+        <w:t xml:space="preserve">    "1985" </w:t>
+      </w:r>
+      <w:proofErr w:type="gramStart"/>
+      <w:r>
+        <w:rPr>
+          <w:rFonts w:ascii="Calibri" w:hAnsi="Calibri" w:cs="Calibri"/>
+        </w:rPr>
+        <w:t>numeric(</w:t>
+      </w:r>
+      <w:proofErr w:type="gramEnd"/>
+      <w:r>
+        <w:rPr>
+          <w:rFonts w:ascii="Calibri" w:hAnsi="Calibri" w:cs="Calibri"/>
+        </w:rPr>
+        <w:t>20,10),</w:t>
+      </w:r>
+    </w:p>
+    <w:p>
+      <w:pPr>
+        <w:pStyle w:val="NoSpacing"/>
+        <w:rPr>
+          <w:rFonts w:ascii="Calibri" w:hAnsi="Calibri" w:cs="Calibri"/>
+        </w:rPr>
+      </w:pPr>
+      <w:r>
+        <w:rPr>
+          <w:rFonts w:ascii="Calibri" w:hAnsi="Calibri" w:cs="Calibri"/>
+        </w:rPr>
+        <w:t xml:space="preserve">    "1986" </w:t>
+      </w:r>
+      <w:proofErr w:type="gramStart"/>
+      <w:r>
+        <w:rPr>
+          <w:rFonts w:ascii="Calibri" w:hAnsi="Calibri" w:cs="Calibri"/>
+        </w:rPr>
+        <w:t>numeric(</w:t>
+      </w:r>
+      <w:proofErr w:type="gramEnd"/>
+      <w:r>
+        <w:rPr>
+          <w:rFonts w:ascii="Calibri" w:hAnsi="Calibri" w:cs="Calibri"/>
+        </w:rPr>
+        <w:t>20,10),</w:t>
+      </w:r>
+    </w:p>
+    <w:p>
+      <w:pPr>
+        <w:pStyle w:val="NoSpacing"/>
+        <w:rPr>
+          <w:rFonts w:ascii="Calibri" w:hAnsi="Calibri" w:cs="Calibri"/>
+        </w:rPr>
+      </w:pPr>
+      <w:r>
+        <w:rPr>
+          <w:rFonts w:ascii="Calibri" w:hAnsi="Calibri" w:cs="Calibri"/>
+        </w:rPr>
+        <w:t xml:space="preserve">    "1987" </w:t>
+      </w:r>
+      <w:proofErr w:type="gramStart"/>
+      <w:r>
+        <w:rPr>
+          <w:rFonts w:ascii="Calibri" w:hAnsi="Calibri" w:cs="Calibri"/>
+        </w:rPr>
+        <w:t>numeric(</w:t>
+      </w:r>
+      <w:proofErr w:type="gramEnd"/>
+      <w:r>
+        <w:rPr>
+          <w:rFonts w:ascii="Calibri" w:hAnsi="Calibri" w:cs="Calibri"/>
+        </w:rPr>
+        <w:t>20,10),</w:t>
+      </w:r>
+    </w:p>
+    <w:p>
+      <w:pPr>
+        <w:pStyle w:val="NoSpacing"/>
+        <w:rPr>
+          <w:rFonts w:ascii="Calibri" w:hAnsi="Calibri" w:cs="Calibri"/>
+        </w:rPr>
+      </w:pPr>
+      <w:r>
+        <w:rPr>
+          <w:rFonts w:ascii="Calibri" w:hAnsi="Calibri" w:cs="Calibri"/>
+        </w:rPr>
+        <w:t xml:space="preserve">    "1988" </w:t>
+      </w:r>
+      <w:proofErr w:type="gramStart"/>
+      <w:r>
+        <w:rPr>
+          <w:rFonts w:ascii="Calibri" w:hAnsi="Calibri" w:cs="Calibri"/>
+        </w:rPr>
+        <w:t>numeric(</w:t>
+      </w:r>
+      <w:proofErr w:type="gramEnd"/>
+      <w:r>
+        <w:rPr>
+          <w:rFonts w:ascii="Calibri" w:hAnsi="Calibri" w:cs="Calibri"/>
+        </w:rPr>
+        <w:t>20,10),</w:t>
+      </w:r>
+    </w:p>
+    <w:p>
+      <w:pPr>
+        <w:pStyle w:val="NoSpacing"/>
+        <w:rPr>
+          <w:rFonts w:ascii="Calibri" w:hAnsi="Calibri" w:cs="Calibri"/>
+        </w:rPr>
+      </w:pPr>
+      <w:r>
+        <w:rPr>
+          <w:rFonts w:ascii="Calibri" w:hAnsi="Calibri" w:cs="Calibri"/>
+        </w:rPr>
+        <w:t xml:space="preserve">    "1989" </w:t>
+      </w:r>
+      <w:proofErr w:type="gramStart"/>
+      <w:r>
+        <w:rPr>
+          <w:rFonts w:ascii="Calibri" w:hAnsi="Calibri" w:cs="Calibri"/>
+        </w:rPr>
+        <w:t>numeric(</w:t>
+      </w:r>
+      <w:proofErr w:type="gramEnd"/>
+      <w:r>
+        <w:rPr>
+          <w:rFonts w:ascii="Calibri" w:hAnsi="Calibri" w:cs="Calibri"/>
+        </w:rPr>
+        <w:t>20,10),</w:t>
+      </w:r>
+    </w:p>
+    <w:p>
+      <w:pPr>
+        <w:pStyle w:val="NoSpacing"/>
+        <w:rPr>
+          <w:rFonts w:ascii="Calibri" w:hAnsi="Calibri" w:cs="Calibri"/>
+        </w:rPr>
+      </w:pPr>
+      <w:r>
+        <w:rPr>
+          <w:rFonts w:ascii="Calibri" w:hAnsi="Calibri" w:cs="Calibri"/>
+        </w:rPr>
+        <w:t xml:space="preserve">    "1990" </w:t>
+      </w:r>
+      <w:proofErr w:type="gramStart"/>
+      <w:r>
+        <w:rPr>
+          <w:rFonts w:ascii="Calibri" w:hAnsi="Calibri" w:cs="Calibri"/>
+        </w:rPr>
+        <w:t>numeric(</w:t>
+      </w:r>
+      <w:proofErr w:type="gramEnd"/>
+      <w:r>
+        <w:rPr>
+          <w:rFonts w:ascii="Calibri" w:hAnsi="Calibri" w:cs="Calibri"/>
+        </w:rPr>
+        <w:t>20,10),</w:t>
+      </w:r>
+    </w:p>
+    <w:p>
+      <w:pPr>
+        <w:pStyle w:val="NoSpacing"/>
+        <w:rPr>
+          <w:rFonts w:ascii="Calibri" w:hAnsi="Calibri" w:cs="Calibri"/>
+        </w:rPr>
+      </w:pPr>
+      <w:r>
+        <w:rPr>
+          <w:rFonts w:ascii="Calibri" w:hAnsi="Calibri" w:cs="Calibri"/>
+        </w:rPr>
+        <w:t xml:space="preserve">    "1991" </w:t>
+      </w:r>
+      <w:proofErr w:type="gramStart"/>
+      <w:r>
+        <w:rPr>
+          <w:rFonts w:ascii="Calibri" w:hAnsi="Calibri" w:cs="Calibri"/>
+        </w:rPr>
+        <w:t>numeric(</w:t>
+      </w:r>
+      <w:proofErr w:type="gramEnd"/>
+      <w:r>
+        <w:rPr>
+          <w:rFonts w:ascii="Calibri" w:hAnsi="Calibri" w:cs="Calibri"/>
+        </w:rPr>
+        <w:t>20,10),</w:t>
+      </w:r>
+    </w:p>
+    <w:p>
+      <w:pPr>
+        <w:pStyle w:val="NoSpacing"/>
+        <w:rPr>
+          <w:rFonts w:ascii="Calibri" w:hAnsi="Calibri" w:cs="Calibri"/>
+        </w:rPr>
+      </w:pPr>
+      <w:r>
+        <w:rPr>
+          <w:rFonts w:ascii="Calibri" w:hAnsi="Calibri" w:cs="Calibri"/>
+        </w:rPr>
+        <w:t xml:space="preserve">    "1992" </w:t>
+      </w:r>
+      <w:proofErr w:type="gramStart"/>
+      <w:r>
+        <w:rPr>
+          <w:rFonts w:ascii="Calibri" w:hAnsi="Calibri" w:cs="Calibri"/>
+        </w:rPr>
+        <w:t>numeric(</w:t>
+      </w:r>
+      <w:proofErr w:type="gramEnd"/>
+      <w:r>
+        <w:rPr>
+          <w:rFonts w:ascii="Calibri" w:hAnsi="Calibri" w:cs="Calibri"/>
+        </w:rPr>
+        <w:t>20,10),</w:t>
+      </w:r>
+    </w:p>
+    <w:p>
+      <w:pPr>
+        <w:pStyle w:val="NoSpacing"/>
+        <w:rPr>
+          <w:rFonts w:ascii="Calibri" w:hAnsi="Calibri" w:cs="Calibri"/>
+        </w:rPr>
+      </w:pPr>
+      <w:r>
+        <w:rPr>
+          <w:rFonts w:ascii="Calibri" w:hAnsi="Calibri" w:cs="Calibri"/>
+        </w:rPr>
+        <w:t xml:space="preserve">    "1993" </w:t>
+      </w:r>
+      <w:proofErr w:type="gramStart"/>
+      <w:r>
+        <w:rPr>
+          <w:rFonts w:ascii="Calibri" w:hAnsi="Calibri" w:cs="Calibri"/>
+        </w:rPr>
+        <w:t>numeric(</w:t>
+      </w:r>
+      <w:proofErr w:type="gramEnd"/>
+      <w:r>
+        <w:rPr>
+          <w:rFonts w:ascii="Calibri" w:hAnsi="Calibri" w:cs="Calibri"/>
+        </w:rPr>
+        <w:t>20,10),</w:t>
+      </w:r>
+    </w:p>
+    <w:p>
+      <w:pPr>
+        <w:pStyle w:val="NoSpacing"/>
+        <w:rPr>
+          <w:rFonts w:ascii="Calibri" w:hAnsi="Calibri" w:cs="Calibri"/>
+        </w:rPr>
+      </w:pPr>
+      <w:r>
+        <w:rPr>
+          <w:rFonts w:ascii="Calibri" w:hAnsi="Calibri" w:cs="Calibri"/>
+        </w:rPr>
+        <w:t xml:space="preserve">    "1994" </w:t>
+      </w:r>
+      <w:proofErr w:type="gramStart"/>
+      <w:r>
+        <w:rPr>
+          <w:rFonts w:ascii="Calibri" w:hAnsi="Calibri" w:cs="Calibri"/>
+        </w:rPr>
+        <w:t>numeric(</w:t>
+      </w:r>
+      <w:proofErr w:type="gramEnd"/>
+      <w:r>
+        <w:rPr>
+          <w:rFonts w:ascii="Calibri" w:hAnsi="Calibri" w:cs="Calibri"/>
+        </w:rPr>
+        <w:t>20,10),</w:t>
+      </w:r>
+    </w:p>
+    <w:p>
+      <w:pPr>
+        <w:pStyle w:val="NoSpacing"/>
+        <w:rPr>
+          <w:rFonts w:ascii="Calibri" w:hAnsi="Calibri" w:cs="Calibri"/>
+        </w:rPr>
+      </w:pPr>
+      <w:r>
+        <w:rPr>
+          <w:rFonts w:ascii="Calibri" w:hAnsi="Calibri" w:cs="Calibri"/>
+        </w:rPr>
+        <w:t xml:space="preserve">    "1995" </w:t>
+      </w:r>
+      <w:proofErr w:type="gramStart"/>
+      <w:r>
+        <w:rPr>
+          <w:rFonts w:ascii="Calibri" w:hAnsi="Calibri" w:cs="Calibri"/>
+        </w:rPr>
+        <w:t>numeric(</w:t>
+      </w:r>
+      <w:proofErr w:type="gramEnd"/>
+      <w:r>
+        <w:rPr>
+          <w:rFonts w:ascii="Calibri" w:hAnsi="Calibri" w:cs="Calibri"/>
+        </w:rPr>
+        <w:t>20,10),</w:t>
+      </w:r>
+    </w:p>
+    <w:p>
+      <w:pPr>
+        <w:pStyle w:val="NoSpacing"/>
+        <w:rPr>
+          <w:rFonts w:ascii="Calibri" w:hAnsi="Calibri" w:cs="Calibri"/>
+        </w:rPr>
+      </w:pPr>
+      <w:r>
+        <w:rPr>
+          <w:rFonts w:ascii="Calibri" w:hAnsi="Calibri" w:cs="Calibri"/>
+        </w:rPr>
+        <w:t xml:space="preserve">    "1996" </w:t>
+      </w:r>
+      <w:proofErr w:type="gramStart"/>
+      <w:r>
+        <w:rPr>
+          <w:rFonts w:ascii="Calibri" w:hAnsi="Calibri" w:cs="Calibri"/>
+        </w:rPr>
+        <w:t>numeric(</w:t>
+      </w:r>
+      <w:proofErr w:type="gramEnd"/>
+      <w:r>
+        <w:rPr>
+          <w:rFonts w:ascii="Calibri" w:hAnsi="Calibri" w:cs="Calibri"/>
+        </w:rPr>
+        <w:t>20,10),</w:t>
+      </w:r>
+    </w:p>
+    <w:p>
+      <w:pPr>
+        <w:pStyle w:val="NoSpacing"/>
+        <w:rPr>
+          <w:rFonts w:ascii="Calibri" w:hAnsi="Calibri" w:cs="Calibri"/>
+        </w:rPr>
+      </w:pPr>
+      <w:r>
+        <w:rPr>
+          <w:rFonts w:ascii="Calibri" w:hAnsi="Calibri" w:cs="Calibri"/>
+        </w:rPr>
+        <w:t xml:space="preserve">    "1997" </w:t>
+      </w:r>
+      <w:proofErr w:type="gramStart"/>
+      <w:r>
+        <w:rPr>
+          <w:rFonts w:ascii="Calibri" w:hAnsi="Calibri" w:cs="Calibri"/>
+        </w:rPr>
+        <w:t>numeric(</w:t>
+      </w:r>
+      <w:proofErr w:type="gramEnd"/>
+      <w:r>
+        <w:rPr>
+          <w:rFonts w:ascii="Calibri" w:hAnsi="Calibri" w:cs="Calibri"/>
+        </w:rPr>
+        <w:t>20,10),</w:t>
+      </w:r>
+    </w:p>
+    <w:p>
+      <w:pPr>
+        <w:pStyle w:val="NoSpacing"/>
+        <w:rPr>
+          <w:rFonts w:ascii="Calibri" w:hAnsi="Calibri" w:cs="Calibri"/>
+        </w:rPr>
+      </w:pPr>
+      <w:r>
+        <w:rPr>
+          <w:rFonts w:ascii="Calibri" w:hAnsi="Calibri" w:cs="Calibri"/>
+        </w:rPr>
+        <w:t xml:space="preserve">    "1998" </w:t>
+      </w:r>
+      <w:proofErr w:type="gramStart"/>
+      <w:r>
+        <w:rPr>
+          <w:rFonts w:ascii="Calibri" w:hAnsi="Calibri" w:cs="Calibri"/>
+        </w:rPr>
+        <w:t>numeric(</w:t>
+      </w:r>
+      <w:proofErr w:type="gramEnd"/>
+      <w:r>
+        <w:rPr>
+          <w:rFonts w:ascii="Calibri" w:hAnsi="Calibri" w:cs="Calibri"/>
+        </w:rPr>
+        <w:t>20,10),</w:t>
+      </w:r>
+    </w:p>
+    <w:p>
+      <w:pPr>
+        <w:pStyle w:val="NoSpacing"/>
+        <w:rPr>
+          <w:rFonts w:ascii="Calibri" w:hAnsi="Calibri" w:cs="Calibri"/>
+        </w:rPr>
+      </w:pPr>
+      <w:r>
+        <w:rPr>
+          <w:rFonts w:ascii="Calibri" w:hAnsi="Calibri" w:cs="Calibri"/>
+        </w:rPr>
+        <w:t xml:space="preserve">    "1999" </w:t>
+      </w:r>
+      <w:proofErr w:type="gramStart"/>
+      <w:r>
+        <w:rPr>
+          <w:rFonts w:ascii="Calibri" w:hAnsi="Calibri" w:cs="Calibri"/>
+        </w:rPr>
+        <w:t>numeric(</w:t>
+      </w:r>
+      <w:proofErr w:type="gramEnd"/>
+      <w:r>
+        <w:rPr>
+          <w:rFonts w:ascii="Calibri" w:hAnsi="Calibri" w:cs="Calibri"/>
+        </w:rPr>
+        <w:t>20,10),</w:t>
+      </w:r>
+    </w:p>
+    <w:p>
+      <w:pPr>
+        <w:pStyle w:val="NoSpacing"/>
+        <w:rPr>
+          <w:rFonts w:ascii="Calibri" w:hAnsi="Calibri" w:cs="Calibri"/>
+        </w:rPr>
+      </w:pPr>
+      <w:r>
+        <w:rPr>
+          <w:rFonts w:ascii="Calibri" w:hAnsi="Calibri" w:cs="Calibri"/>
+        </w:rPr>
+        <w:t xml:space="preserve">    "2000" </w:t>
+      </w:r>
+      <w:proofErr w:type="gramStart"/>
+      <w:r>
+        <w:rPr>
+          <w:rFonts w:ascii="Calibri" w:hAnsi="Calibri" w:cs="Calibri"/>
+        </w:rPr>
+        <w:t>numeric(</w:t>
+      </w:r>
+      <w:proofErr w:type="gramEnd"/>
+      <w:r>
+        <w:rPr>
+          <w:rFonts w:ascii="Calibri" w:hAnsi="Calibri" w:cs="Calibri"/>
+        </w:rPr>
+        <w:t>20,10),</w:t>
       </w:r>
     </w:p>
     <w:p>
@@ -2404,282 +2792,650 @@
           <w:rFonts w:ascii="Calibri" w:hAnsi="Calibri" w:cs="Calibri"/>
         </w:rPr>
         <w:lastRenderedPageBreak/>
-        <w:t xml:space="preserve">    "2003" numeric(20,10),</w:t>
-      </w:r>
-    </w:p>
-    <w:p>
-      <w:pPr>
-        <w:pStyle w:val="NoSpacing"/>
-        <w:rPr>
-          <w:rFonts w:ascii="Calibri" w:hAnsi="Calibri" w:cs="Calibri"/>
-        </w:rPr>
-      </w:pPr>
-      <w:r>
-        <w:rPr>
-          <w:rFonts w:ascii="Calibri" w:hAnsi="Calibri" w:cs="Calibri"/>
-        </w:rPr>
-        <w:t xml:space="preserve">    "2004" numeric(20,10),</w:t>
-      </w:r>
-    </w:p>
-    <w:p>
-      <w:pPr>
-        <w:pStyle w:val="NoSpacing"/>
-        <w:rPr>
-          <w:rFonts w:ascii="Calibri" w:hAnsi="Calibri" w:cs="Calibri"/>
-        </w:rPr>
-      </w:pPr>
-      <w:r>
-        <w:rPr>
-          <w:rFonts w:ascii="Calibri" w:hAnsi="Calibri" w:cs="Calibri"/>
-        </w:rPr>
-        <w:t xml:space="preserve">    "2005" numeric(20,10),</w:t>
-      </w:r>
-    </w:p>
-    <w:p>
-      <w:pPr>
-        <w:pStyle w:val="NoSpacing"/>
-        <w:rPr>
-          <w:rFonts w:ascii="Calibri" w:hAnsi="Calibri" w:cs="Calibri"/>
-        </w:rPr>
-      </w:pPr>
-      <w:r>
-        <w:rPr>
-          <w:rFonts w:ascii="Calibri" w:hAnsi="Calibri" w:cs="Calibri"/>
-        </w:rPr>
-        <w:t xml:space="preserve">    "2006" numeric(20,10),</w:t>
-      </w:r>
-    </w:p>
-    <w:p>
-      <w:pPr>
-        <w:pStyle w:val="NoSpacing"/>
-        <w:rPr>
-          <w:rFonts w:ascii="Calibri" w:hAnsi="Calibri" w:cs="Calibri"/>
-        </w:rPr>
-      </w:pPr>
-      <w:r>
-        <w:rPr>
-          <w:rFonts w:ascii="Calibri" w:hAnsi="Calibri" w:cs="Calibri"/>
-        </w:rPr>
-        <w:t xml:space="preserve">    "2007" numeric(20,10),</w:t>
-      </w:r>
-    </w:p>
-    <w:p>
-      <w:pPr>
-        <w:pStyle w:val="NoSpacing"/>
-        <w:rPr>
-          <w:rFonts w:ascii="Calibri" w:hAnsi="Calibri" w:cs="Calibri"/>
-        </w:rPr>
-      </w:pPr>
-      <w:r>
-        <w:rPr>
-          <w:rFonts w:ascii="Calibri" w:hAnsi="Calibri" w:cs="Calibri"/>
-        </w:rPr>
-        <w:t xml:space="preserve">    "2008" numeric(20,10),</w:t>
-      </w:r>
-    </w:p>
-    <w:p>
-      <w:pPr>
-        <w:pStyle w:val="NoSpacing"/>
-        <w:rPr>
-          <w:rFonts w:ascii="Calibri" w:hAnsi="Calibri" w:cs="Calibri"/>
-        </w:rPr>
-      </w:pPr>
-      <w:r>
-        <w:rPr>
-          <w:rFonts w:ascii="Calibri" w:hAnsi="Calibri" w:cs="Calibri"/>
-        </w:rPr>
-        <w:t xml:space="preserve">    "2009" numeric(20,10),</w:t>
-      </w:r>
-    </w:p>
-    <w:p>
-      <w:pPr>
-        <w:pStyle w:val="NoSpacing"/>
-        <w:rPr>
-          <w:rFonts w:ascii="Calibri" w:hAnsi="Calibri" w:cs="Calibri"/>
-        </w:rPr>
-      </w:pPr>
-      <w:r>
-        <w:rPr>
-          <w:rFonts w:ascii="Calibri" w:hAnsi="Calibri" w:cs="Calibri"/>
-        </w:rPr>
-        <w:t xml:space="preserve">    "2010" numeric(20,10),</w:t>
-      </w:r>
-    </w:p>
-    <w:p>
-      <w:pPr>
-        <w:pStyle w:val="NoSpacing"/>
-        <w:rPr>
-          <w:rFonts w:ascii="Calibri" w:hAnsi="Calibri" w:cs="Calibri"/>
-        </w:rPr>
-      </w:pPr>
-      <w:r>
-        <w:rPr>
-          <w:rFonts w:ascii="Calibri" w:hAnsi="Calibri" w:cs="Calibri"/>
-        </w:rPr>
-        <w:t xml:space="preserve">    "2011" numeric(20,10),</w:t>
-      </w:r>
-    </w:p>
-    <w:p>
-      <w:pPr>
-        <w:pStyle w:val="NoSpacing"/>
-        <w:rPr>
-          <w:rFonts w:ascii="Calibri" w:hAnsi="Calibri" w:cs="Calibri"/>
-        </w:rPr>
-      </w:pPr>
-      <w:r>
-        <w:rPr>
-          <w:rFonts w:ascii="Calibri" w:hAnsi="Calibri" w:cs="Calibri"/>
-        </w:rPr>
-        <w:t xml:space="preserve">    "2012" numeric(20,10),</w:t>
-      </w:r>
-    </w:p>
-    <w:p>
-      <w:pPr>
-        <w:pStyle w:val="NoSpacing"/>
-        <w:rPr>
-          <w:rFonts w:ascii="Calibri" w:hAnsi="Calibri" w:cs="Calibri"/>
-        </w:rPr>
-      </w:pPr>
-      <w:r>
-        <w:rPr>
-          <w:rFonts w:ascii="Calibri" w:hAnsi="Calibri" w:cs="Calibri"/>
-        </w:rPr>
-        <w:t xml:space="preserve">    "2013" numeric(20,10),</w:t>
-      </w:r>
-    </w:p>
-    <w:p>
-      <w:pPr>
-        <w:pStyle w:val="NoSpacing"/>
-        <w:rPr>
-          <w:rFonts w:ascii="Calibri" w:hAnsi="Calibri" w:cs="Calibri"/>
-        </w:rPr>
-      </w:pPr>
-      <w:r>
-        <w:rPr>
-          <w:rFonts w:ascii="Calibri" w:hAnsi="Calibri" w:cs="Calibri"/>
-        </w:rPr>
-        <w:t xml:space="preserve">    "2014" numeric(20,10),</w:t>
-      </w:r>
-    </w:p>
-    <w:p>
-      <w:pPr>
-        <w:pStyle w:val="NoSpacing"/>
-        <w:rPr>
-          <w:rFonts w:ascii="Calibri" w:hAnsi="Calibri" w:cs="Calibri"/>
-        </w:rPr>
-      </w:pPr>
-      <w:r>
-        <w:rPr>
-          <w:rFonts w:ascii="Calibri" w:hAnsi="Calibri" w:cs="Calibri"/>
-        </w:rPr>
-        <w:t xml:space="preserve">    "2015" numeric(20,10),</w:t>
-      </w:r>
-    </w:p>
-    <w:p>
-      <w:pPr>
-        <w:pStyle w:val="NoSpacing"/>
-        <w:rPr>
-          <w:rFonts w:ascii="Calibri" w:hAnsi="Calibri" w:cs="Calibri"/>
-        </w:rPr>
-      </w:pPr>
-      <w:r>
-        <w:rPr>
-          <w:rFonts w:ascii="Calibri" w:hAnsi="Calibri" w:cs="Calibri"/>
-        </w:rPr>
-        <w:t xml:space="preserve">    "2016" numeric(20,10),</w:t>
-      </w:r>
-    </w:p>
-    <w:p>
-      <w:pPr>
-        <w:pStyle w:val="NoSpacing"/>
-        <w:rPr>
-          <w:rFonts w:ascii="Calibri" w:hAnsi="Calibri" w:cs="Calibri"/>
-        </w:rPr>
-      </w:pPr>
-      <w:r>
-        <w:rPr>
-          <w:rFonts w:ascii="Calibri" w:hAnsi="Calibri" w:cs="Calibri"/>
-        </w:rPr>
-        <w:t xml:space="preserve">    "2017" numeric(20,10),</w:t>
-      </w:r>
-    </w:p>
-    <w:p>
-      <w:pPr>
-        <w:pStyle w:val="NoSpacing"/>
-        <w:rPr>
-          <w:rFonts w:ascii="Calibri" w:hAnsi="Calibri" w:cs="Calibri"/>
-        </w:rPr>
-      </w:pPr>
-      <w:r>
-        <w:rPr>
-          <w:rFonts w:ascii="Calibri" w:hAnsi="Calibri" w:cs="Calibri"/>
-        </w:rPr>
-        <w:t xml:space="preserve">    "2018" numeric(20,10),</w:t>
-      </w:r>
-    </w:p>
-    <w:p>
-      <w:pPr>
-        <w:pStyle w:val="NoSpacing"/>
-        <w:rPr>
-          <w:rFonts w:ascii="Calibri" w:hAnsi="Calibri" w:cs="Calibri"/>
-        </w:rPr>
-      </w:pPr>
-      <w:r>
-        <w:rPr>
-          <w:rFonts w:ascii="Calibri" w:hAnsi="Calibri" w:cs="Calibri"/>
-        </w:rPr>
-        <w:t xml:space="preserve">    "2019" numeric(20,10),</w:t>
-      </w:r>
-    </w:p>
-    <w:p>
-      <w:pPr>
-        <w:pStyle w:val="NoSpacing"/>
-        <w:rPr>
-          <w:rFonts w:ascii="Calibri" w:hAnsi="Calibri" w:cs="Calibri"/>
-        </w:rPr>
-      </w:pPr>
-      <w:r>
-        <w:rPr>
-          <w:rFonts w:ascii="Calibri" w:hAnsi="Calibri" w:cs="Calibri"/>
-        </w:rPr>
-        <w:t xml:space="preserve">    "2020" numeric(20,10),</w:t>
-      </w:r>
-    </w:p>
-    <w:p>
-      <w:pPr>
-        <w:pStyle w:val="NoSpacing"/>
-        <w:rPr>
-          <w:rFonts w:ascii="Calibri" w:hAnsi="Calibri" w:cs="Calibri"/>
-        </w:rPr>
-      </w:pPr>
-      <w:r>
-        <w:rPr>
-          <w:rFonts w:ascii="Calibri" w:hAnsi="Calibri" w:cs="Calibri"/>
-        </w:rPr>
-        <w:t xml:space="preserve">    "2021" numeric(20,10),</w:t>
-      </w:r>
-    </w:p>
-    <w:p>
-      <w:pPr>
-        <w:pStyle w:val="NoSpacing"/>
-        <w:rPr>
-          <w:rFonts w:ascii="Calibri" w:hAnsi="Calibri" w:cs="Calibri"/>
-        </w:rPr>
-      </w:pPr>
-      <w:r>
-        <w:rPr>
-          <w:rFonts w:ascii="Calibri" w:hAnsi="Calibri" w:cs="Calibri"/>
-        </w:rPr>
-        <w:t xml:space="preserve">    "Consumption" numeric(20,10)</w:t>
-      </w:r>
-    </w:p>
-    <w:p>
-      <w:pPr>
-        <w:pStyle w:val="NoSpacing"/>
-        <w:rPr>
-          <w:rFonts w:ascii="Calibri" w:hAnsi="Calibri" w:cs="Calibri"/>
-        </w:rPr>
-      </w:pPr>
+        <w:t xml:space="preserve">    "2001" </w:t>
+      </w:r>
+      <w:proofErr w:type="gramStart"/>
+      <w:r>
+        <w:rPr>
+          <w:rFonts w:ascii="Calibri" w:hAnsi="Calibri" w:cs="Calibri"/>
+        </w:rPr>
+        <w:t>numeric(</w:t>
+      </w:r>
+      <w:proofErr w:type="gramEnd"/>
+      <w:r>
+        <w:rPr>
+          <w:rFonts w:ascii="Calibri" w:hAnsi="Calibri" w:cs="Calibri"/>
+        </w:rPr>
+        <w:t>20,10),</w:t>
+      </w:r>
+    </w:p>
+    <w:p>
+      <w:pPr>
+        <w:pStyle w:val="NoSpacing"/>
+        <w:rPr>
+          <w:rFonts w:ascii="Calibri" w:hAnsi="Calibri" w:cs="Calibri"/>
+        </w:rPr>
+      </w:pPr>
+      <w:r>
+        <w:rPr>
+          <w:rFonts w:ascii="Calibri" w:hAnsi="Calibri" w:cs="Calibri"/>
+        </w:rPr>
+        <w:t xml:space="preserve">    "2002" </w:t>
+      </w:r>
+      <w:proofErr w:type="gramStart"/>
+      <w:r>
+        <w:rPr>
+          <w:rFonts w:ascii="Calibri" w:hAnsi="Calibri" w:cs="Calibri"/>
+        </w:rPr>
+        <w:t>numeric(</w:t>
+      </w:r>
+      <w:proofErr w:type="gramEnd"/>
+      <w:r>
+        <w:rPr>
+          <w:rFonts w:ascii="Calibri" w:hAnsi="Calibri" w:cs="Calibri"/>
+        </w:rPr>
+        <w:t>20,10),</w:t>
+      </w:r>
+    </w:p>
+    <w:p>
+      <w:pPr>
+        <w:pStyle w:val="NoSpacing"/>
+        <w:rPr>
+          <w:rFonts w:ascii="Calibri" w:hAnsi="Calibri" w:cs="Calibri"/>
+        </w:rPr>
+      </w:pPr>
+      <w:r>
+        <w:rPr>
+          <w:rFonts w:ascii="Calibri" w:hAnsi="Calibri" w:cs="Calibri"/>
+        </w:rPr>
+        <w:t xml:space="preserve">    "2003" </w:t>
+      </w:r>
+      <w:proofErr w:type="gramStart"/>
+      <w:r>
+        <w:rPr>
+          <w:rFonts w:ascii="Calibri" w:hAnsi="Calibri" w:cs="Calibri"/>
+        </w:rPr>
+        <w:t>numeric(</w:t>
+      </w:r>
+      <w:proofErr w:type="gramEnd"/>
+      <w:r>
+        <w:rPr>
+          <w:rFonts w:ascii="Calibri" w:hAnsi="Calibri" w:cs="Calibri"/>
+        </w:rPr>
+        <w:t>20,10),</w:t>
+      </w:r>
+    </w:p>
+    <w:p>
+      <w:pPr>
+        <w:pStyle w:val="NoSpacing"/>
+        <w:rPr>
+          <w:rFonts w:ascii="Calibri" w:hAnsi="Calibri" w:cs="Calibri"/>
+        </w:rPr>
+      </w:pPr>
+      <w:r>
+        <w:rPr>
+          <w:rFonts w:ascii="Calibri" w:hAnsi="Calibri" w:cs="Calibri"/>
+        </w:rPr>
+        <w:t xml:space="preserve">    "2004" </w:t>
+      </w:r>
+      <w:proofErr w:type="gramStart"/>
+      <w:r>
+        <w:rPr>
+          <w:rFonts w:ascii="Calibri" w:hAnsi="Calibri" w:cs="Calibri"/>
+        </w:rPr>
+        <w:t>numeric(</w:t>
+      </w:r>
+      <w:proofErr w:type="gramEnd"/>
+      <w:r>
+        <w:rPr>
+          <w:rFonts w:ascii="Calibri" w:hAnsi="Calibri" w:cs="Calibri"/>
+        </w:rPr>
+        <w:t>20,10),</w:t>
+      </w:r>
+    </w:p>
+    <w:p>
+      <w:pPr>
+        <w:pStyle w:val="NoSpacing"/>
+        <w:rPr>
+          <w:rFonts w:ascii="Calibri" w:hAnsi="Calibri" w:cs="Calibri"/>
+        </w:rPr>
+      </w:pPr>
+      <w:r>
+        <w:rPr>
+          <w:rFonts w:ascii="Calibri" w:hAnsi="Calibri" w:cs="Calibri"/>
+        </w:rPr>
+        <w:t xml:space="preserve">    "2005" </w:t>
+      </w:r>
+      <w:proofErr w:type="gramStart"/>
+      <w:r>
+        <w:rPr>
+          <w:rFonts w:ascii="Calibri" w:hAnsi="Calibri" w:cs="Calibri"/>
+        </w:rPr>
+        <w:t>numeric(</w:t>
+      </w:r>
+      <w:proofErr w:type="gramEnd"/>
+      <w:r>
+        <w:rPr>
+          <w:rFonts w:ascii="Calibri" w:hAnsi="Calibri" w:cs="Calibri"/>
+        </w:rPr>
+        <w:t>20,10),</w:t>
+      </w:r>
+    </w:p>
+    <w:p>
+      <w:pPr>
+        <w:pStyle w:val="NoSpacing"/>
+        <w:rPr>
+          <w:rFonts w:ascii="Calibri" w:hAnsi="Calibri" w:cs="Calibri"/>
+        </w:rPr>
+      </w:pPr>
+      <w:r>
+        <w:rPr>
+          <w:rFonts w:ascii="Calibri" w:hAnsi="Calibri" w:cs="Calibri"/>
+        </w:rPr>
+        <w:t xml:space="preserve">    "2006" </w:t>
+      </w:r>
+      <w:proofErr w:type="gramStart"/>
+      <w:r>
+        <w:rPr>
+          <w:rFonts w:ascii="Calibri" w:hAnsi="Calibri" w:cs="Calibri"/>
+        </w:rPr>
+        <w:t>numeric(</w:t>
+      </w:r>
+      <w:proofErr w:type="gramEnd"/>
+      <w:r>
+        <w:rPr>
+          <w:rFonts w:ascii="Calibri" w:hAnsi="Calibri" w:cs="Calibri"/>
+        </w:rPr>
+        <w:t>20,10),</w:t>
+      </w:r>
+    </w:p>
+    <w:p>
+      <w:pPr>
+        <w:pStyle w:val="NoSpacing"/>
+        <w:rPr>
+          <w:rFonts w:ascii="Calibri" w:hAnsi="Calibri" w:cs="Calibri"/>
+        </w:rPr>
+      </w:pPr>
+      <w:r>
+        <w:rPr>
+          <w:rFonts w:ascii="Calibri" w:hAnsi="Calibri" w:cs="Calibri"/>
+        </w:rPr>
+        <w:t xml:space="preserve">    "2007" </w:t>
+      </w:r>
+      <w:proofErr w:type="gramStart"/>
+      <w:r>
+        <w:rPr>
+          <w:rFonts w:ascii="Calibri" w:hAnsi="Calibri" w:cs="Calibri"/>
+        </w:rPr>
+        <w:t>numeric(</w:t>
+      </w:r>
+      <w:proofErr w:type="gramEnd"/>
+      <w:r>
+        <w:rPr>
+          <w:rFonts w:ascii="Calibri" w:hAnsi="Calibri" w:cs="Calibri"/>
+        </w:rPr>
+        <w:t>20,10),</w:t>
+      </w:r>
+    </w:p>
+    <w:p>
+      <w:pPr>
+        <w:pStyle w:val="NoSpacing"/>
+        <w:rPr>
+          <w:rFonts w:ascii="Calibri" w:hAnsi="Calibri" w:cs="Calibri"/>
+        </w:rPr>
+      </w:pPr>
+      <w:r>
+        <w:rPr>
+          <w:rFonts w:ascii="Calibri" w:hAnsi="Calibri" w:cs="Calibri"/>
+        </w:rPr>
+        <w:t xml:space="preserve">    "2008" </w:t>
+      </w:r>
+      <w:proofErr w:type="gramStart"/>
+      <w:r>
+        <w:rPr>
+          <w:rFonts w:ascii="Calibri" w:hAnsi="Calibri" w:cs="Calibri"/>
+        </w:rPr>
+        <w:t>numeric(</w:t>
+      </w:r>
+      <w:proofErr w:type="gramEnd"/>
+      <w:r>
+        <w:rPr>
+          <w:rFonts w:ascii="Calibri" w:hAnsi="Calibri" w:cs="Calibri"/>
+        </w:rPr>
+        <w:t>20,10),</w:t>
+      </w:r>
+    </w:p>
+    <w:p>
+      <w:pPr>
+        <w:pStyle w:val="NoSpacing"/>
+        <w:rPr>
+          <w:rFonts w:ascii="Calibri" w:hAnsi="Calibri" w:cs="Calibri"/>
+        </w:rPr>
+      </w:pPr>
+      <w:r>
+        <w:rPr>
+          <w:rFonts w:ascii="Calibri" w:hAnsi="Calibri" w:cs="Calibri"/>
+        </w:rPr>
+        <w:t xml:space="preserve">    "2009" </w:t>
+      </w:r>
+      <w:proofErr w:type="gramStart"/>
+      <w:r>
+        <w:rPr>
+          <w:rFonts w:ascii="Calibri" w:hAnsi="Calibri" w:cs="Calibri"/>
+        </w:rPr>
+        <w:t>numeric(</w:t>
+      </w:r>
+      <w:proofErr w:type="gramEnd"/>
+      <w:r>
+        <w:rPr>
+          <w:rFonts w:ascii="Calibri" w:hAnsi="Calibri" w:cs="Calibri"/>
+        </w:rPr>
+        <w:t>20,10),</w:t>
+      </w:r>
+    </w:p>
+    <w:p>
+      <w:pPr>
+        <w:pStyle w:val="NoSpacing"/>
+        <w:rPr>
+          <w:rFonts w:ascii="Calibri" w:hAnsi="Calibri" w:cs="Calibri"/>
+        </w:rPr>
+      </w:pPr>
+      <w:r>
+        <w:rPr>
+          <w:rFonts w:ascii="Calibri" w:hAnsi="Calibri" w:cs="Calibri"/>
+        </w:rPr>
+        <w:t xml:space="preserve">    "2010" </w:t>
+      </w:r>
+      <w:proofErr w:type="gramStart"/>
+      <w:r>
+        <w:rPr>
+          <w:rFonts w:ascii="Calibri" w:hAnsi="Calibri" w:cs="Calibri"/>
+        </w:rPr>
+        <w:t>numeric(</w:t>
+      </w:r>
+      <w:proofErr w:type="gramEnd"/>
+      <w:r>
+        <w:rPr>
+          <w:rFonts w:ascii="Calibri" w:hAnsi="Calibri" w:cs="Calibri"/>
+        </w:rPr>
+        <w:t>20,10),</w:t>
+      </w:r>
+    </w:p>
+    <w:p>
+      <w:pPr>
+        <w:pStyle w:val="NoSpacing"/>
+        <w:rPr>
+          <w:rFonts w:ascii="Calibri" w:hAnsi="Calibri" w:cs="Calibri"/>
+        </w:rPr>
+      </w:pPr>
+      <w:r>
+        <w:rPr>
+          <w:rFonts w:ascii="Calibri" w:hAnsi="Calibri" w:cs="Calibri"/>
+        </w:rPr>
+        <w:t xml:space="preserve">    "2011" </w:t>
+      </w:r>
+      <w:proofErr w:type="gramStart"/>
+      <w:r>
+        <w:rPr>
+          <w:rFonts w:ascii="Calibri" w:hAnsi="Calibri" w:cs="Calibri"/>
+        </w:rPr>
+        <w:t>numeric(</w:t>
+      </w:r>
+      <w:proofErr w:type="gramEnd"/>
+      <w:r>
+        <w:rPr>
+          <w:rFonts w:ascii="Calibri" w:hAnsi="Calibri" w:cs="Calibri"/>
+        </w:rPr>
+        <w:t>20,10),</w:t>
+      </w:r>
+    </w:p>
+    <w:p>
+      <w:pPr>
+        <w:pStyle w:val="NoSpacing"/>
+        <w:rPr>
+          <w:rFonts w:ascii="Calibri" w:hAnsi="Calibri" w:cs="Calibri"/>
+        </w:rPr>
+      </w:pPr>
+      <w:r>
+        <w:rPr>
+          <w:rFonts w:ascii="Calibri" w:hAnsi="Calibri" w:cs="Calibri"/>
+        </w:rPr>
+        <w:t xml:space="preserve">    "2012" </w:t>
+      </w:r>
+      <w:proofErr w:type="gramStart"/>
+      <w:r>
+        <w:rPr>
+          <w:rFonts w:ascii="Calibri" w:hAnsi="Calibri" w:cs="Calibri"/>
+        </w:rPr>
+        <w:t>numeric(</w:t>
+      </w:r>
+      <w:proofErr w:type="gramEnd"/>
+      <w:r>
+        <w:rPr>
+          <w:rFonts w:ascii="Calibri" w:hAnsi="Calibri" w:cs="Calibri"/>
+        </w:rPr>
+        <w:t>20,10),</w:t>
+      </w:r>
+    </w:p>
+    <w:p>
+      <w:pPr>
+        <w:pStyle w:val="NoSpacing"/>
+        <w:rPr>
+          <w:rFonts w:ascii="Calibri" w:hAnsi="Calibri" w:cs="Calibri"/>
+        </w:rPr>
+      </w:pPr>
+      <w:r>
+        <w:rPr>
+          <w:rFonts w:ascii="Calibri" w:hAnsi="Calibri" w:cs="Calibri"/>
+        </w:rPr>
+        <w:t xml:space="preserve">    "2013" </w:t>
+      </w:r>
+      <w:proofErr w:type="gramStart"/>
+      <w:r>
+        <w:rPr>
+          <w:rFonts w:ascii="Calibri" w:hAnsi="Calibri" w:cs="Calibri"/>
+        </w:rPr>
+        <w:t>numeric(</w:t>
+      </w:r>
+      <w:proofErr w:type="gramEnd"/>
+      <w:r>
+        <w:rPr>
+          <w:rFonts w:ascii="Calibri" w:hAnsi="Calibri" w:cs="Calibri"/>
+        </w:rPr>
+        <w:t>20,10),</w:t>
+      </w:r>
+    </w:p>
+    <w:p>
+      <w:pPr>
+        <w:pStyle w:val="NoSpacing"/>
+        <w:rPr>
+          <w:rFonts w:ascii="Calibri" w:hAnsi="Calibri" w:cs="Calibri"/>
+        </w:rPr>
+      </w:pPr>
+      <w:r>
+        <w:rPr>
+          <w:rFonts w:ascii="Calibri" w:hAnsi="Calibri" w:cs="Calibri"/>
+        </w:rPr>
+        <w:t xml:space="preserve">    "2014" </w:t>
+      </w:r>
+      <w:proofErr w:type="gramStart"/>
+      <w:r>
+        <w:rPr>
+          <w:rFonts w:ascii="Calibri" w:hAnsi="Calibri" w:cs="Calibri"/>
+        </w:rPr>
+        <w:t>numeric(</w:t>
+      </w:r>
+      <w:proofErr w:type="gramEnd"/>
+      <w:r>
+        <w:rPr>
+          <w:rFonts w:ascii="Calibri" w:hAnsi="Calibri" w:cs="Calibri"/>
+        </w:rPr>
+        <w:t>20,10),</w:t>
+      </w:r>
+    </w:p>
+    <w:p>
+      <w:pPr>
+        <w:pStyle w:val="NoSpacing"/>
+        <w:rPr>
+          <w:rFonts w:ascii="Calibri" w:hAnsi="Calibri" w:cs="Calibri"/>
+        </w:rPr>
+      </w:pPr>
+      <w:r>
+        <w:rPr>
+          <w:rFonts w:ascii="Calibri" w:hAnsi="Calibri" w:cs="Calibri"/>
+        </w:rPr>
+        <w:t xml:space="preserve">    "2015" </w:t>
+      </w:r>
+      <w:proofErr w:type="gramStart"/>
+      <w:r>
+        <w:rPr>
+          <w:rFonts w:ascii="Calibri" w:hAnsi="Calibri" w:cs="Calibri"/>
+        </w:rPr>
+        <w:t>numeric(</w:t>
+      </w:r>
+      <w:proofErr w:type="gramEnd"/>
+      <w:r>
+        <w:rPr>
+          <w:rFonts w:ascii="Calibri" w:hAnsi="Calibri" w:cs="Calibri"/>
+        </w:rPr>
+        <w:t>20,10),</w:t>
+      </w:r>
+    </w:p>
+    <w:p>
+      <w:pPr>
+        <w:pStyle w:val="NoSpacing"/>
+        <w:rPr>
+          <w:rFonts w:ascii="Calibri" w:hAnsi="Calibri" w:cs="Calibri"/>
+        </w:rPr>
+      </w:pPr>
+      <w:r>
+        <w:rPr>
+          <w:rFonts w:ascii="Calibri" w:hAnsi="Calibri" w:cs="Calibri"/>
+        </w:rPr>
+        <w:t xml:space="preserve">    "2016" </w:t>
+      </w:r>
+      <w:proofErr w:type="gramStart"/>
+      <w:r>
+        <w:rPr>
+          <w:rFonts w:ascii="Calibri" w:hAnsi="Calibri" w:cs="Calibri"/>
+        </w:rPr>
+        <w:t>numeric(</w:t>
+      </w:r>
+      <w:proofErr w:type="gramEnd"/>
+      <w:r>
+        <w:rPr>
+          <w:rFonts w:ascii="Calibri" w:hAnsi="Calibri" w:cs="Calibri"/>
+        </w:rPr>
+        <w:t>20,10),</w:t>
+      </w:r>
+    </w:p>
+    <w:p>
+      <w:pPr>
+        <w:pStyle w:val="NoSpacing"/>
+        <w:rPr>
+          <w:rFonts w:ascii="Calibri" w:hAnsi="Calibri" w:cs="Calibri"/>
+        </w:rPr>
+      </w:pPr>
+      <w:r>
+        <w:rPr>
+          <w:rFonts w:ascii="Calibri" w:hAnsi="Calibri" w:cs="Calibri"/>
+        </w:rPr>
+        <w:t xml:space="preserve">    "2017" </w:t>
+      </w:r>
+      <w:proofErr w:type="gramStart"/>
+      <w:r>
+        <w:rPr>
+          <w:rFonts w:ascii="Calibri" w:hAnsi="Calibri" w:cs="Calibri"/>
+        </w:rPr>
+        <w:t>numeric(</w:t>
+      </w:r>
+      <w:proofErr w:type="gramEnd"/>
+      <w:r>
+        <w:rPr>
+          <w:rFonts w:ascii="Calibri" w:hAnsi="Calibri" w:cs="Calibri"/>
+        </w:rPr>
+        <w:t>20,10),</w:t>
+      </w:r>
+    </w:p>
+    <w:p>
+      <w:pPr>
+        <w:pStyle w:val="NoSpacing"/>
+        <w:rPr>
+          <w:rFonts w:ascii="Calibri" w:hAnsi="Calibri" w:cs="Calibri"/>
+        </w:rPr>
+      </w:pPr>
+      <w:r>
+        <w:rPr>
+          <w:rFonts w:ascii="Calibri" w:hAnsi="Calibri" w:cs="Calibri"/>
+        </w:rPr>
+        <w:t xml:space="preserve">    "2018" </w:t>
+      </w:r>
+      <w:proofErr w:type="gramStart"/>
+      <w:r>
+        <w:rPr>
+          <w:rFonts w:ascii="Calibri" w:hAnsi="Calibri" w:cs="Calibri"/>
+        </w:rPr>
+        <w:t>numeric(</w:t>
+      </w:r>
+      <w:proofErr w:type="gramEnd"/>
+      <w:r>
+        <w:rPr>
+          <w:rFonts w:ascii="Calibri" w:hAnsi="Calibri" w:cs="Calibri"/>
+        </w:rPr>
+        <w:t>20,10),</w:t>
+      </w:r>
+    </w:p>
+    <w:p>
+      <w:pPr>
+        <w:pStyle w:val="NoSpacing"/>
+        <w:rPr>
+          <w:rFonts w:ascii="Calibri" w:hAnsi="Calibri" w:cs="Calibri"/>
+        </w:rPr>
+      </w:pPr>
+      <w:r>
+        <w:rPr>
+          <w:rFonts w:ascii="Calibri" w:hAnsi="Calibri" w:cs="Calibri"/>
+        </w:rPr>
+        <w:t xml:space="preserve">    "2019" </w:t>
+      </w:r>
+      <w:proofErr w:type="gramStart"/>
+      <w:r>
+        <w:rPr>
+          <w:rFonts w:ascii="Calibri" w:hAnsi="Calibri" w:cs="Calibri"/>
+        </w:rPr>
+        <w:t>numeric(</w:t>
+      </w:r>
+      <w:proofErr w:type="gramEnd"/>
+      <w:r>
+        <w:rPr>
+          <w:rFonts w:ascii="Calibri" w:hAnsi="Calibri" w:cs="Calibri"/>
+        </w:rPr>
+        <w:t>20,10),</w:t>
+      </w:r>
+    </w:p>
+    <w:p>
+      <w:pPr>
+        <w:pStyle w:val="NoSpacing"/>
+        <w:rPr>
+          <w:rFonts w:ascii="Calibri" w:hAnsi="Calibri" w:cs="Calibri"/>
+        </w:rPr>
+      </w:pPr>
+      <w:r>
+        <w:rPr>
+          <w:rFonts w:ascii="Calibri" w:hAnsi="Calibri" w:cs="Calibri"/>
+        </w:rPr>
+        <w:t xml:space="preserve">    "2020" </w:t>
+      </w:r>
+      <w:proofErr w:type="gramStart"/>
+      <w:r>
+        <w:rPr>
+          <w:rFonts w:ascii="Calibri" w:hAnsi="Calibri" w:cs="Calibri"/>
+        </w:rPr>
+        <w:t>numeric(</w:t>
+      </w:r>
+      <w:proofErr w:type="gramEnd"/>
+      <w:r>
+        <w:rPr>
+          <w:rFonts w:ascii="Calibri" w:hAnsi="Calibri" w:cs="Calibri"/>
+        </w:rPr>
+        <w:t>20,10),</w:t>
+      </w:r>
+    </w:p>
+    <w:p>
+      <w:pPr>
+        <w:pStyle w:val="NoSpacing"/>
+        <w:rPr>
+          <w:rFonts w:ascii="Calibri" w:hAnsi="Calibri" w:cs="Calibri"/>
+        </w:rPr>
+      </w:pPr>
+      <w:r>
+        <w:rPr>
+          <w:rFonts w:ascii="Calibri" w:hAnsi="Calibri" w:cs="Calibri"/>
+        </w:rPr>
+        <w:t xml:space="preserve">    "2021" </w:t>
+      </w:r>
+      <w:proofErr w:type="gramStart"/>
+      <w:r>
+        <w:rPr>
+          <w:rFonts w:ascii="Calibri" w:hAnsi="Calibri" w:cs="Calibri"/>
+        </w:rPr>
+        <w:t>numeric(</w:t>
+      </w:r>
+      <w:proofErr w:type="gramEnd"/>
+      <w:r>
+        <w:rPr>
+          <w:rFonts w:ascii="Calibri" w:hAnsi="Calibri" w:cs="Calibri"/>
+        </w:rPr>
+        <w:t>20,10),</w:t>
+      </w:r>
+    </w:p>
+    <w:p>
+      <w:pPr>
+        <w:pStyle w:val="NoSpacing"/>
+        <w:rPr>
+          <w:rFonts w:ascii="Calibri" w:hAnsi="Calibri" w:cs="Calibri"/>
+        </w:rPr>
+      </w:pPr>
+      <w:r>
+        <w:rPr>
+          <w:rFonts w:ascii="Calibri" w:hAnsi="Calibri" w:cs="Calibri"/>
+        </w:rPr>
+        <w:t xml:space="preserve">    "Consumption" </w:t>
+      </w:r>
+      <w:proofErr w:type="gramStart"/>
+      <w:r>
+        <w:rPr>
+          <w:rFonts w:ascii="Calibri" w:hAnsi="Calibri" w:cs="Calibri"/>
+        </w:rPr>
+        <w:t>numeric(</w:t>
+      </w:r>
+      <w:proofErr w:type="gramEnd"/>
+      <w:r>
+        <w:rPr>
+          <w:rFonts w:ascii="Calibri" w:hAnsi="Calibri" w:cs="Calibri"/>
+        </w:rPr>
+        <w:t>20,10)</w:t>
+      </w:r>
+      <w:r>
+        <w:rPr>
+          <w:rFonts w:ascii="Calibri" w:hAnsi="Calibri" w:cs="Calibri"/>
+        </w:rPr>
+        <w:t>,</w:t>
+      </w:r>
+    </w:p>
+    <w:p>
+      <w:pPr>
+        <w:pStyle w:val="NoSpacing"/>
+        <w:rPr>
+          <w:rFonts w:ascii="Calibri" w:hAnsi="Calibri" w:cs="Calibri"/>
+        </w:rPr>
+      </w:pPr>
+      <w:r>
+        <w:rPr>
+          <w:rFonts w:ascii="Calibri" w:hAnsi="Calibri" w:cs="Calibri"/>
+        </w:rPr>
+        <w:t xml:space="preserve">    </w:t>
+      </w:r>
+      <w:r>
+        <w:rPr>
+          <w:rFonts w:ascii="Calibri" w:hAnsi="Calibri" w:cs="Calibri"/>
+        </w:rPr>
+        <w:t xml:space="preserve">embedding </w:t>
+      </w:r>
+      <w:proofErr w:type="gramStart"/>
+      <w:r>
+        <w:rPr>
+          <w:rFonts w:ascii="Calibri" w:hAnsi="Calibri" w:cs="Calibri"/>
+        </w:rPr>
+        <w:t>VECTOR(</w:t>
+      </w:r>
+      <w:proofErr w:type="gramEnd"/>
+      <w:r>
+        <w:rPr>
+          <w:rFonts w:ascii="Calibri" w:hAnsi="Calibri" w:cs="Calibri"/>
+        </w:rPr>
+        <w:t>768</w:t>
+      </w:r>
       <w:r>
         <w:rPr>
           <w:rFonts w:ascii="Calibri" w:hAnsi="Calibri" w:cs="Calibri"/>
@@ -2694,6 +3450,20 @@
           <w:rFonts w:ascii="Calibri" w:hAnsi="Calibri" w:cs="Calibri"/>
         </w:rPr>
       </w:pPr>
+      <w:r>
+        <w:rPr>
+          <w:rFonts w:ascii="Calibri" w:hAnsi="Calibri" w:cs="Calibri"/>
+        </w:rPr>
+        <w:t>)</w:t>
+      </w:r>
+    </w:p>
+    <w:p>
+      <w:pPr>
+        <w:pStyle w:val="NoSpacing"/>
+        <w:rPr>
+          <w:rFonts w:ascii="Calibri" w:hAnsi="Calibri" w:cs="Calibri"/>
+        </w:rPr>
+      </w:pPr>
     </w:p>
     <w:p>
       <w:pPr>
@@ -2745,6 +3515,7 @@
         <w:t xml:space="preserve">ALTER TABLE IF EXISTS </w:t>
       </w:r>
       <w:proofErr w:type="spellStart"/>
+      <w:proofErr w:type="gramStart"/>
       <w:r>
         <w:rPr>
           <w:rFonts w:ascii="Calibri" w:hAnsi="Calibri" w:cs="Calibri"/>
@@ -2752,6 +3523,7 @@
         <w:t>public.worldconsumption</w:t>
       </w:r>
       <w:proofErr w:type="spellEnd"/>
+      <w:proofErr w:type="gramEnd"/>
     </w:p>
     <w:p>
       <w:pPr>
@@ -2803,6 +3575,7 @@
         <w:t xml:space="preserve">-- Table: </w:t>
       </w:r>
       <w:proofErr w:type="spellStart"/>
+      <w:proofErr w:type="gramStart"/>
       <w:r>
         <w:rPr>
           <w:rFonts w:ascii="Calibri" w:hAnsi="Calibri" w:cs="Calibri"/>
@@ -2810,6 +3583,7 @@
         <w:t>public.worldproduction</w:t>
       </w:r>
       <w:proofErr w:type="spellEnd"/>
+      <w:proofErr w:type="gramEnd"/>
     </w:p>
     <w:p>
       <w:pPr>
@@ -2833,6 +3607,7 @@
         <w:t xml:space="preserve">-- DROP TABLE IF EXISTS </w:t>
       </w:r>
       <w:proofErr w:type="spellStart"/>
+      <w:proofErr w:type="gramStart"/>
       <w:r>
         <w:rPr>
           <w:rFonts w:ascii="Calibri" w:hAnsi="Calibri" w:cs="Calibri"/>
@@ -2840,6 +3615,7 @@
         <w:t>public.worldproduction</w:t>
       </w:r>
       <w:proofErr w:type="spellEnd"/>
+      <w:proofErr w:type="gramEnd"/>
       <w:r>
         <w:rPr>
           <w:rFonts w:ascii="Calibri" w:hAnsi="Calibri" w:cs="Calibri"/>
@@ -2869,6 +3645,7 @@
         <w:t xml:space="preserve">CREATE TABLE IF NOT EXISTS </w:t>
       </w:r>
       <w:proofErr w:type="spellStart"/>
+      <w:proofErr w:type="gramStart"/>
       <w:r>
         <w:rPr>
           <w:rFonts w:ascii="Calibri" w:hAnsi="Calibri" w:cs="Calibri"/>
@@ -2876,6 +3653,7 @@
         <w:t>public.worldproduction</w:t>
       </w:r>
       <w:proofErr w:type="spellEnd"/>
+      <w:proofErr w:type="gramEnd"/>
     </w:p>
     <w:p>
       <w:pPr>
@@ -2986,105 +3764,133 @@
         <w:rPr>
           <w:rFonts w:ascii="Calibri" w:hAnsi="Calibri" w:cs="Calibri"/>
         </w:rPr>
-        <w:t xml:space="preserve">    "1980" numeric(20,10),</w:t>
-      </w:r>
-    </w:p>
-    <w:p>
-      <w:pPr>
-        <w:pStyle w:val="NoSpacing"/>
-        <w:rPr>
-          <w:rFonts w:ascii="Calibri" w:hAnsi="Calibri" w:cs="Calibri"/>
-        </w:rPr>
-      </w:pPr>
-      <w:r>
-        <w:rPr>
-          <w:rFonts w:ascii="Calibri" w:hAnsi="Calibri" w:cs="Calibri"/>
-        </w:rPr>
-        <w:t xml:space="preserve">    "1981" numeric(20,10),</w:t>
-      </w:r>
-    </w:p>
-    <w:p>
-      <w:pPr>
-        <w:pStyle w:val="NoSpacing"/>
-        <w:rPr>
-          <w:rFonts w:ascii="Calibri" w:hAnsi="Calibri" w:cs="Calibri"/>
-        </w:rPr>
-      </w:pPr>
-      <w:r>
-        <w:rPr>
-          <w:rFonts w:ascii="Calibri" w:hAnsi="Calibri" w:cs="Calibri"/>
-        </w:rPr>
-        <w:t xml:space="preserve">    "1982" numeric(20,10),</w:t>
-      </w:r>
-    </w:p>
-    <w:p>
-      <w:pPr>
-        <w:pStyle w:val="NoSpacing"/>
-        <w:rPr>
-          <w:rFonts w:ascii="Calibri" w:hAnsi="Calibri" w:cs="Calibri"/>
-        </w:rPr>
-      </w:pPr>
-      <w:r>
-        <w:rPr>
-          <w:rFonts w:ascii="Calibri" w:hAnsi="Calibri" w:cs="Calibri"/>
-        </w:rPr>
-        <w:t xml:space="preserve">    "1983" numeric(20,10),</w:t>
-      </w:r>
-    </w:p>
-    <w:p>
-      <w:pPr>
-        <w:pStyle w:val="NoSpacing"/>
-        <w:rPr>
-          <w:rFonts w:ascii="Calibri" w:hAnsi="Calibri" w:cs="Calibri"/>
-        </w:rPr>
-      </w:pPr>
-      <w:r>
-        <w:rPr>
-          <w:rFonts w:ascii="Calibri" w:hAnsi="Calibri" w:cs="Calibri"/>
-        </w:rPr>
-        <w:t xml:space="preserve">    "1984" numeric(20,10),</w:t>
-      </w:r>
-    </w:p>
-    <w:p>
-      <w:pPr>
-        <w:pStyle w:val="NoSpacing"/>
-        <w:rPr>
-          <w:rFonts w:ascii="Calibri" w:hAnsi="Calibri" w:cs="Calibri"/>
-        </w:rPr>
-      </w:pPr>
-      <w:r>
-        <w:rPr>
-          <w:rFonts w:ascii="Calibri" w:hAnsi="Calibri" w:cs="Calibri"/>
-        </w:rPr>
-        <w:t xml:space="preserve">    "1985" numeric(20,10),</w:t>
-      </w:r>
-    </w:p>
-    <w:p>
-      <w:pPr>
-        <w:pStyle w:val="NoSpacing"/>
-        <w:rPr>
-          <w:rFonts w:ascii="Calibri" w:hAnsi="Calibri" w:cs="Calibri"/>
-        </w:rPr>
-      </w:pPr>
-      <w:r>
-        <w:rPr>
-          <w:rFonts w:ascii="Calibri" w:hAnsi="Calibri" w:cs="Calibri"/>
-        </w:rPr>
-        <w:t xml:space="preserve">    "1986" numeric(20,10),</w:t>
-      </w:r>
-    </w:p>
-    <w:p>
-      <w:pPr>
-        <w:pStyle w:val="NoSpacing"/>
-        <w:rPr>
-          <w:rFonts w:ascii="Calibri" w:hAnsi="Calibri" w:cs="Calibri"/>
-        </w:rPr>
-      </w:pPr>
-      <w:r>
-        <w:rPr>
-          <w:rFonts w:ascii="Calibri" w:hAnsi="Calibri" w:cs="Calibri"/>
-        </w:rPr>
-        <w:t xml:space="preserve">    "1987" numeric(20,10),</w:t>
+        <w:t xml:space="preserve">    "1980" </w:t>
+      </w:r>
+      <w:proofErr w:type="gramStart"/>
+      <w:r>
+        <w:rPr>
+          <w:rFonts w:ascii="Calibri" w:hAnsi="Calibri" w:cs="Calibri"/>
+        </w:rPr>
+        <w:t>numeric(</w:t>
+      </w:r>
+      <w:proofErr w:type="gramEnd"/>
+      <w:r>
+        <w:rPr>
+          <w:rFonts w:ascii="Calibri" w:hAnsi="Calibri" w:cs="Calibri"/>
+        </w:rPr>
+        <w:t>20,10),</w:t>
+      </w:r>
+    </w:p>
+    <w:p>
+      <w:pPr>
+        <w:pStyle w:val="NoSpacing"/>
+        <w:rPr>
+          <w:rFonts w:ascii="Calibri" w:hAnsi="Calibri" w:cs="Calibri"/>
+        </w:rPr>
+      </w:pPr>
+      <w:r>
+        <w:rPr>
+          <w:rFonts w:ascii="Calibri" w:hAnsi="Calibri" w:cs="Calibri"/>
+        </w:rPr>
+        <w:t xml:space="preserve">    "1981" </w:t>
+      </w:r>
+      <w:proofErr w:type="gramStart"/>
+      <w:r>
+        <w:rPr>
+          <w:rFonts w:ascii="Calibri" w:hAnsi="Calibri" w:cs="Calibri"/>
+        </w:rPr>
+        <w:t>numeric(</w:t>
+      </w:r>
+      <w:proofErr w:type="gramEnd"/>
+      <w:r>
+        <w:rPr>
+          <w:rFonts w:ascii="Calibri" w:hAnsi="Calibri" w:cs="Calibri"/>
+        </w:rPr>
+        <w:t>20,10),</w:t>
+      </w:r>
+    </w:p>
+    <w:p>
+      <w:pPr>
+        <w:pStyle w:val="NoSpacing"/>
+        <w:rPr>
+          <w:rFonts w:ascii="Calibri" w:hAnsi="Calibri" w:cs="Calibri"/>
+        </w:rPr>
+      </w:pPr>
+      <w:r>
+        <w:rPr>
+          <w:rFonts w:ascii="Calibri" w:hAnsi="Calibri" w:cs="Calibri"/>
+        </w:rPr>
+        <w:t xml:space="preserve">    "1982" </w:t>
+      </w:r>
+      <w:proofErr w:type="gramStart"/>
+      <w:r>
+        <w:rPr>
+          <w:rFonts w:ascii="Calibri" w:hAnsi="Calibri" w:cs="Calibri"/>
+        </w:rPr>
+        <w:t>numeric(</w:t>
+      </w:r>
+      <w:proofErr w:type="gramEnd"/>
+      <w:r>
+        <w:rPr>
+          <w:rFonts w:ascii="Calibri" w:hAnsi="Calibri" w:cs="Calibri"/>
+        </w:rPr>
+        <w:t>20,10),</w:t>
+      </w:r>
+    </w:p>
+    <w:p>
+      <w:pPr>
+        <w:pStyle w:val="NoSpacing"/>
+        <w:rPr>
+          <w:rFonts w:ascii="Calibri" w:hAnsi="Calibri" w:cs="Calibri"/>
+        </w:rPr>
+      </w:pPr>
+      <w:r>
+        <w:rPr>
+          <w:rFonts w:ascii="Calibri" w:hAnsi="Calibri" w:cs="Calibri"/>
+        </w:rPr>
+        <w:t xml:space="preserve">    "1983" </w:t>
+      </w:r>
+      <w:proofErr w:type="gramStart"/>
+      <w:r>
+        <w:rPr>
+          <w:rFonts w:ascii="Calibri" w:hAnsi="Calibri" w:cs="Calibri"/>
+        </w:rPr>
+        <w:t>numeric(</w:t>
+      </w:r>
+      <w:proofErr w:type="gramEnd"/>
+      <w:r>
+        <w:rPr>
+          <w:rFonts w:ascii="Calibri" w:hAnsi="Calibri" w:cs="Calibri"/>
+        </w:rPr>
+        <w:t>20,10),</w:t>
+      </w:r>
+    </w:p>
+    <w:p>
+      <w:pPr>
+        <w:pStyle w:val="NoSpacing"/>
+        <w:rPr>
+          <w:rFonts w:ascii="Calibri" w:hAnsi="Calibri" w:cs="Calibri"/>
+        </w:rPr>
+      </w:pPr>
+      <w:r>
+        <w:rPr>
+          <w:rFonts w:ascii="Calibri" w:hAnsi="Calibri" w:cs="Calibri"/>
+        </w:rPr>
+        <w:t xml:space="preserve">    "1984" </w:t>
+      </w:r>
+      <w:proofErr w:type="gramStart"/>
+      <w:r>
+        <w:rPr>
+          <w:rFonts w:ascii="Calibri" w:hAnsi="Calibri" w:cs="Calibri"/>
+        </w:rPr>
+        <w:t>numeric(</w:t>
+      </w:r>
+      <w:proofErr w:type="gramEnd"/>
+      <w:r>
+        <w:rPr>
+          <w:rFonts w:ascii="Calibri" w:hAnsi="Calibri" w:cs="Calibri"/>
+        </w:rPr>
+        <w:t>20,10),</w:t>
       </w:r>
     </w:p>
     <w:p>
@@ -3099,492 +3905,1098 @@
           <w:rFonts w:ascii="Calibri" w:hAnsi="Calibri" w:cs="Calibri"/>
         </w:rPr>
         <w:lastRenderedPageBreak/>
-        <w:t xml:space="preserve">    "1988" numeric(20,10),</w:t>
-      </w:r>
-    </w:p>
-    <w:p>
-      <w:pPr>
-        <w:pStyle w:val="NoSpacing"/>
-        <w:rPr>
-          <w:rFonts w:ascii="Calibri" w:hAnsi="Calibri" w:cs="Calibri"/>
-        </w:rPr>
-      </w:pPr>
-      <w:r>
-        <w:rPr>
-          <w:rFonts w:ascii="Calibri" w:hAnsi="Calibri" w:cs="Calibri"/>
-        </w:rPr>
-        <w:t xml:space="preserve">    "1989" numeric(20,10),</w:t>
-      </w:r>
-    </w:p>
-    <w:p>
-      <w:pPr>
-        <w:pStyle w:val="NoSpacing"/>
-        <w:rPr>
-          <w:rFonts w:ascii="Calibri" w:hAnsi="Calibri" w:cs="Calibri"/>
-        </w:rPr>
-      </w:pPr>
-      <w:r>
-        <w:rPr>
-          <w:rFonts w:ascii="Calibri" w:hAnsi="Calibri" w:cs="Calibri"/>
-        </w:rPr>
-        <w:t xml:space="preserve">    "1990" numeric(20,10),</w:t>
-      </w:r>
-    </w:p>
-    <w:p>
-      <w:pPr>
-        <w:pStyle w:val="NoSpacing"/>
-        <w:rPr>
-          <w:rFonts w:ascii="Calibri" w:hAnsi="Calibri" w:cs="Calibri"/>
-        </w:rPr>
-      </w:pPr>
-      <w:r>
-        <w:rPr>
-          <w:rFonts w:ascii="Calibri" w:hAnsi="Calibri" w:cs="Calibri"/>
-        </w:rPr>
-        <w:t xml:space="preserve">    "1991" numeric(20,10),</w:t>
-      </w:r>
-    </w:p>
-    <w:p>
-      <w:pPr>
-        <w:pStyle w:val="NoSpacing"/>
-        <w:rPr>
-          <w:rFonts w:ascii="Calibri" w:hAnsi="Calibri" w:cs="Calibri"/>
-        </w:rPr>
-      </w:pPr>
-      <w:r>
-        <w:rPr>
-          <w:rFonts w:ascii="Calibri" w:hAnsi="Calibri" w:cs="Calibri"/>
-        </w:rPr>
-        <w:t xml:space="preserve">    "1992" numeric(20,10),</w:t>
-      </w:r>
-    </w:p>
-    <w:p>
-      <w:pPr>
-        <w:pStyle w:val="NoSpacing"/>
-        <w:rPr>
-          <w:rFonts w:ascii="Calibri" w:hAnsi="Calibri" w:cs="Calibri"/>
-        </w:rPr>
-      </w:pPr>
-      <w:r>
-        <w:rPr>
-          <w:rFonts w:ascii="Calibri" w:hAnsi="Calibri" w:cs="Calibri"/>
-        </w:rPr>
-        <w:t xml:space="preserve">    "1993" numeric(20,10),</w:t>
-      </w:r>
-    </w:p>
-    <w:p>
-      <w:pPr>
-        <w:pStyle w:val="NoSpacing"/>
-        <w:rPr>
-          <w:rFonts w:ascii="Calibri" w:hAnsi="Calibri" w:cs="Calibri"/>
-        </w:rPr>
-      </w:pPr>
-      <w:r>
-        <w:rPr>
-          <w:rFonts w:ascii="Calibri" w:hAnsi="Calibri" w:cs="Calibri"/>
-        </w:rPr>
-        <w:t xml:space="preserve">    "1994" numeric(20,10),</w:t>
-      </w:r>
-    </w:p>
-    <w:p>
-      <w:pPr>
-        <w:pStyle w:val="NoSpacing"/>
-        <w:rPr>
-          <w:rFonts w:ascii="Calibri" w:hAnsi="Calibri" w:cs="Calibri"/>
-        </w:rPr>
-      </w:pPr>
-      <w:r>
-        <w:rPr>
-          <w:rFonts w:ascii="Calibri" w:hAnsi="Calibri" w:cs="Calibri"/>
-        </w:rPr>
-        <w:t xml:space="preserve">    "1995" numeric(20,10),</w:t>
-      </w:r>
-    </w:p>
-    <w:p>
-      <w:pPr>
-        <w:pStyle w:val="NoSpacing"/>
-        <w:rPr>
-          <w:rFonts w:ascii="Calibri" w:hAnsi="Calibri" w:cs="Calibri"/>
-        </w:rPr>
-      </w:pPr>
-      <w:r>
-        <w:rPr>
-          <w:rFonts w:ascii="Calibri" w:hAnsi="Calibri" w:cs="Calibri"/>
-        </w:rPr>
-        <w:t xml:space="preserve">    "1996" numeric(20,10),</w:t>
-      </w:r>
-    </w:p>
-    <w:p>
-      <w:pPr>
-        <w:pStyle w:val="NoSpacing"/>
-        <w:rPr>
-          <w:rFonts w:ascii="Calibri" w:hAnsi="Calibri" w:cs="Calibri"/>
-        </w:rPr>
-      </w:pPr>
-      <w:r>
-        <w:rPr>
-          <w:rFonts w:ascii="Calibri" w:hAnsi="Calibri" w:cs="Calibri"/>
-        </w:rPr>
-        <w:t xml:space="preserve">    "1997" numeric(20,10),</w:t>
-      </w:r>
-    </w:p>
-    <w:p>
-      <w:pPr>
-        <w:pStyle w:val="NoSpacing"/>
-        <w:rPr>
-          <w:rFonts w:ascii="Calibri" w:hAnsi="Calibri" w:cs="Calibri"/>
-        </w:rPr>
-      </w:pPr>
-      <w:r>
-        <w:rPr>
-          <w:rFonts w:ascii="Calibri" w:hAnsi="Calibri" w:cs="Calibri"/>
-        </w:rPr>
-        <w:t xml:space="preserve">    "1998" numeric(20,10),</w:t>
-      </w:r>
-    </w:p>
-    <w:p>
-      <w:pPr>
-        <w:pStyle w:val="NoSpacing"/>
-        <w:rPr>
-          <w:rFonts w:ascii="Calibri" w:hAnsi="Calibri" w:cs="Calibri"/>
-        </w:rPr>
-      </w:pPr>
-      <w:r>
-        <w:rPr>
-          <w:rFonts w:ascii="Calibri" w:hAnsi="Calibri" w:cs="Calibri"/>
-        </w:rPr>
-        <w:t xml:space="preserve">    "1999" numeric(20,10),</w:t>
-      </w:r>
-    </w:p>
-    <w:p>
-      <w:pPr>
-        <w:pStyle w:val="NoSpacing"/>
-        <w:rPr>
-          <w:rFonts w:ascii="Calibri" w:hAnsi="Calibri" w:cs="Calibri"/>
-        </w:rPr>
-      </w:pPr>
-      <w:r>
-        <w:rPr>
-          <w:rFonts w:ascii="Calibri" w:hAnsi="Calibri" w:cs="Calibri"/>
-        </w:rPr>
-        <w:t xml:space="preserve">    "2000" numeric(20,10),</w:t>
-      </w:r>
-    </w:p>
-    <w:p>
-      <w:pPr>
-        <w:pStyle w:val="NoSpacing"/>
-        <w:rPr>
-          <w:rFonts w:ascii="Calibri" w:hAnsi="Calibri" w:cs="Calibri"/>
-        </w:rPr>
-      </w:pPr>
-      <w:r>
-        <w:rPr>
-          <w:rFonts w:ascii="Calibri" w:hAnsi="Calibri" w:cs="Calibri"/>
-        </w:rPr>
-        <w:t xml:space="preserve">    "2001" numeric(20,10),</w:t>
-      </w:r>
-    </w:p>
-    <w:p>
-      <w:pPr>
-        <w:pStyle w:val="NoSpacing"/>
-        <w:rPr>
-          <w:rFonts w:ascii="Calibri" w:hAnsi="Calibri" w:cs="Calibri"/>
-        </w:rPr>
-      </w:pPr>
-      <w:r>
-        <w:rPr>
-          <w:rFonts w:ascii="Calibri" w:hAnsi="Calibri" w:cs="Calibri"/>
-        </w:rPr>
-        <w:t xml:space="preserve">    "2002" numeric(20,10),</w:t>
-      </w:r>
-    </w:p>
-    <w:p>
-      <w:pPr>
-        <w:pStyle w:val="NoSpacing"/>
-        <w:rPr>
-          <w:rFonts w:ascii="Calibri" w:hAnsi="Calibri" w:cs="Calibri"/>
-        </w:rPr>
-      </w:pPr>
-      <w:r>
-        <w:rPr>
-          <w:rFonts w:ascii="Calibri" w:hAnsi="Calibri" w:cs="Calibri"/>
-        </w:rPr>
-        <w:t xml:space="preserve">    "2003" numeric(20,10),</w:t>
-      </w:r>
-    </w:p>
-    <w:p>
-      <w:pPr>
-        <w:pStyle w:val="NoSpacing"/>
-        <w:rPr>
-          <w:rFonts w:ascii="Calibri" w:hAnsi="Calibri" w:cs="Calibri"/>
-        </w:rPr>
-      </w:pPr>
-      <w:r>
-        <w:rPr>
-          <w:rFonts w:ascii="Calibri" w:hAnsi="Calibri" w:cs="Calibri"/>
-        </w:rPr>
-        <w:t xml:space="preserve">    "2004" numeric(20,10),</w:t>
-      </w:r>
-    </w:p>
-    <w:p>
-      <w:pPr>
-        <w:pStyle w:val="NoSpacing"/>
-        <w:rPr>
-          <w:rFonts w:ascii="Calibri" w:hAnsi="Calibri" w:cs="Calibri"/>
-        </w:rPr>
-      </w:pPr>
-      <w:r>
-        <w:rPr>
-          <w:rFonts w:ascii="Calibri" w:hAnsi="Calibri" w:cs="Calibri"/>
-        </w:rPr>
-        <w:t xml:space="preserve">    "2005" numeric(20,10),</w:t>
-      </w:r>
-    </w:p>
-    <w:p>
-      <w:pPr>
-        <w:pStyle w:val="NoSpacing"/>
-        <w:rPr>
-          <w:rFonts w:ascii="Calibri" w:hAnsi="Calibri" w:cs="Calibri"/>
-        </w:rPr>
-      </w:pPr>
-      <w:r>
-        <w:rPr>
-          <w:rFonts w:ascii="Calibri" w:hAnsi="Calibri" w:cs="Calibri"/>
-        </w:rPr>
-        <w:t xml:space="preserve">    "2006" numeric(20,10),</w:t>
-      </w:r>
-    </w:p>
-    <w:p>
-      <w:pPr>
-        <w:pStyle w:val="NoSpacing"/>
-        <w:rPr>
-          <w:rFonts w:ascii="Calibri" w:hAnsi="Calibri" w:cs="Calibri"/>
-        </w:rPr>
-      </w:pPr>
-      <w:r>
-        <w:rPr>
-          <w:rFonts w:ascii="Calibri" w:hAnsi="Calibri" w:cs="Calibri"/>
-        </w:rPr>
-        <w:t xml:space="preserve">    "2007" numeric(20,10),</w:t>
-      </w:r>
-    </w:p>
-    <w:p>
-      <w:pPr>
-        <w:pStyle w:val="NoSpacing"/>
-        <w:rPr>
-          <w:rFonts w:ascii="Calibri" w:hAnsi="Calibri" w:cs="Calibri"/>
-        </w:rPr>
-      </w:pPr>
-      <w:r>
-        <w:rPr>
-          <w:rFonts w:ascii="Calibri" w:hAnsi="Calibri" w:cs="Calibri"/>
-        </w:rPr>
-        <w:t xml:space="preserve">    "2008" numeric(20,10),</w:t>
-      </w:r>
-    </w:p>
-    <w:p>
-      <w:pPr>
-        <w:pStyle w:val="NoSpacing"/>
-        <w:rPr>
-          <w:rFonts w:ascii="Calibri" w:hAnsi="Calibri" w:cs="Calibri"/>
-        </w:rPr>
-      </w:pPr>
-      <w:r>
-        <w:rPr>
-          <w:rFonts w:ascii="Calibri" w:hAnsi="Calibri" w:cs="Calibri"/>
-        </w:rPr>
-        <w:t xml:space="preserve">    "2009" numeric(20,10),</w:t>
-      </w:r>
-    </w:p>
-    <w:p>
-      <w:pPr>
-        <w:pStyle w:val="NoSpacing"/>
-        <w:rPr>
-          <w:rFonts w:ascii="Calibri" w:hAnsi="Calibri" w:cs="Calibri"/>
-        </w:rPr>
-      </w:pPr>
-      <w:r>
-        <w:rPr>
-          <w:rFonts w:ascii="Calibri" w:hAnsi="Calibri" w:cs="Calibri"/>
-        </w:rPr>
-        <w:t xml:space="preserve">    "2010" numeric(20,10),</w:t>
-      </w:r>
-    </w:p>
-    <w:p>
-      <w:pPr>
-        <w:pStyle w:val="NoSpacing"/>
-        <w:rPr>
-          <w:rFonts w:ascii="Calibri" w:hAnsi="Calibri" w:cs="Calibri"/>
-        </w:rPr>
-      </w:pPr>
-      <w:r>
-        <w:rPr>
-          <w:rFonts w:ascii="Calibri" w:hAnsi="Calibri" w:cs="Calibri"/>
-        </w:rPr>
-        <w:t xml:space="preserve">    "2011" numeric(20,10),</w:t>
-      </w:r>
-    </w:p>
-    <w:p>
-      <w:pPr>
-        <w:pStyle w:val="NoSpacing"/>
-        <w:rPr>
-          <w:rFonts w:ascii="Calibri" w:hAnsi="Calibri" w:cs="Calibri"/>
-        </w:rPr>
-      </w:pPr>
-      <w:r>
-        <w:rPr>
-          <w:rFonts w:ascii="Calibri" w:hAnsi="Calibri" w:cs="Calibri"/>
-        </w:rPr>
-        <w:t xml:space="preserve">    "2012" numeric(20,10),</w:t>
-      </w:r>
-    </w:p>
-    <w:p>
-      <w:pPr>
-        <w:pStyle w:val="NoSpacing"/>
-        <w:rPr>
-          <w:rFonts w:ascii="Calibri" w:hAnsi="Calibri" w:cs="Calibri"/>
-        </w:rPr>
-      </w:pPr>
-      <w:r>
-        <w:rPr>
-          <w:rFonts w:ascii="Calibri" w:hAnsi="Calibri" w:cs="Calibri"/>
-        </w:rPr>
-        <w:t xml:space="preserve">    "2013" numeric(20,10),</w:t>
-      </w:r>
-    </w:p>
-    <w:p>
-      <w:pPr>
-        <w:pStyle w:val="NoSpacing"/>
-        <w:rPr>
-          <w:rFonts w:ascii="Calibri" w:hAnsi="Calibri" w:cs="Calibri"/>
-        </w:rPr>
-      </w:pPr>
-      <w:r>
-        <w:rPr>
-          <w:rFonts w:ascii="Calibri" w:hAnsi="Calibri" w:cs="Calibri"/>
-        </w:rPr>
-        <w:t xml:space="preserve">    "2014" numeric(20,10),</w:t>
-      </w:r>
-    </w:p>
-    <w:p>
-      <w:pPr>
-        <w:pStyle w:val="NoSpacing"/>
-        <w:rPr>
-          <w:rFonts w:ascii="Calibri" w:hAnsi="Calibri" w:cs="Calibri"/>
-        </w:rPr>
-      </w:pPr>
-      <w:r>
-        <w:rPr>
-          <w:rFonts w:ascii="Calibri" w:hAnsi="Calibri" w:cs="Calibri"/>
-        </w:rPr>
-        <w:t xml:space="preserve">    "2015" numeric(20,10),</w:t>
-      </w:r>
-    </w:p>
-    <w:p>
-      <w:pPr>
-        <w:pStyle w:val="NoSpacing"/>
-        <w:rPr>
-          <w:rFonts w:ascii="Calibri" w:hAnsi="Calibri" w:cs="Calibri"/>
-        </w:rPr>
-      </w:pPr>
-      <w:r>
-        <w:rPr>
-          <w:rFonts w:ascii="Calibri" w:hAnsi="Calibri" w:cs="Calibri"/>
-        </w:rPr>
-        <w:t xml:space="preserve">    "2016" numeric(20,10),</w:t>
-      </w:r>
-    </w:p>
-    <w:p>
-      <w:pPr>
-        <w:pStyle w:val="NoSpacing"/>
-        <w:rPr>
-          <w:rFonts w:ascii="Calibri" w:hAnsi="Calibri" w:cs="Calibri"/>
-        </w:rPr>
-      </w:pPr>
-      <w:r>
-        <w:rPr>
-          <w:rFonts w:ascii="Calibri" w:hAnsi="Calibri" w:cs="Calibri"/>
-        </w:rPr>
-        <w:t xml:space="preserve">    "2017" numeric(20,10),</w:t>
-      </w:r>
-    </w:p>
-    <w:p>
-      <w:pPr>
-        <w:pStyle w:val="NoSpacing"/>
-        <w:rPr>
-          <w:rFonts w:ascii="Calibri" w:hAnsi="Calibri" w:cs="Calibri"/>
-        </w:rPr>
-      </w:pPr>
-      <w:r>
-        <w:rPr>
-          <w:rFonts w:ascii="Calibri" w:hAnsi="Calibri" w:cs="Calibri"/>
-        </w:rPr>
-        <w:t xml:space="preserve">    "2018" numeric(20,10),</w:t>
-      </w:r>
-    </w:p>
-    <w:p>
-      <w:pPr>
-        <w:pStyle w:val="NoSpacing"/>
-        <w:rPr>
-          <w:rFonts w:ascii="Calibri" w:hAnsi="Calibri" w:cs="Calibri"/>
-        </w:rPr>
-      </w:pPr>
-      <w:r>
-        <w:rPr>
-          <w:rFonts w:ascii="Calibri" w:hAnsi="Calibri" w:cs="Calibri"/>
-        </w:rPr>
-        <w:t xml:space="preserve">    "2019" numeric(20,10),</w:t>
-      </w:r>
-    </w:p>
-    <w:p>
-      <w:pPr>
-        <w:pStyle w:val="NoSpacing"/>
-        <w:rPr>
-          <w:rFonts w:ascii="Calibri" w:hAnsi="Calibri" w:cs="Calibri"/>
-        </w:rPr>
-      </w:pPr>
-      <w:r>
-        <w:rPr>
-          <w:rFonts w:ascii="Calibri" w:hAnsi="Calibri" w:cs="Calibri"/>
-        </w:rPr>
-        <w:t xml:space="preserve">    "2020" numeric(20,10),</w:t>
-      </w:r>
-    </w:p>
-    <w:p>
-      <w:pPr>
-        <w:pStyle w:val="NoSpacing"/>
-        <w:rPr>
-          <w:rFonts w:ascii="Calibri" w:hAnsi="Calibri" w:cs="Calibri"/>
-        </w:rPr>
-      </w:pPr>
-      <w:r>
-        <w:rPr>
-          <w:rFonts w:ascii="Calibri" w:hAnsi="Calibri" w:cs="Calibri"/>
-        </w:rPr>
-        <w:t xml:space="preserve">    "2021" numeric(20,10),</w:t>
-      </w:r>
-    </w:p>
-    <w:p>
-      <w:pPr>
-        <w:pStyle w:val="NoSpacing"/>
-        <w:rPr>
-          <w:rFonts w:ascii="Calibri" w:hAnsi="Calibri" w:cs="Calibri"/>
-        </w:rPr>
-      </w:pPr>
-      <w:r>
-        <w:rPr>
-          <w:rFonts w:ascii="Calibri" w:hAnsi="Calibri" w:cs="Calibri"/>
-        </w:rPr>
-        <w:t xml:space="preserve">    "Production" numeric(20,10)</w:t>
-      </w:r>
-    </w:p>
-    <w:p>
-      <w:pPr>
-        <w:pStyle w:val="NoSpacing"/>
-        <w:rPr>
-          <w:rFonts w:ascii="Calibri" w:hAnsi="Calibri" w:cs="Calibri"/>
-        </w:rPr>
-      </w:pPr>
+        <w:t xml:space="preserve">    "1985" </w:t>
+      </w:r>
+      <w:proofErr w:type="gramStart"/>
+      <w:r>
+        <w:rPr>
+          <w:rFonts w:ascii="Calibri" w:hAnsi="Calibri" w:cs="Calibri"/>
+        </w:rPr>
+        <w:t>numeric(</w:t>
+      </w:r>
+      <w:proofErr w:type="gramEnd"/>
+      <w:r>
+        <w:rPr>
+          <w:rFonts w:ascii="Calibri" w:hAnsi="Calibri" w:cs="Calibri"/>
+        </w:rPr>
+        <w:t>20,10),</w:t>
+      </w:r>
+    </w:p>
+    <w:p>
+      <w:pPr>
+        <w:pStyle w:val="NoSpacing"/>
+        <w:rPr>
+          <w:rFonts w:ascii="Calibri" w:hAnsi="Calibri" w:cs="Calibri"/>
+        </w:rPr>
+      </w:pPr>
+      <w:r>
+        <w:rPr>
+          <w:rFonts w:ascii="Calibri" w:hAnsi="Calibri" w:cs="Calibri"/>
+        </w:rPr>
+        <w:t xml:space="preserve">    "1986" </w:t>
+      </w:r>
+      <w:proofErr w:type="gramStart"/>
+      <w:r>
+        <w:rPr>
+          <w:rFonts w:ascii="Calibri" w:hAnsi="Calibri" w:cs="Calibri"/>
+        </w:rPr>
+        <w:t>numeric(</w:t>
+      </w:r>
+      <w:proofErr w:type="gramEnd"/>
+      <w:r>
+        <w:rPr>
+          <w:rFonts w:ascii="Calibri" w:hAnsi="Calibri" w:cs="Calibri"/>
+        </w:rPr>
+        <w:t>20,10),</w:t>
+      </w:r>
+    </w:p>
+    <w:p>
+      <w:pPr>
+        <w:pStyle w:val="NoSpacing"/>
+        <w:rPr>
+          <w:rFonts w:ascii="Calibri" w:hAnsi="Calibri" w:cs="Calibri"/>
+        </w:rPr>
+      </w:pPr>
+      <w:r>
+        <w:rPr>
+          <w:rFonts w:ascii="Calibri" w:hAnsi="Calibri" w:cs="Calibri"/>
+        </w:rPr>
+        <w:t xml:space="preserve">    "1987" </w:t>
+      </w:r>
+      <w:proofErr w:type="gramStart"/>
+      <w:r>
+        <w:rPr>
+          <w:rFonts w:ascii="Calibri" w:hAnsi="Calibri" w:cs="Calibri"/>
+        </w:rPr>
+        <w:t>numeric(</w:t>
+      </w:r>
+      <w:proofErr w:type="gramEnd"/>
+      <w:r>
+        <w:rPr>
+          <w:rFonts w:ascii="Calibri" w:hAnsi="Calibri" w:cs="Calibri"/>
+        </w:rPr>
+        <w:t>20,10),</w:t>
+      </w:r>
+    </w:p>
+    <w:p>
+      <w:pPr>
+        <w:pStyle w:val="NoSpacing"/>
+        <w:rPr>
+          <w:rFonts w:ascii="Calibri" w:hAnsi="Calibri" w:cs="Calibri"/>
+        </w:rPr>
+      </w:pPr>
+      <w:r>
+        <w:rPr>
+          <w:rFonts w:ascii="Calibri" w:hAnsi="Calibri" w:cs="Calibri"/>
+        </w:rPr>
+        <w:t xml:space="preserve">    "1988" </w:t>
+      </w:r>
+      <w:proofErr w:type="gramStart"/>
+      <w:r>
+        <w:rPr>
+          <w:rFonts w:ascii="Calibri" w:hAnsi="Calibri" w:cs="Calibri"/>
+        </w:rPr>
+        <w:t>numeric(</w:t>
+      </w:r>
+      <w:proofErr w:type="gramEnd"/>
+      <w:r>
+        <w:rPr>
+          <w:rFonts w:ascii="Calibri" w:hAnsi="Calibri" w:cs="Calibri"/>
+        </w:rPr>
+        <w:t>20,10),</w:t>
+      </w:r>
+    </w:p>
+    <w:p>
+      <w:pPr>
+        <w:pStyle w:val="NoSpacing"/>
+        <w:rPr>
+          <w:rFonts w:ascii="Calibri" w:hAnsi="Calibri" w:cs="Calibri"/>
+        </w:rPr>
+      </w:pPr>
+      <w:r>
+        <w:rPr>
+          <w:rFonts w:ascii="Calibri" w:hAnsi="Calibri" w:cs="Calibri"/>
+        </w:rPr>
+        <w:t xml:space="preserve">    "1989" </w:t>
+      </w:r>
+      <w:proofErr w:type="gramStart"/>
+      <w:r>
+        <w:rPr>
+          <w:rFonts w:ascii="Calibri" w:hAnsi="Calibri" w:cs="Calibri"/>
+        </w:rPr>
+        <w:t>numeric(</w:t>
+      </w:r>
+      <w:proofErr w:type="gramEnd"/>
+      <w:r>
+        <w:rPr>
+          <w:rFonts w:ascii="Calibri" w:hAnsi="Calibri" w:cs="Calibri"/>
+        </w:rPr>
+        <w:t>20,10),</w:t>
+      </w:r>
+    </w:p>
+    <w:p>
+      <w:pPr>
+        <w:pStyle w:val="NoSpacing"/>
+        <w:rPr>
+          <w:rFonts w:ascii="Calibri" w:hAnsi="Calibri" w:cs="Calibri"/>
+        </w:rPr>
+      </w:pPr>
+      <w:r>
+        <w:rPr>
+          <w:rFonts w:ascii="Calibri" w:hAnsi="Calibri" w:cs="Calibri"/>
+        </w:rPr>
+        <w:t xml:space="preserve">    "1990" </w:t>
+      </w:r>
+      <w:proofErr w:type="gramStart"/>
+      <w:r>
+        <w:rPr>
+          <w:rFonts w:ascii="Calibri" w:hAnsi="Calibri" w:cs="Calibri"/>
+        </w:rPr>
+        <w:t>numeric(</w:t>
+      </w:r>
+      <w:proofErr w:type="gramEnd"/>
+      <w:r>
+        <w:rPr>
+          <w:rFonts w:ascii="Calibri" w:hAnsi="Calibri" w:cs="Calibri"/>
+        </w:rPr>
+        <w:t>20,10),</w:t>
+      </w:r>
+    </w:p>
+    <w:p>
+      <w:pPr>
+        <w:pStyle w:val="NoSpacing"/>
+        <w:rPr>
+          <w:rFonts w:ascii="Calibri" w:hAnsi="Calibri" w:cs="Calibri"/>
+        </w:rPr>
+      </w:pPr>
+      <w:r>
+        <w:rPr>
+          <w:rFonts w:ascii="Calibri" w:hAnsi="Calibri" w:cs="Calibri"/>
+        </w:rPr>
+        <w:t xml:space="preserve">    "1991" </w:t>
+      </w:r>
+      <w:proofErr w:type="gramStart"/>
+      <w:r>
+        <w:rPr>
+          <w:rFonts w:ascii="Calibri" w:hAnsi="Calibri" w:cs="Calibri"/>
+        </w:rPr>
+        <w:t>numeric(</w:t>
+      </w:r>
+      <w:proofErr w:type="gramEnd"/>
+      <w:r>
+        <w:rPr>
+          <w:rFonts w:ascii="Calibri" w:hAnsi="Calibri" w:cs="Calibri"/>
+        </w:rPr>
+        <w:t>20,10),</w:t>
+      </w:r>
+    </w:p>
+    <w:p>
+      <w:pPr>
+        <w:pStyle w:val="NoSpacing"/>
+        <w:rPr>
+          <w:rFonts w:ascii="Calibri" w:hAnsi="Calibri" w:cs="Calibri"/>
+        </w:rPr>
+      </w:pPr>
+      <w:r>
+        <w:rPr>
+          <w:rFonts w:ascii="Calibri" w:hAnsi="Calibri" w:cs="Calibri"/>
+        </w:rPr>
+        <w:t xml:space="preserve">    "1992" </w:t>
+      </w:r>
+      <w:proofErr w:type="gramStart"/>
+      <w:r>
+        <w:rPr>
+          <w:rFonts w:ascii="Calibri" w:hAnsi="Calibri" w:cs="Calibri"/>
+        </w:rPr>
+        <w:t>numeric(</w:t>
+      </w:r>
+      <w:proofErr w:type="gramEnd"/>
+      <w:r>
+        <w:rPr>
+          <w:rFonts w:ascii="Calibri" w:hAnsi="Calibri" w:cs="Calibri"/>
+        </w:rPr>
+        <w:t>20,10),</w:t>
+      </w:r>
+    </w:p>
+    <w:p>
+      <w:pPr>
+        <w:pStyle w:val="NoSpacing"/>
+        <w:rPr>
+          <w:rFonts w:ascii="Calibri" w:hAnsi="Calibri" w:cs="Calibri"/>
+        </w:rPr>
+      </w:pPr>
+      <w:r>
+        <w:rPr>
+          <w:rFonts w:ascii="Calibri" w:hAnsi="Calibri" w:cs="Calibri"/>
+        </w:rPr>
+        <w:t xml:space="preserve">    "1993" </w:t>
+      </w:r>
+      <w:proofErr w:type="gramStart"/>
+      <w:r>
+        <w:rPr>
+          <w:rFonts w:ascii="Calibri" w:hAnsi="Calibri" w:cs="Calibri"/>
+        </w:rPr>
+        <w:t>numeric(</w:t>
+      </w:r>
+      <w:proofErr w:type="gramEnd"/>
+      <w:r>
+        <w:rPr>
+          <w:rFonts w:ascii="Calibri" w:hAnsi="Calibri" w:cs="Calibri"/>
+        </w:rPr>
+        <w:t>20,10),</w:t>
+      </w:r>
+    </w:p>
+    <w:p>
+      <w:pPr>
+        <w:pStyle w:val="NoSpacing"/>
+        <w:rPr>
+          <w:rFonts w:ascii="Calibri" w:hAnsi="Calibri" w:cs="Calibri"/>
+        </w:rPr>
+      </w:pPr>
+      <w:r>
+        <w:rPr>
+          <w:rFonts w:ascii="Calibri" w:hAnsi="Calibri" w:cs="Calibri"/>
+        </w:rPr>
+        <w:t xml:space="preserve">    "1994" </w:t>
+      </w:r>
+      <w:proofErr w:type="gramStart"/>
+      <w:r>
+        <w:rPr>
+          <w:rFonts w:ascii="Calibri" w:hAnsi="Calibri" w:cs="Calibri"/>
+        </w:rPr>
+        <w:t>numeric(</w:t>
+      </w:r>
+      <w:proofErr w:type="gramEnd"/>
+      <w:r>
+        <w:rPr>
+          <w:rFonts w:ascii="Calibri" w:hAnsi="Calibri" w:cs="Calibri"/>
+        </w:rPr>
+        <w:t>20,10),</w:t>
+      </w:r>
+    </w:p>
+    <w:p>
+      <w:pPr>
+        <w:pStyle w:val="NoSpacing"/>
+        <w:rPr>
+          <w:rFonts w:ascii="Calibri" w:hAnsi="Calibri" w:cs="Calibri"/>
+        </w:rPr>
+      </w:pPr>
+      <w:r>
+        <w:rPr>
+          <w:rFonts w:ascii="Calibri" w:hAnsi="Calibri" w:cs="Calibri"/>
+        </w:rPr>
+        <w:t xml:space="preserve">    "1995" </w:t>
+      </w:r>
+      <w:proofErr w:type="gramStart"/>
+      <w:r>
+        <w:rPr>
+          <w:rFonts w:ascii="Calibri" w:hAnsi="Calibri" w:cs="Calibri"/>
+        </w:rPr>
+        <w:t>numeric(</w:t>
+      </w:r>
+      <w:proofErr w:type="gramEnd"/>
+      <w:r>
+        <w:rPr>
+          <w:rFonts w:ascii="Calibri" w:hAnsi="Calibri" w:cs="Calibri"/>
+        </w:rPr>
+        <w:t>20,10),</w:t>
+      </w:r>
+    </w:p>
+    <w:p>
+      <w:pPr>
+        <w:pStyle w:val="NoSpacing"/>
+        <w:rPr>
+          <w:rFonts w:ascii="Calibri" w:hAnsi="Calibri" w:cs="Calibri"/>
+        </w:rPr>
+      </w:pPr>
+      <w:r>
+        <w:rPr>
+          <w:rFonts w:ascii="Calibri" w:hAnsi="Calibri" w:cs="Calibri"/>
+        </w:rPr>
+        <w:t xml:space="preserve">    "1996" </w:t>
+      </w:r>
+      <w:proofErr w:type="gramStart"/>
+      <w:r>
+        <w:rPr>
+          <w:rFonts w:ascii="Calibri" w:hAnsi="Calibri" w:cs="Calibri"/>
+        </w:rPr>
+        <w:t>numeric(</w:t>
+      </w:r>
+      <w:proofErr w:type="gramEnd"/>
+      <w:r>
+        <w:rPr>
+          <w:rFonts w:ascii="Calibri" w:hAnsi="Calibri" w:cs="Calibri"/>
+        </w:rPr>
+        <w:t>20,10),</w:t>
+      </w:r>
+    </w:p>
+    <w:p>
+      <w:pPr>
+        <w:pStyle w:val="NoSpacing"/>
+        <w:rPr>
+          <w:rFonts w:ascii="Calibri" w:hAnsi="Calibri" w:cs="Calibri"/>
+        </w:rPr>
+      </w:pPr>
+      <w:r>
+        <w:rPr>
+          <w:rFonts w:ascii="Calibri" w:hAnsi="Calibri" w:cs="Calibri"/>
+        </w:rPr>
+        <w:t xml:space="preserve">    "1997" </w:t>
+      </w:r>
+      <w:proofErr w:type="gramStart"/>
+      <w:r>
+        <w:rPr>
+          <w:rFonts w:ascii="Calibri" w:hAnsi="Calibri" w:cs="Calibri"/>
+        </w:rPr>
+        <w:t>numeric(</w:t>
+      </w:r>
+      <w:proofErr w:type="gramEnd"/>
+      <w:r>
+        <w:rPr>
+          <w:rFonts w:ascii="Calibri" w:hAnsi="Calibri" w:cs="Calibri"/>
+        </w:rPr>
+        <w:t>20,10),</w:t>
+      </w:r>
+    </w:p>
+    <w:p>
+      <w:pPr>
+        <w:pStyle w:val="NoSpacing"/>
+        <w:rPr>
+          <w:rFonts w:ascii="Calibri" w:hAnsi="Calibri" w:cs="Calibri"/>
+        </w:rPr>
+      </w:pPr>
+      <w:r>
+        <w:rPr>
+          <w:rFonts w:ascii="Calibri" w:hAnsi="Calibri" w:cs="Calibri"/>
+        </w:rPr>
+        <w:t xml:space="preserve">    "1998" </w:t>
+      </w:r>
+      <w:proofErr w:type="gramStart"/>
+      <w:r>
+        <w:rPr>
+          <w:rFonts w:ascii="Calibri" w:hAnsi="Calibri" w:cs="Calibri"/>
+        </w:rPr>
+        <w:t>numeric(</w:t>
+      </w:r>
+      <w:proofErr w:type="gramEnd"/>
+      <w:r>
+        <w:rPr>
+          <w:rFonts w:ascii="Calibri" w:hAnsi="Calibri" w:cs="Calibri"/>
+        </w:rPr>
+        <w:t>20,10),</w:t>
+      </w:r>
+    </w:p>
+    <w:p>
+      <w:pPr>
+        <w:pStyle w:val="NoSpacing"/>
+        <w:rPr>
+          <w:rFonts w:ascii="Calibri" w:hAnsi="Calibri" w:cs="Calibri"/>
+        </w:rPr>
+      </w:pPr>
+      <w:r>
+        <w:rPr>
+          <w:rFonts w:ascii="Calibri" w:hAnsi="Calibri" w:cs="Calibri"/>
+        </w:rPr>
+        <w:t xml:space="preserve">    "1999" </w:t>
+      </w:r>
+      <w:proofErr w:type="gramStart"/>
+      <w:r>
+        <w:rPr>
+          <w:rFonts w:ascii="Calibri" w:hAnsi="Calibri" w:cs="Calibri"/>
+        </w:rPr>
+        <w:t>numeric(</w:t>
+      </w:r>
+      <w:proofErr w:type="gramEnd"/>
+      <w:r>
+        <w:rPr>
+          <w:rFonts w:ascii="Calibri" w:hAnsi="Calibri" w:cs="Calibri"/>
+        </w:rPr>
+        <w:t>20,10),</w:t>
+      </w:r>
+    </w:p>
+    <w:p>
+      <w:pPr>
+        <w:pStyle w:val="NoSpacing"/>
+        <w:rPr>
+          <w:rFonts w:ascii="Calibri" w:hAnsi="Calibri" w:cs="Calibri"/>
+        </w:rPr>
+      </w:pPr>
+      <w:r>
+        <w:rPr>
+          <w:rFonts w:ascii="Calibri" w:hAnsi="Calibri" w:cs="Calibri"/>
+        </w:rPr>
+        <w:t xml:space="preserve">    "2000" </w:t>
+      </w:r>
+      <w:proofErr w:type="gramStart"/>
+      <w:r>
+        <w:rPr>
+          <w:rFonts w:ascii="Calibri" w:hAnsi="Calibri" w:cs="Calibri"/>
+        </w:rPr>
+        <w:t>numeric(</w:t>
+      </w:r>
+      <w:proofErr w:type="gramEnd"/>
+      <w:r>
+        <w:rPr>
+          <w:rFonts w:ascii="Calibri" w:hAnsi="Calibri" w:cs="Calibri"/>
+        </w:rPr>
+        <w:t>20,10),</w:t>
+      </w:r>
+    </w:p>
+    <w:p>
+      <w:pPr>
+        <w:pStyle w:val="NoSpacing"/>
+        <w:rPr>
+          <w:rFonts w:ascii="Calibri" w:hAnsi="Calibri" w:cs="Calibri"/>
+        </w:rPr>
+      </w:pPr>
+      <w:r>
+        <w:rPr>
+          <w:rFonts w:ascii="Calibri" w:hAnsi="Calibri" w:cs="Calibri"/>
+        </w:rPr>
+        <w:t xml:space="preserve">    "2001" </w:t>
+      </w:r>
+      <w:proofErr w:type="gramStart"/>
+      <w:r>
+        <w:rPr>
+          <w:rFonts w:ascii="Calibri" w:hAnsi="Calibri" w:cs="Calibri"/>
+        </w:rPr>
+        <w:t>numeric(</w:t>
+      </w:r>
+      <w:proofErr w:type="gramEnd"/>
+      <w:r>
+        <w:rPr>
+          <w:rFonts w:ascii="Calibri" w:hAnsi="Calibri" w:cs="Calibri"/>
+        </w:rPr>
+        <w:t>20,10),</w:t>
+      </w:r>
+    </w:p>
+    <w:p>
+      <w:pPr>
+        <w:pStyle w:val="NoSpacing"/>
+        <w:rPr>
+          <w:rFonts w:ascii="Calibri" w:hAnsi="Calibri" w:cs="Calibri"/>
+        </w:rPr>
+      </w:pPr>
+      <w:r>
+        <w:rPr>
+          <w:rFonts w:ascii="Calibri" w:hAnsi="Calibri" w:cs="Calibri"/>
+        </w:rPr>
+        <w:t xml:space="preserve">    "2002" </w:t>
+      </w:r>
+      <w:proofErr w:type="gramStart"/>
+      <w:r>
+        <w:rPr>
+          <w:rFonts w:ascii="Calibri" w:hAnsi="Calibri" w:cs="Calibri"/>
+        </w:rPr>
+        <w:t>numeric(</w:t>
+      </w:r>
+      <w:proofErr w:type="gramEnd"/>
+      <w:r>
+        <w:rPr>
+          <w:rFonts w:ascii="Calibri" w:hAnsi="Calibri" w:cs="Calibri"/>
+        </w:rPr>
+        <w:t>20,10),</w:t>
+      </w:r>
+    </w:p>
+    <w:p>
+      <w:pPr>
+        <w:pStyle w:val="NoSpacing"/>
+        <w:rPr>
+          <w:rFonts w:ascii="Calibri" w:hAnsi="Calibri" w:cs="Calibri"/>
+        </w:rPr>
+      </w:pPr>
+      <w:r>
+        <w:rPr>
+          <w:rFonts w:ascii="Calibri" w:hAnsi="Calibri" w:cs="Calibri"/>
+        </w:rPr>
+        <w:t xml:space="preserve">    "2003" </w:t>
+      </w:r>
+      <w:proofErr w:type="gramStart"/>
+      <w:r>
+        <w:rPr>
+          <w:rFonts w:ascii="Calibri" w:hAnsi="Calibri" w:cs="Calibri"/>
+        </w:rPr>
+        <w:t>numeric(</w:t>
+      </w:r>
+      <w:proofErr w:type="gramEnd"/>
+      <w:r>
+        <w:rPr>
+          <w:rFonts w:ascii="Calibri" w:hAnsi="Calibri" w:cs="Calibri"/>
+        </w:rPr>
+        <w:t>20,10),</w:t>
+      </w:r>
+    </w:p>
+    <w:p>
+      <w:pPr>
+        <w:pStyle w:val="NoSpacing"/>
+        <w:rPr>
+          <w:rFonts w:ascii="Calibri" w:hAnsi="Calibri" w:cs="Calibri"/>
+        </w:rPr>
+      </w:pPr>
+      <w:r>
+        <w:rPr>
+          <w:rFonts w:ascii="Calibri" w:hAnsi="Calibri" w:cs="Calibri"/>
+        </w:rPr>
+        <w:t xml:space="preserve">    "2004" </w:t>
+      </w:r>
+      <w:proofErr w:type="gramStart"/>
+      <w:r>
+        <w:rPr>
+          <w:rFonts w:ascii="Calibri" w:hAnsi="Calibri" w:cs="Calibri"/>
+        </w:rPr>
+        <w:t>numeric(</w:t>
+      </w:r>
+      <w:proofErr w:type="gramEnd"/>
+      <w:r>
+        <w:rPr>
+          <w:rFonts w:ascii="Calibri" w:hAnsi="Calibri" w:cs="Calibri"/>
+        </w:rPr>
+        <w:t>20,10),</w:t>
+      </w:r>
+    </w:p>
+    <w:p>
+      <w:pPr>
+        <w:pStyle w:val="NoSpacing"/>
+        <w:rPr>
+          <w:rFonts w:ascii="Calibri" w:hAnsi="Calibri" w:cs="Calibri"/>
+        </w:rPr>
+      </w:pPr>
+      <w:r>
+        <w:rPr>
+          <w:rFonts w:ascii="Calibri" w:hAnsi="Calibri" w:cs="Calibri"/>
+        </w:rPr>
+        <w:t xml:space="preserve">    "2005" </w:t>
+      </w:r>
+      <w:proofErr w:type="gramStart"/>
+      <w:r>
+        <w:rPr>
+          <w:rFonts w:ascii="Calibri" w:hAnsi="Calibri" w:cs="Calibri"/>
+        </w:rPr>
+        <w:t>numeric(</w:t>
+      </w:r>
+      <w:proofErr w:type="gramEnd"/>
+      <w:r>
+        <w:rPr>
+          <w:rFonts w:ascii="Calibri" w:hAnsi="Calibri" w:cs="Calibri"/>
+        </w:rPr>
+        <w:t>20,10),</w:t>
+      </w:r>
+    </w:p>
+    <w:p>
+      <w:pPr>
+        <w:pStyle w:val="NoSpacing"/>
+        <w:rPr>
+          <w:rFonts w:ascii="Calibri" w:hAnsi="Calibri" w:cs="Calibri"/>
+        </w:rPr>
+      </w:pPr>
+      <w:r>
+        <w:rPr>
+          <w:rFonts w:ascii="Calibri" w:hAnsi="Calibri" w:cs="Calibri"/>
+        </w:rPr>
+        <w:t xml:space="preserve">    "2006" </w:t>
+      </w:r>
+      <w:proofErr w:type="gramStart"/>
+      <w:r>
+        <w:rPr>
+          <w:rFonts w:ascii="Calibri" w:hAnsi="Calibri" w:cs="Calibri"/>
+        </w:rPr>
+        <w:t>numeric(</w:t>
+      </w:r>
+      <w:proofErr w:type="gramEnd"/>
+      <w:r>
+        <w:rPr>
+          <w:rFonts w:ascii="Calibri" w:hAnsi="Calibri" w:cs="Calibri"/>
+        </w:rPr>
+        <w:t>20,10),</w:t>
+      </w:r>
+    </w:p>
+    <w:p>
+      <w:pPr>
+        <w:pStyle w:val="NoSpacing"/>
+        <w:rPr>
+          <w:rFonts w:ascii="Calibri" w:hAnsi="Calibri" w:cs="Calibri"/>
+        </w:rPr>
+      </w:pPr>
+      <w:r>
+        <w:rPr>
+          <w:rFonts w:ascii="Calibri" w:hAnsi="Calibri" w:cs="Calibri"/>
+        </w:rPr>
+        <w:t xml:space="preserve">    "2007" </w:t>
+      </w:r>
+      <w:proofErr w:type="gramStart"/>
+      <w:r>
+        <w:rPr>
+          <w:rFonts w:ascii="Calibri" w:hAnsi="Calibri" w:cs="Calibri"/>
+        </w:rPr>
+        <w:t>numeric(</w:t>
+      </w:r>
+      <w:proofErr w:type="gramEnd"/>
+      <w:r>
+        <w:rPr>
+          <w:rFonts w:ascii="Calibri" w:hAnsi="Calibri" w:cs="Calibri"/>
+        </w:rPr>
+        <w:t>20,10),</w:t>
+      </w:r>
+    </w:p>
+    <w:p>
+      <w:pPr>
+        <w:pStyle w:val="NoSpacing"/>
+        <w:rPr>
+          <w:rFonts w:ascii="Calibri" w:hAnsi="Calibri" w:cs="Calibri"/>
+        </w:rPr>
+      </w:pPr>
+      <w:r>
+        <w:rPr>
+          <w:rFonts w:ascii="Calibri" w:hAnsi="Calibri" w:cs="Calibri"/>
+        </w:rPr>
+        <w:t xml:space="preserve">    "2008" </w:t>
+      </w:r>
+      <w:proofErr w:type="gramStart"/>
+      <w:r>
+        <w:rPr>
+          <w:rFonts w:ascii="Calibri" w:hAnsi="Calibri" w:cs="Calibri"/>
+        </w:rPr>
+        <w:t>numeric(</w:t>
+      </w:r>
+      <w:proofErr w:type="gramEnd"/>
+      <w:r>
+        <w:rPr>
+          <w:rFonts w:ascii="Calibri" w:hAnsi="Calibri" w:cs="Calibri"/>
+        </w:rPr>
+        <w:t>20,10),</w:t>
+      </w:r>
+    </w:p>
+    <w:p>
+      <w:pPr>
+        <w:pStyle w:val="NoSpacing"/>
+        <w:rPr>
+          <w:rFonts w:ascii="Calibri" w:hAnsi="Calibri" w:cs="Calibri"/>
+        </w:rPr>
+      </w:pPr>
+      <w:r>
+        <w:rPr>
+          <w:rFonts w:ascii="Calibri" w:hAnsi="Calibri" w:cs="Calibri"/>
+        </w:rPr>
+        <w:t xml:space="preserve">    "2009" </w:t>
+      </w:r>
+      <w:proofErr w:type="gramStart"/>
+      <w:r>
+        <w:rPr>
+          <w:rFonts w:ascii="Calibri" w:hAnsi="Calibri" w:cs="Calibri"/>
+        </w:rPr>
+        <w:t>numeric(</w:t>
+      </w:r>
+      <w:proofErr w:type="gramEnd"/>
+      <w:r>
+        <w:rPr>
+          <w:rFonts w:ascii="Calibri" w:hAnsi="Calibri" w:cs="Calibri"/>
+        </w:rPr>
+        <w:t>20,10),</w:t>
+      </w:r>
+    </w:p>
+    <w:p>
+      <w:pPr>
+        <w:pStyle w:val="NoSpacing"/>
+        <w:rPr>
+          <w:rFonts w:ascii="Calibri" w:hAnsi="Calibri" w:cs="Calibri"/>
+        </w:rPr>
+      </w:pPr>
+      <w:r>
+        <w:rPr>
+          <w:rFonts w:ascii="Calibri" w:hAnsi="Calibri" w:cs="Calibri"/>
+        </w:rPr>
+        <w:t xml:space="preserve">    "2010" </w:t>
+      </w:r>
+      <w:proofErr w:type="gramStart"/>
+      <w:r>
+        <w:rPr>
+          <w:rFonts w:ascii="Calibri" w:hAnsi="Calibri" w:cs="Calibri"/>
+        </w:rPr>
+        <w:t>numeric(</w:t>
+      </w:r>
+      <w:proofErr w:type="gramEnd"/>
+      <w:r>
+        <w:rPr>
+          <w:rFonts w:ascii="Calibri" w:hAnsi="Calibri" w:cs="Calibri"/>
+        </w:rPr>
+        <w:t>20,10),</w:t>
+      </w:r>
+    </w:p>
+    <w:p>
+      <w:pPr>
+        <w:pStyle w:val="NoSpacing"/>
+        <w:rPr>
+          <w:rFonts w:ascii="Calibri" w:hAnsi="Calibri" w:cs="Calibri"/>
+        </w:rPr>
+      </w:pPr>
+      <w:r>
+        <w:rPr>
+          <w:rFonts w:ascii="Calibri" w:hAnsi="Calibri" w:cs="Calibri"/>
+        </w:rPr>
+        <w:t xml:space="preserve">    "2011" </w:t>
+      </w:r>
+      <w:proofErr w:type="gramStart"/>
+      <w:r>
+        <w:rPr>
+          <w:rFonts w:ascii="Calibri" w:hAnsi="Calibri" w:cs="Calibri"/>
+        </w:rPr>
+        <w:t>numeric(</w:t>
+      </w:r>
+      <w:proofErr w:type="gramEnd"/>
+      <w:r>
+        <w:rPr>
+          <w:rFonts w:ascii="Calibri" w:hAnsi="Calibri" w:cs="Calibri"/>
+        </w:rPr>
+        <w:t>20,10),</w:t>
+      </w:r>
+    </w:p>
+    <w:p>
+      <w:pPr>
+        <w:pStyle w:val="NoSpacing"/>
+        <w:rPr>
+          <w:rFonts w:ascii="Calibri" w:hAnsi="Calibri" w:cs="Calibri"/>
+        </w:rPr>
+      </w:pPr>
+      <w:r>
+        <w:rPr>
+          <w:rFonts w:ascii="Calibri" w:hAnsi="Calibri" w:cs="Calibri"/>
+        </w:rPr>
+        <w:t xml:space="preserve">    "2012" </w:t>
+      </w:r>
+      <w:proofErr w:type="gramStart"/>
+      <w:r>
+        <w:rPr>
+          <w:rFonts w:ascii="Calibri" w:hAnsi="Calibri" w:cs="Calibri"/>
+        </w:rPr>
+        <w:t>numeric(</w:t>
+      </w:r>
+      <w:proofErr w:type="gramEnd"/>
+      <w:r>
+        <w:rPr>
+          <w:rFonts w:ascii="Calibri" w:hAnsi="Calibri" w:cs="Calibri"/>
+        </w:rPr>
+        <w:t>20,10),</w:t>
+      </w:r>
+    </w:p>
+    <w:p>
+      <w:pPr>
+        <w:pStyle w:val="NoSpacing"/>
+        <w:rPr>
+          <w:rFonts w:ascii="Calibri" w:hAnsi="Calibri" w:cs="Calibri"/>
+        </w:rPr>
+      </w:pPr>
+      <w:r>
+        <w:rPr>
+          <w:rFonts w:ascii="Calibri" w:hAnsi="Calibri" w:cs="Calibri"/>
+        </w:rPr>
+        <w:t xml:space="preserve">    "2013" </w:t>
+      </w:r>
+      <w:proofErr w:type="gramStart"/>
+      <w:r>
+        <w:rPr>
+          <w:rFonts w:ascii="Calibri" w:hAnsi="Calibri" w:cs="Calibri"/>
+        </w:rPr>
+        <w:t>numeric(</w:t>
+      </w:r>
+      <w:proofErr w:type="gramEnd"/>
+      <w:r>
+        <w:rPr>
+          <w:rFonts w:ascii="Calibri" w:hAnsi="Calibri" w:cs="Calibri"/>
+        </w:rPr>
+        <w:t>20,10),</w:t>
+      </w:r>
+    </w:p>
+    <w:p>
+      <w:pPr>
+        <w:pStyle w:val="NoSpacing"/>
+        <w:rPr>
+          <w:rFonts w:ascii="Calibri" w:hAnsi="Calibri" w:cs="Calibri"/>
+        </w:rPr>
+      </w:pPr>
+      <w:r>
+        <w:rPr>
+          <w:rFonts w:ascii="Calibri" w:hAnsi="Calibri" w:cs="Calibri"/>
+        </w:rPr>
+        <w:t xml:space="preserve">    "2014" </w:t>
+      </w:r>
+      <w:proofErr w:type="gramStart"/>
+      <w:r>
+        <w:rPr>
+          <w:rFonts w:ascii="Calibri" w:hAnsi="Calibri" w:cs="Calibri"/>
+        </w:rPr>
+        <w:t>numeric(</w:t>
+      </w:r>
+      <w:proofErr w:type="gramEnd"/>
+      <w:r>
+        <w:rPr>
+          <w:rFonts w:ascii="Calibri" w:hAnsi="Calibri" w:cs="Calibri"/>
+        </w:rPr>
+        <w:t>20,10),</w:t>
+      </w:r>
+    </w:p>
+    <w:p>
+      <w:pPr>
+        <w:pStyle w:val="NoSpacing"/>
+        <w:rPr>
+          <w:rFonts w:ascii="Calibri" w:hAnsi="Calibri" w:cs="Calibri"/>
+        </w:rPr>
+      </w:pPr>
+      <w:r>
+        <w:rPr>
+          <w:rFonts w:ascii="Calibri" w:hAnsi="Calibri" w:cs="Calibri"/>
+        </w:rPr>
+        <w:t xml:space="preserve">    "2015" </w:t>
+      </w:r>
+      <w:proofErr w:type="gramStart"/>
+      <w:r>
+        <w:rPr>
+          <w:rFonts w:ascii="Calibri" w:hAnsi="Calibri" w:cs="Calibri"/>
+        </w:rPr>
+        <w:t>numeric(</w:t>
+      </w:r>
+      <w:proofErr w:type="gramEnd"/>
+      <w:r>
+        <w:rPr>
+          <w:rFonts w:ascii="Calibri" w:hAnsi="Calibri" w:cs="Calibri"/>
+        </w:rPr>
+        <w:t>20,10),</w:t>
+      </w:r>
+    </w:p>
+    <w:p>
+      <w:pPr>
+        <w:pStyle w:val="NoSpacing"/>
+        <w:rPr>
+          <w:rFonts w:ascii="Calibri" w:hAnsi="Calibri" w:cs="Calibri"/>
+        </w:rPr>
+      </w:pPr>
+      <w:r>
+        <w:rPr>
+          <w:rFonts w:ascii="Calibri" w:hAnsi="Calibri" w:cs="Calibri"/>
+        </w:rPr>
+        <w:t xml:space="preserve">    "2016" </w:t>
+      </w:r>
+      <w:proofErr w:type="gramStart"/>
+      <w:r>
+        <w:rPr>
+          <w:rFonts w:ascii="Calibri" w:hAnsi="Calibri" w:cs="Calibri"/>
+        </w:rPr>
+        <w:t>numeric(</w:t>
+      </w:r>
+      <w:proofErr w:type="gramEnd"/>
+      <w:r>
+        <w:rPr>
+          <w:rFonts w:ascii="Calibri" w:hAnsi="Calibri" w:cs="Calibri"/>
+        </w:rPr>
+        <w:t>20,10),</w:t>
+      </w:r>
+    </w:p>
+    <w:p>
+      <w:pPr>
+        <w:pStyle w:val="NoSpacing"/>
+        <w:rPr>
+          <w:rFonts w:ascii="Calibri" w:hAnsi="Calibri" w:cs="Calibri"/>
+        </w:rPr>
+      </w:pPr>
+      <w:r>
+        <w:rPr>
+          <w:rFonts w:ascii="Calibri" w:hAnsi="Calibri" w:cs="Calibri"/>
+        </w:rPr>
+        <w:t xml:space="preserve">    "2017" </w:t>
+      </w:r>
+      <w:proofErr w:type="gramStart"/>
+      <w:r>
+        <w:rPr>
+          <w:rFonts w:ascii="Calibri" w:hAnsi="Calibri" w:cs="Calibri"/>
+        </w:rPr>
+        <w:t>numeric(</w:t>
+      </w:r>
+      <w:proofErr w:type="gramEnd"/>
+      <w:r>
+        <w:rPr>
+          <w:rFonts w:ascii="Calibri" w:hAnsi="Calibri" w:cs="Calibri"/>
+        </w:rPr>
+        <w:t>20,10),</w:t>
+      </w:r>
+    </w:p>
+    <w:p>
+      <w:pPr>
+        <w:pStyle w:val="NoSpacing"/>
+        <w:rPr>
+          <w:rFonts w:ascii="Calibri" w:hAnsi="Calibri" w:cs="Calibri"/>
+        </w:rPr>
+      </w:pPr>
+      <w:r>
+        <w:rPr>
+          <w:rFonts w:ascii="Calibri" w:hAnsi="Calibri" w:cs="Calibri"/>
+        </w:rPr>
+        <w:t xml:space="preserve">    "2018" </w:t>
+      </w:r>
+      <w:proofErr w:type="gramStart"/>
+      <w:r>
+        <w:rPr>
+          <w:rFonts w:ascii="Calibri" w:hAnsi="Calibri" w:cs="Calibri"/>
+        </w:rPr>
+        <w:t>numeric(</w:t>
+      </w:r>
+      <w:proofErr w:type="gramEnd"/>
+      <w:r>
+        <w:rPr>
+          <w:rFonts w:ascii="Calibri" w:hAnsi="Calibri" w:cs="Calibri"/>
+        </w:rPr>
+        <w:t>20,10),</w:t>
+      </w:r>
+    </w:p>
+    <w:p>
+      <w:pPr>
+        <w:pStyle w:val="NoSpacing"/>
+        <w:rPr>
+          <w:rFonts w:ascii="Calibri" w:hAnsi="Calibri" w:cs="Calibri"/>
+        </w:rPr>
+      </w:pPr>
+      <w:r>
+        <w:rPr>
+          <w:rFonts w:ascii="Calibri" w:hAnsi="Calibri" w:cs="Calibri"/>
+        </w:rPr>
+        <w:t xml:space="preserve">    "2019" </w:t>
+      </w:r>
+      <w:proofErr w:type="gramStart"/>
+      <w:r>
+        <w:rPr>
+          <w:rFonts w:ascii="Calibri" w:hAnsi="Calibri" w:cs="Calibri"/>
+        </w:rPr>
+        <w:t>numeric(</w:t>
+      </w:r>
+      <w:proofErr w:type="gramEnd"/>
+      <w:r>
+        <w:rPr>
+          <w:rFonts w:ascii="Calibri" w:hAnsi="Calibri" w:cs="Calibri"/>
+        </w:rPr>
+        <w:t>20,10),</w:t>
+      </w:r>
+    </w:p>
+    <w:p>
+      <w:pPr>
+        <w:pStyle w:val="NoSpacing"/>
+        <w:rPr>
+          <w:rFonts w:ascii="Calibri" w:hAnsi="Calibri" w:cs="Calibri"/>
+        </w:rPr>
+      </w:pPr>
+      <w:r>
+        <w:rPr>
+          <w:rFonts w:ascii="Calibri" w:hAnsi="Calibri" w:cs="Calibri"/>
+        </w:rPr>
+        <w:t xml:space="preserve">    "2020" </w:t>
+      </w:r>
+      <w:proofErr w:type="gramStart"/>
+      <w:r>
+        <w:rPr>
+          <w:rFonts w:ascii="Calibri" w:hAnsi="Calibri" w:cs="Calibri"/>
+        </w:rPr>
+        <w:t>numeric(</w:t>
+      </w:r>
+      <w:proofErr w:type="gramEnd"/>
+      <w:r>
+        <w:rPr>
+          <w:rFonts w:ascii="Calibri" w:hAnsi="Calibri" w:cs="Calibri"/>
+        </w:rPr>
+        <w:t>20,10),</w:t>
+      </w:r>
+    </w:p>
+    <w:p>
+      <w:pPr>
+        <w:pStyle w:val="NoSpacing"/>
+        <w:rPr>
+          <w:rFonts w:ascii="Calibri" w:hAnsi="Calibri" w:cs="Calibri"/>
+        </w:rPr>
+      </w:pPr>
+      <w:r>
+        <w:rPr>
+          <w:rFonts w:ascii="Calibri" w:hAnsi="Calibri" w:cs="Calibri"/>
+        </w:rPr>
+        <w:t xml:space="preserve">    "2021" </w:t>
+      </w:r>
+      <w:proofErr w:type="gramStart"/>
+      <w:r>
+        <w:rPr>
+          <w:rFonts w:ascii="Calibri" w:hAnsi="Calibri" w:cs="Calibri"/>
+        </w:rPr>
+        <w:t>numeric(</w:t>
+      </w:r>
+      <w:proofErr w:type="gramEnd"/>
+      <w:r>
+        <w:rPr>
+          <w:rFonts w:ascii="Calibri" w:hAnsi="Calibri" w:cs="Calibri"/>
+        </w:rPr>
+        <w:t>20,10),</w:t>
+      </w:r>
+    </w:p>
+    <w:p>
+      <w:pPr>
+        <w:pStyle w:val="NoSpacing"/>
+        <w:rPr>
+          <w:rFonts w:ascii="Calibri" w:hAnsi="Calibri" w:cs="Calibri"/>
+        </w:rPr>
+      </w:pPr>
+      <w:r>
+        <w:rPr>
+          <w:rFonts w:ascii="Calibri" w:hAnsi="Calibri" w:cs="Calibri"/>
+        </w:rPr>
+        <w:t xml:space="preserve">    "Production" </w:t>
+      </w:r>
+      <w:proofErr w:type="gramStart"/>
+      <w:r>
+        <w:rPr>
+          <w:rFonts w:ascii="Calibri" w:hAnsi="Calibri" w:cs="Calibri"/>
+        </w:rPr>
+        <w:t>numeric(</w:t>
+      </w:r>
+      <w:proofErr w:type="gramEnd"/>
+      <w:r>
+        <w:rPr>
+          <w:rFonts w:ascii="Calibri" w:hAnsi="Calibri" w:cs="Calibri"/>
+        </w:rPr>
+        <w:t>20,10)</w:t>
+      </w:r>
+      <w:r>
+        <w:rPr>
+          <w:rFonts w:ascii="Calibri" w:hAnsi="Calibri" w:cs="Calibri"/>
+        </w:rPr>
+        <w:t>,</w:t>
+      </w:r>
+    </w:p>
+    <w:p>
+      <w:pPr>
+        <w:pStyle w:val="NoSpacing"/>
+        <w:rPr>
+          <w:rFonts w:ascii="Calibri" w:hAnsi="Calibri" w:cs="Calibri"/>
+        </w:rPr>
+      </w:pPr>
+      <w:r>
+        <w:rPr>
+          <w:rFonts w:ascii="Calibri" w:hAnsi="Calibri" w:cs="Calibri"/>
+        </w:rPr>
+        <w:t xml:space="preserve">    </w:t>
+      </w:r>
+      <w:r>
+        <w:rPr>
+          <w:rFonts w:ascii="Calibri" w:hAnsi="Calibri" w:cs="Calibri"/>
+        </w:rPr>
+        <w:t xml:space="preserve">embedding </w:t>
+      </w:r>
+      <w:proofErr w:type="gramStart"/>
+      <w:r>
+        <w:rPr>
+          <w:rFonts w:ascii="Calibri" w:hAnsi="Calibri" w:cs="Calibri"/>
+        </w:rPr>
+        <w:t>VECTOR(</w:t>
+      </w:r>
+      <w:proofErr w:type="gramEnd"/>
+      <w:r>
+        <w:rPr>
+          <w:rFonts w:ascii="Calibri" w:hAnsi="Calibri" w:cs="Calibri"/>
+        </w:rPr>
+        <w:t>768</w:t>
+      </w:r>
       <w:r>
         <w:rPr>
           <w:rFonts w:ascii="Calibri" w:hAnsi="Calibri" w:cs="Calibri"/>
@@ -3599,6 +5011,20 @@
           <w:rFonts w:ascii="Calibri" w:hAnsi="Calibri" w:cs="Calibri"/>
         </w:rPr>
       </w:pPr>
+      <w:r>
+        <w:rPr>
+          <w:rFonts w:ascii="Calibri" w:hAnsi="Calibri" w:cs="Calibri"/>
+        </w:rPr>
+        <w:t>)</w:t>
+      </w:r>
+    </w:p>
+    <w:p>
+      <w:pPr>
+        <w:pStyle w:val="NoSpacing"/>
+        <w:rPr>
+          <w:rFonts w:ascii="Calibri" w:hAnsi="Calibri" w:cs="Calibri"/>
+        </w:rPr>
+      </w:pPr>
     </w:p>
     <w:p>
       <w:pPr>
@@ -3650,6 +5076,7 @@
         <w:t xml:space="preserve">ALTER TABLE IF EXISTS </w:t>
       </w:r>
       <w:proofErr w:type="spellStart"/>
+      <w:proofErr w:type="gramStart"/>
       <w:r>
         <w:rPr>
           <w:rFonts w:ascii="Calibri" w:hAnsi="Calibri" w:cs="Calibri"/>
@@ -3657,18 +5084,20 @@
         <w:t>public.worldproduction</w:t>
       </w:r>
       <w:proofErr w:type="spellEnd"/>
-    </w:p>
-    <w:p>
-      <w:pPr>
-        <w:pStyle w:val="NoSpacing"/>
-        <w:rPr>
-          <w:rFonts w:ascii="Calibri" w:hAnsi="Calibri" w:cs="Calibri"/>
-        </w:rPr>
-      </w:pPr>
-      <w:r>
-        <w:rPr>
-          <w:rFonts w:ascii="Calibri" w:hAnsi="Calibri" w:cs="Calibri"/>
-        </w:rPr>
+      <w:proofErr w:type="gramEnd"/>
+    </w:p>
+    <w:p>
+      <w:pPr>
+        <w:pStyle w:val="NoSpacing"/>
+        <w:rPr>
+          <w:rFonts w:ascii="Calibri" w:hAnsi="Calibri" w:cs="Calibri"/>
+        </w:rPr>
+      </w:pPr>
+      <w:r>
+        <w:rPr>
+          <w:rFonts w:ascii="Calibri" w:hAnsi="Calibri" w:cs="Calibri"/>
+        </w:rPr>
+        <w:lastRenderedPageBreak/>
         <w:t xml:space="preserve">    OWNER to </w:t>
       </w:r>
       <w:proofErr w:type="spellStart"/>

--- a/sql/SQL Scripts for Renewable Energy Project.docx
+++ b/sql/SQL Scripts for Renewable Energy Project.docx
@@ -55,7 +55,14 @@
         <w:rPr>
           <w:rFonts w:ascii="Calibri" w:hAnsi="Calibri" w:cs="Calibri"/>
         </w:rPr>
-        <w:t>CREATE DATABASE energy</w:t>
+        <w:t xml:space="preserve">CREATE DATABASE </w:t>
+      </w:r>
+      <w:proofErr w:type="spellStart"/>
+      <w:r>
+        <w:rPr>
+          <w:rFonts w:ascii="Calibri" w:hAnsi="Calibri" w:cs="Calibri"/>
+        </w:rPr>
+        <w:t>energy</w:t>
       </w:r>
       <w:r>
         <w:rPr>
@@ -63,6 +70,7 @@
         </w:rPr>
         <w:t>DB</w:t>
       </w:r>
+      <w:proofErr w:type="spellEnd"/>
     </w:p>
     <w:p>
       <w:pPr>
@@ -89,8 +97,16 @@
         <w:rPr>
           <w:rFonts w:ascii="Calibri" w:hAnsi="Calibri" w:cs="Calibri"/>
         </w:rPr>
-        <w:t xml:space="preserve">    OWNER = postgres</w:t>
-      </w:r>
+        <w:t xml:space="preserve">    OWNER = </w:t>
+      </w:r>
+      <w:proofErr w:type="spellStart"/>
+      <w:r>
+        <w:rPr>
+          <w:rFonts w:ascii="Calibri" w:hAnsi="Calibri" w:cs="Calibri"/>
+        </w:rPr>
+        <w:t>postgres</w:t>
+      </w:r>
+      <w:proofErr w:type="spellEnd"/>
     </w:p>
     <w:p>
       <w:pPr>
@@ -117,7 +133,21 @@
         <w:rPr>
           <w:rFonts w:ascii="Calibri" w:hAnsi="Calibri" w:cs="Calibri"/>
         </w:rPr>
-        <w:t xml:space="preserve">    LOCALE_PROVIDER = 'libc'</w:t>
+        <w:t xml:space="preserve">    LOCALE_PROVIDER = '</w:t>
+      </w:r>
+      <w:proofErr w:type="spellStart"/>
+      <w:r>
+        <w:rPr>
+          <w:rFonts w:ascii="Calibri" w:hAnsi="Calibri" w:cs="Calibri"/>
+        </w:rPr>
+        <w:t>libc</w:t>
+      </w:r>
+      <w:proofErr w:type="spellEnd"/>
+      <w:r>
+        <w:rPr>
+          <w:rFonts w:ascii="Calibri" w:hAnsi="Calibri" w:cs="Calibri"/>
+        </w:rPr>
+        <w:t>'</w:t>
       </w:r>
     </w:p>
     <w:p>
@@ -223,34 +253,52 @@
         <w:pStyle w:val="NoSpacing"/>
       </w:pPr>
       <w:r>
-        <w:t>-- Table: public.isocodes</w:t>
-      </w:r>
-    </w:p>
-    <w:p>
-      <w:pPr>
-        <w:pStyle w:val="NoSpacing"/>
-      </w:pPr>
-    </w:p>
-    <w:p>
-      <w:pPr>
-        <w:pStyle w:val="NoSpacing"/>
-      </w:pPr>
-      <w:r>
-        <w:t>-- DROP TABLE IF EXISTS public.isocodes;</w:t>
-      </w:r>
-    </w:p>
-    <w:p>
-      <w:pPr>
-        <w:pStyle w:val="NoSpacing"/>
-      </w:pPr>
-    </w:p>
-    <w:p>
-      <w:pPr>
-        <w:pStyle w:val="NoSpacing"/>
-      </w:pPr>
-      <w:r>
-        <w:t>CREATE TABLE IF NOT EXISTS public.isocodes</w:t>
-      </w:r>
+        <w:t xml:space="preserve">-- Table: </w:t>
+      </w:r>
+      <w:proofErr w:type="spellStart"/>
+      <w:r>
+        <w:t>public.isocodes</w:t>
+      </w:r>
+      <w:proofErr w:type="spellEnd"/>
+    </w:p>
+    <w:p>
+      <w:pPr>
+        <w:pStyle w:val="NoSpacing"/>
+      </w:pPr>
+    </w:p>
+    <w:p>
+      <w:pPr>
+        <w:pStyle w:val="NoSpacing"/>
+      </w:pPr>
+      <w:r>
+        <w:t xml:space="preserve">-- DROP TABLE IF EXISTS </w:t>
+      </w:r>
+      <w:proofErr w:type="spellStart"/>
+      <w:r>
+        <w:t>public.isocodes</w:t>
+      </w:r>
+      <w:proofErr w:type="spellEnd"/>
+      <w:r>
+        <w:t>;</w:t>
+      </w:r>
+    </w:p>
+    <w:p>
+      <w:pPr>
+        <w:pStyle w:val="NoSpacing"/>
+      </w:pPr>
+    </w:p>
+    <w:p>
+      <w:pPr>
+        <w:pStyle w:val="NoSpacing"/>
+      </w:pPr>
+      <w:r>
+        <w:t xml:space="preserve">CREATE TABLE IF NOT EXISTS </w:t>
+      </w:r>
+      <w:proofErr w:type="spellStart"/>
+      <w:r>
+        <w:t>public.isocodes</w:t>
+      </w:r>
+      <w:proofErr w:type="spellEnd"/>
     </w:p>
     <w:p>
       <w:pPr>
@@ -265,31 +313,79 @@
         <w:pStyle w:val="NoSpacing"/>
       </w:pPr>
       <w:r>
-        <w:t xml:space="preserve">    country text COLLATE pg_catalog."default",</w:t>
-      </w:r>
-    </w:p>
-    <w:p>
-      <w:pPr>
-        <w:pStyle w:val="NoSpacing"/>
-      </w:pPr>
-      <w:r>
-        <w:t xml:space="preserve">    isocode character varying(3) COLLATE pg_catalog."default" NOT NULL,</w:t>
-      </w:r>
-    </w:p>
-    <w:p>
-      <w:pPr>
-        <w:pStyle w:val="NoSpacing"/>
-      </w:pPr>
-      <w:r>
-        <w:t xml:space="preserve">    "ISO3166-2" text COLLATE pg_catalog."default",</w:t>
-      </w:r>
-    </w:p>
-    <w:p>
-      <w:pPr>
-        <w:pStyle w:val="NoSpacing"/>
-      </w:pPr>
-      <w:r>
-        <w:t xml:space="preserve">    CONSTRAINT isocodes_pkey PRIMARY KEY (isocode)</w:t>
+        <w:t xml:space="preserve">    country text COLLATE </w:t>
+      </w:r>
+      <w:proofErr w:type="spellStart"/>
+      <w:r>
+        <w:t>pg_catalog."default</w:t>
+      </w:r>
+      <w:proofErr w:type="spellEnd"/>
+      <w:r>
+        <w:t>",</w:t>
+      </w:r>
+    </w:p>
+    <w:p>
+      <w:pPr>
+        <w:pStyle w:val="NoSpacing"/>
+      </w:pPr>
+      <w:r>
+        <w:t xml:space="preserve">    </w:t>
+      </w:r>
+      <w:proofErr w:type="spellStart"/>
+      <w:r>
+        <w:t>isocode</w:t>
+      </w:r>
+      <w:proofErr w:type="spellEnd"/>
+      <w:r>
+        <w:t xml:space="preserve"> character varying(3) COLLATE </w:t>
+      </w:r>
+      <w:proofErr w:type="spellStart"/>
+      <w:r>
+        <w:t>pg_catalog."default</w:t>
+      </w:r>
+      <w:proofErr w:type="spellEnd"/>
+      <w:r>
+        <w:t>" NOT NULL,</w:t>
+      </w:r>
+    </w:p>
+    <w:p>
+      <w:pPr>
+        <w:pStyle w:val="NoSpacing"/>
+      </w:pPr>
+      <w:r>
+        <w:t xml:space="preserve">    "ISO3166-2" text COLLATE </w:t>
+      </w:r>
+      <w:proofErr w:type="spellStart"/>
+      <w:r>
+        <w:t>pg_catalog."default</w:t>
+      </w:r>
+      <w:proofErr w:type="spellEnd"/>
+      <w:r>
+        <w:t>",</w:t>
+      </w:r>
+    </w:p>
+    <w:p>
+      <w:pPr>
+        <w:pStyle w:val="NoSpacing"/>
+      </w:pPr>
+      <w:r>
+        <w:t xml:space="preserve">    CONSTRAINT </w:t>
+      </w:r>
+      <w:proofErr w:type="spellStart"/>
+      <w:r>
+        <w:t>isocodes_pkey</w:t>
+      </w:r>
+      <w:proofErr w:type="spellEnd"/>
+      <w:r>
+        <w:t xml:space="preserve"> PRIMARY KEY (</w:t>
+      </w:r>
+      <w:proofErr w:type="spellStart"/>
+      <w:r>
+        <w:t>isocode</w:t>
+      </w:r>
+      <w:proofErr w:type="spellEnd"/>
+      <w:r>
+        <w:t>)</w:t>
       </w:r>
       <w:r>
         <w:t>,</w:t>
@@ -330,102 +426,153 @@
         <w:pStyle w:val="NoSpacing"/>
       </w:pPr>
       <w:r>
-        <w:t>TABLESPACE pg_default;</w:t>
-      </w:r>
-    </w:p>
-    <w:p>
-      <w:pPr>
-        <w:pStyle w:val="NoSpacing"/>
-      </w:pPr>
-    </w:p>
-    <w:p>
-      <w:pPr>
-        <w:pStyle w:val="NoSpacing"/>
-      </w:pPr>
-      <w:r>
-        <w:t>ALTER TABLE IF EXISTS public.isocodes</w:t>
-      </w:r>
-    </w:p>
-    <w:p>
-      <w:pPr>
-        <w:pStyle w:val="NoSpacing"/>
-      </w:pPr>
-      <w:r>
-        <w:t xml:space="preserve">    OWNER to postgres;</w:t>
-      </w:r>
-    </w:p>
-    <w:p>
-      <w:pPr>
-        <w:pStyle w:val="NoSpacing"/>
-      </w:pPr>
-    </w:p>
-    <w:p>
-      <w:pPr>
-        <w:pStyle w:val="NoSpacing"/>
-      </w:pPr>
-    </w:p>
-    <w:p>
-      <w:pPr>
-        <w:pStyle w:val="NoSpacing"/>
-      </w:pPr>
-    </w:p>
-    <w:p>
-      <w:pPr>
-        <w:pStyle w:val="NoSpacing"/>
-        <w:rPr>
-          <w:rFonts w:ascii="Calibri" w:hAnsi="Calibri" w:cs="Calibri"/>
-        </w:rPr>
-      </w:pPr>
-      <w:r>
-        <w:rPr>
-          <w:rFonts w:ascii="Calibri" w:hAnsi="Calibri" w:cs="Calibri"/>
-        </w:rPr>
-        <w:t>-- Table: public.allcountryenergy</w:t>
-      </w:r>
-    </w:p>
-    <w:p>
-      <w:pPr>
-        <w:pStyle w:val="NoSpacing"/>
-        <w:rPr>
-          <w:rFonts w:ascii="Calibri" w:hAnsi="Calibri" w:cs="Calibri"/>
-        </w:rPr>
-      </w:pPr>
-    </w:p>
-    <w:p>
-      <w:pPr>
-        <w:pStyle w:val="NoSpacing"/>
-        <w:rPr>
-          <w:rFonts w:ascii="Calibri" w:hAnsi="Calibri" w:cs="Calibri"/>
-        </w:rPr>
-      </w:pPr>
-      <w:r>
-        <w:rPr>
-          <w:rFonts w:ascii="Calibri" w:hAnsi="Calibri" w:cs="Calibri"/>
-        </w:rPr>
-        <w:t>-- DROP TABLE IF EXISTS public.allcountryenergy;</w:t>
-      </w:r>
-    </w:p>
-    <w:p>
-      <w:pPr>
-        <w:pStyle w:val="NoSpacing"/>
-        <w:rPr>
-          <w:rFonts w:ascii="Calibri" w:hAnsi="Calibri" w:cs="Calibri"/>
-        </w:rPr>
-      </w:pPr>
-    </w:p>
-    <w:p>
-      <w:pPr>
-        <w:pStyle w:val="NoSpacing"/>
-        <w:rPr>
-          <w:rFonts w:ascii="Calibri" w:hAnsi="Calibri" w:cs="Calibri"/>
-        </w:rPr>
-      </w:pPr>
-      <w:r>
-        <w:rPr>
-          <w:rFonts w:ascii="Calibri" w:hAnsi="Calibri" w:cs="Calibri"/>
-        </w:rPr>
-        <w:t>CREATE TABLE IF NOT EXISTS public.allcountryenergy</w:t>
-      </w:r>
+        <w:t xml:space="preserve">TABLESPACE </w:t>
+      </w:r>
+      <w:proofErr w:type="spellStart"/>
+      <w:r>
+        <w:t>pg_default</w:t>
+      </w:r>
+      <w:proofErr w:type="spellEnd"/>
+      <w:r>
+        <w:t>;</w:t>
+      </w:r>
+    </w:p>
+    <w:p>
+      <w:pPr>
+        <w:pStyle w:val="NoSpacing"/>
+      </w:pPr>
+    </w:p>
+    <w:p>
+      <w:pPr>
+        <w:pStyle w:val="NoSpacing"/>
+      </w:pPr>
+      <w:r>
+        <w:t xml:space="preserve">ALTER TABLE IF EXISTS </w:t>
+      </w:r>
+      <w:proofErr w:type="spellStart"/>
+      <w:r>
+        <w:t>public.isocodes</w:t>
+      </w:r>
+      <w:proofErr w:type="spellEnd"/>
+    </w:p>
+    <w:p>
+      <w:pPr>
+        <w:pStyle w:val="NoSpacing"/>
+      </w:pPr>
+      <w:r>
+        <w:t xml:space="preserve">    OWNER to </w:t>
+      </w:r>
+      <w:proofErr w:type="spellStart"/>
+      <w:r>
+        <w:t>postgres</w:t>
+      </w:r>
+      <w:proofErr w:type="spellEnd"/>
+      <w:r>
+        <w:t>;</w:t>
+      </w:r>
+    </w:p>
+    <w:p>
+      <w:pPr>
+        <w:pStyle w:val="NoSpacing"/>
+      </w:pPr>
+    </w:p>
+    <w:p>
+      <w:pPr>
+        <w:pStyle w:val="NoSpacing"/>
+      </w:pPr>
+    </w:p>
+    <w:p>
+      <w:pPr>
+        <w:pStyle w:val="NoSpacing"/>
+      </w:pPr>
+    </w:p>
+    <w:p>
+      <w:pPr>
+        <w:pStyle w:val="NoSpacing"/>
+        <w:rPr>
+          <w:rFonts w:ascii="Calibri" w:hAnsi="Calibri" w:cs="Calibri"/>
+        </w:rPr>
+      </w:pPr>
+      <w:r>
+        <w:rPr>
+          <w:rFonts w:ascii="Calibri" w:hAnsi="Calibri" w:cs="Calibri"/>
+        </w:rPr>
+        <w:t xml:space="preserve">-- Table: </w:t>
+      </w:r>
+      <w:proofErr w:type="spellStart"/>
+      <w:r>
+        <w:rPr>
+          <w:rFonts w:ascii="Calibri" w:hAnsi="Calibri" w:cs="Calibri"/>
+        </w:rPr>
+        <w:t>public.allcountryenergy</w:t>
+      </w:r>
+      <w:proofErr w:type="spellEnd"/>
+    </w:p>
+    <w:p>
+      <w:pPr>
+        <w:pStyle w:val="NoSpacing"/>
+        <w:rPr>
+          <w:rFonts w:ascii="Calibri" w:hAnsi="Calibri" w:cs="Calibri"/>
+        </w:rPr>
+      </w:pPr>
+    </w:p>
+    <w:p>
+      <w:pPr>
+        <w:pStyle w:val="NoSpacing"/>
+        <w:rPr>
+          <w:rFonts w:ascii="Calibri" w:hAnsi="Calibri" w:cs="Calibri"/>
+        </w:rPr>
+      </w:pPr>
+      <w:r>
+        <w:rPr>
+          <w:rFonts w:ascii="Calibri" w:hAnsi="Calibri" w:cs="Calibri"/>
+        </w:rPr>
+        <w:t xml:space="preserve">-- DROP TABLE IF EXISTS </w:t>
+      </w:r>
+      <w:proofErr w:type="spellStart"/>
+      <w:r>
+        <w:rPr>
+          <w:rFonts w:ascii="Calibri" w:hAnsi="Calibri" w:cs="Calibri"/>
+        </w:rPr>
+        <w:t>public.allcountryenergy</w:t>
+      </w:r>
+      <w:proofErr w:type="spellEnd"/>
+      <w:r>
+        <w:rPr>
+          <w:rFonts w:ascii="Calibri" w:hAnsi="Calibri" w:cs="Calibri"/>
+        </w:rPr>
+        <w:t>;</w:t>
+      </w:r>
+    </w:p>
+    <w:p>
+      <w:pPr>
+        <w:pStyle w:val="NoSpacing"/>
+        <w:rPr>
+          <w:rFonts w:ascii="Calibri" w:hAnsi="Calibri" w:cs="Calibri"/>
+        </w:rPr>
+      </w:pPr>
+    </w:p>
+    <w:p>
+      <w:pPr>
+        <w:pStyle w:val="NoSpacing"/>
+        <w:rPr>
+          <w:rFonts w:ascii="Calibri" w:hAnsi="Calibri" w:cs="Calibri"/>
+        </w:rPr>
+      </w:pPr>
+      <w:r>
+        <w:rPr>
+          <w:rFonts w:ascii="Calibri" w:hAnsi="Calibri" w:cs="Calibri"/>
+        </w:rPr>
+        <w:t xml:space="preserve">CREATE TABLE IF NOT EXISTS </w:t>
+      </w:r>
+      <w:proofErr w:type="spellStart"/>
+      <w:r>
+        <w:rPr>
+          <w:rFonts w:ascii="Calibri" w:hAnsi="Calibri" w:cs="Calibri"/>
+        </w:rPr>
+        <w:t>public.allcountryenergy</w:t>
+      </w:r>
+      <w:proofErr w:type="spellEnd"/>
     </w:p>
     <w:p>
       <w:pPr>
@@ -452,21 +599,63 @@
         <w:rPr>
           <w:rFonts w:ascii="Calibri" w:hAnsi="Calibri" w:cs="Calibri"/>
         </w:rPr>
-        <w:t xml:space="preserve">    country text COLLATE pg_catalog."default",</w:t>
-      </w:r>
-    </w:p>
-    <w:p>
-      <w:pPr>
-        <w:pStyle w:val="NoSpacing"/>
-        <w:rPr>
-          <w:rFonts w:ascii="Calibri" w:hAnsi="Calibri" w:cs="Calibri"/>
-        </w:rPr>
-      </w:pPr>
-      <w:r>
-        <w:rPr>
-          <w:rFonts w:ascii="Calibri" w:hAnsi="Calibri" w:cs="Calibri"/>
-        </w:rPr>
-        <w:t xml:space="preserve">    iso_code character varying(5) COLLATE pg_catalog."default" ,</w:t>
+        <w:t xml:space="preserve">    country text COLLATE </w:t>
+      </w:r>
+      <w:proofErr w:type="spellStart"/>
+      <w:r>
+        <w:rPr>
+          <w:rFonts w:ascii="Calibri" w:hAnsi="Calibri" w:cs="Calibri"/>
+        </w:rPr>
+        <w:t>pg_catalog."default</w:t>
+      </w:r>
+      <w:proofErr w:type="spellEnd"/>
+      <w:r>
+        <w:rPr>
+          <w:rFonts w:ascii="Calibri" w:hAnsi="Calibri" w:cs="Calibri"/>
+        </w:rPr>
+        <w:t>",</w:t>
+      </w:r>
+    </w:p>
+    <w:p>
+      <w:pPr>
+        <w:pStyle w:val="NoSpacing"/>
+        <w:rPr>
+          <w:rFonts w:ascii="Calibri" w:hAnsi="Calibri" w:cs="Calibri"/>
+        </w:rPr>
+      </w:pPr>
+      <w:r>
+        <w:rPr>
+          <w:rFonts w:ascii="Calibri" w:hAnsi="Calibri" w:cs="Calibri"/>
+        </w:rPr>
+        <w:t xml:space="preserve">    </w:t>
+      </w:r>
+      <w:proofErr w:type="spellStart"/>
+      <w:r>
+        <w:rPr>
+          <w:rFonts w:ascii="Calibri" w:hAnsi="Calibri" w:cs="Calibri"/>
+        </w:rPr>
+        <w:t>iso_code</w:t>
+      </w:r>
+      <w:proofErr w:type="spellEnd"/>
+      <w:r>
+        <w:rPr>
+          <w:rFonts w:ascii="Calibri" w:hAnsi="Calibri" w:cs="Calibri"/>
+        </w:rPr>
+        <w:t xml:space="preserve"> character varying(5) COLLATE </w:t>
+      </w:r>
+      <w:proofErr w:type="spellStart"/>
+      <w:r>
+        <w:rPr>
+          <w:rFonts w:ascii="Calibri" w:hAnsi="Calibri" w:cs="Calibri"/>
+        </w:rPr>
+        <w:t>pg_catalog."default</w:t>
+      </w:r>
+      <w:proofErr w:type="spellEnd"/>
+      <w:r>
+        <w:rPr>
+          <w:rFonts w:ascii="Calibri" w:hAnsi="Calibri" w:cs="Calibri"/>
+        </w:rPr>
+        <w:t>" ,</w:t>
       </w:r>
     </w:p>
     <w:p>
@@ -494,469 +683,945 @@
         <w:rPr>
           <w:rFonts w:ascii="Calibri" w:hAnsi="Calibri" w:cs="Calibri"/>
         </w:rPr>
-        <w:t xml:space="preserve">    biofuel_consumption integer,</w:t>
-      </w:r>
-    </w:p>
-    <w:p>
-      <w:pPr>
-        <w:pStyle w:val="NoSpacing"/>
-        <w:rPr>
-          <w:rFonts w:ascii="Calibri" w:hAnsi="Calibri" w:cs="Calibri"/>
-        </w:rPr>
-      </w:pPr>
-      <w:r>
-        <w:rPr>
-          <w:rFonts w:ascii="Calibri" w:hAnsi="Calibri" w:cs="Calibri"/>
-        </w:rPr>
-        <w:t xml:space="preserve">    coal_consumption integer,</w:t>
-      </w:r>
-    </w:p>
-    <w:p>
-      <w:pPr>
-        <w:pStyle w:val="NoSpacing"/>
-        <w:rPr>
-          <w:rFonts w:ascii="Calibri" w:hAnsi="Calibri" w:cs="Calibri"/>
-        </w:rPr>
-      </w:pPr>
-      <w:r>
-        <w:rPr>
-          <w:rFonts w:ascii="Calibri" w:hAnsi="Calibri" w:cs="Calibri"/>
-        </w:rPr>
-        <w:t xml:space="preserve">    coal_production integer,</w:t>
-      </w:r>
-    </w:p>
-    <w:p>
-      <w:pPr>
-        <w:pStyle w:val="NoSpacing"/>
-        <w:rPr>
-          <w:rFonts w:ascii="Calibri" w:hAnsi="Calibri" w:cs="Calibri"/>
-        </w:rPr>
-      </w:pPr>
-      <w:r>
-        <w:rPr>
-          <w:rFonts w:ascii="Calibri" w:hAnsi="Calibri" w:cs="Calibri"/>
-        </w:rPr>
-        <w:t xml:space="preserve">    electricity_demand integer,</w:t>
-      </w:r>
-    </w:p>
-    <w:p>
-      <w:pPr>
-        <w:pStyle w:val="NoSpacing"/>
-        <w:rPr>
-          <w:rFonts w:ascii="Calibri" w:hAnsi="Calibri" w:cs="Calibri"/>
-        </w:rPr>
-      </w:pPr>
-      <w:r>
-        <w:rPr>
-          <w:rFonts w:ascii="Calibri" w:hAnsi="Calibri" w:cs="Calibri"/>
-        </w:rPr>
-        <w:t xml:space="preserve">    biofuel_electricity integer,</w:t>
-      </w:r>
-    </w:p>
-    <w:p>
-      <w:pPr>
-        <w:pStyle w:val="NoSpacing"/>
-        <w:rPr>
-          <w:rFonts w:ascii="Calibri" w:hAnsi="Calibri" w:cs="Calibri"/>
-        </w:rPr>
-      </w:pPr>
-      <w:r>
-        <w:rPr>
-          <w:rFonts w:ascii="Calibri" w:hAnsi="Calibri" w:cs="Calibri"/>
-        </w:rPr>
-        <w:t xml:space="preserve">    coal_electricity integer,</w:t>
-      </w:r>
-    </w:p>
-    <w:p>
-      <w:pPr>
-        <w:pStyle w:val="NoSpacing"/>
-        <w:rPr>
-          <w:rFonts w:ascii="Calibri" w:hAnsi="Calibri" w:cs="Calibri"/>
-        </w:rPr>
-      </w:pPr>
-      <w:r>
-        <w:rPr>
-          <w:rFonts w:ascii="Calibri" w:hAnsi="Calibri" w:cs="Calibri"/>
-        </w:rPr>
-        <w:t xml:space="preserve">    fossil_electricity integer,</w:t>
-      </w:r>
-    </w:p>
-    <w:p>
-      <w:pPr>
-        <w:pStyle w:val="NoSpacing"/>
-        <w:rPr>
-          <w:rFonts w:ascii="Calibri" w:hAnsi="Calibri" w:cs="Calibri"/>
-        </w:rPr>
-      </w:pPr>
-      <w:r>
-        <w:rPr>
-          <w:rFonts w:ascii="Calibri" w:hAnsi="Calibri" w:cs="Calibri"/>
-        </w:rPr>
-        <w:t xml:space="preserve">    gas_electricity integer,</w:t>
-      </w:r>
-    </w:p>
-    <w:p>
-      <w:pPr>
-        <w:pStyle w:val="NoSpacing"/>
-        <w:rPr>
-          <w:rFonts w:ascii="Calibri" w:hAnsi="Calibri" w:cs="Calibri"/>
-        </w:rPr>
-      </w:pPr>
-      <w:r>
-        <w:rPr>
-          <w:rFonts w:ascii="Calibri" w:hAnsi="Calibri" w:cs="Calibri"/>
-        </w:rPr>
-        <w:t xml:space="preserve">    hydro_electricity integer,</w:t>
-      </w:r>
-    </w:p>
-    <w:p>
-      <w:pPr>
-        <w:pStyle w:val="NoSpacing"/>
-        <w:rPr>
-          <w:rFonts w:ascii="Calibri" w:hAnsi="Calibri" w:cs="Calibri"/>
-        </w:rPr>
-      </w:pPr>
-      <w:r>
-        <w:rPr>
-          <w:rFonts w:ascii="Calibri" w:hAnsi="Calibri" w:cs="Calibri"/>
-        </w:rPr>
-        <w:t xml:space="preserve">    nuclear_electricity integer,</w:t>
-      </w:r>
-    </w:p>
-    <w:p>
-      <w:pPr>
-        <w:pStyle w:val="NoSpacing"/>
-        <w:rPr>
-          <w:rFonts w:ascii="Calibri" w:hAnsi="Calibri" w:cs="Calibri"/>
-        </w:rPr>
-      </w:pPr>
-      <w:r>
-        <w:rPr>
-          <w:rFonts w:ascii="Calibri" w:hAnsi="Calibri" w:cs="Calibri"/>
-        </w:rPr>
-        <w:t xml:space="preserve">    oil_electricity integer,</w:t>
-      </w:r>
-    </w:p>
-    <w:p>
-      <w:pPr>
-        <w:pStyle w:val="NoSpacing"/>
-        <w:rPr>
-          <w:rFonts w:ascii="Calibri" w:hAnsi="Calibri" w:cs="Calibri"/>
-        </w:rPr>
-      </w:pPr>
-      <w:r>
-        <w:rPr>
-          <w:rFonts w:ascii="Calibri" w:hAnsi="Calibri" w:cs="Calibri"/>
-        </w:rPr>
-        <w:t xml:space="preserve">    other_renewable_exc_biofuel_electricity integer,</w:t>
-      </w:r>
-    </w:p>
-    <w:p>
-      <w:pPr>
-        <w:pStyle w:val="NoSpacing"/>
-        <w:rPr>
-          <w:rFonts w:ascii="Calibri" w:hAnsi="Calibri" w:cs="Calibri"/>
-        </w:rPr>
-      </w:pPr>
-      <w:r>
-        <w:rPr>
-          <w:rFonts w:ascii="Calibri" w:hAnsi="Calibri" w:cs="Calibri"/>
-        </w:rPr>
-        <w:t xml:space="preserve">    other_renewable_electricity integer,</w:t>
-      </w:r>
-    </w:p>
-    <w:p>
-      <w:pPr>
-        <w:pStyle w:val="NoSpacing"/>
-        <w:rPr>
-          <w:rFonts w:ascii="Calibri" w:hAnsi="Calibri" w:cs="Calibri"/>
-        </w:rPr>
-      </w:pPr>
-      <w:r>
-        <w:rPr>
-          <w:rFonts w:ascii="Calibri" w:hAnsi="Calibri" w:cs="Calibri"/>
-        </w:rPr>
-        <w:t xml:space="preserve">    renewables_electricity integer,</w:t>
-      </w:r>
-    </w:p>
-    <w:p>
-      <w:pPr>
-        <w:pStyle w:val="NoSpacing"/>
-        <w:rPr>
-          <w:rFonts w:ascii="Calibri" w:hAnsi="Calibri" w:cs="Calibri"/>
-        </w:rPr>
-      </w:pPr>
-      <w:r>
-        <w:rPr>
-          <w:rFonts w:ascii="Calibri" w:hAnsi="Calibri" w:cs="Calibri"/>
-        </w:rPr>
-        <w:t xml:space="preserve">    solar_electricity integer,</w:t>
-      </w:r>
-    </w:p>
-    <w:p>
-      <w:pPr>
-        <w:pStyle w:val="NoSpacing"/>
-        <w:rPr>
-          <w:rFonts w:ascii="Calibri" w:hAnsi="Calibri" w:cs="Calibri"/>
-        </w:rPr>
-      </w:pPr>
-      <w:r>
-        <w:rPr>
-          <w:rFonts w:ascii="Calibri" w:hAnsi="Calibri" w:cs="Calibri"/>
-        </w:rPr>
-        <w:t xml:space="preserve">    wind_electricity integer,</w:t>
-      </w:r>
-    </w:p>
-    <w:p>
-      <w:pPr>
-        <w:pStyle w:val="NoSpacing"/>
-        <w:rPr>
-          <w:rFonts w:ascii="Calibri" w:hAnsi="Calibri" w:cs="Calibri"/>
-        </w:rPr>
-      </w:pPr>
-      <w:r>
-        <w:rPr>
-          <w:rFonts w:ascii="Calibri" w:hAnsi="Calibri" w:cs="Calibri"/>
-        </w:rPr>
-        <w:t xml:space="preserve">    electricity_generation integer,</w:t>
-      </w:r>
-    </w:p>
-    <w:p>
-      <w:pPr>
-        <w:pStyle w:val="NoSpacing"/>
-        <w:rPr>
-          <w:rFonts w:ascii="Calibri" w:hAnsi="Calibri" w:cs="Calibri"/>
-        </w:rPr>
-      </w:pPr>
-      <w:r>
-        <w:rPr>
-          <w:rFonts w:ascii="Calibri" w:hAnsi="Calibri" w:cs="Calibri"/>
-        </w:rPr>
-        <w:t xml:space="preserve">    fossil_fuel_consumption integer,</w:t>
-      </w:r>
-    </w:p>
-    <w:p>
-      <w:pPr>
-        <w:pStyle w:val="NoSpacing"/>
-        <w:rPr>
-          <w:rFonts w:ascii="Calibri" w:hAnsi="Calibri" w:cs="Calibri"/>
-        </w:rPr>
-      </w:pPr>
-      <w:r>
-        <w:rPr>
-          <w:rFonts w:ascii="Calibri" w:hAnsi="Calibri" w:cs="Calibri"/>
-        </w:rPr>
-        <w:t xml:space="preserve">    gas_consumption integer,</w:t>
-      </w:r>
-    </w:p>
-    <w:p>
-      <w:pPr>
-        <w:pStyle w:val="NoSpacing"/>
-        <w:rPr>
-          <w:rFonts w:ascii="Calibri" w:hAnsi="Calibri" w:cs="Calibri"/>
-        </w:rPr>
-      </w:pPr>
-      <w:r>
-        <w:rPr>
-          <w:rFonts w:ascii="Calibri" w:hAnsi="Calibri" w:cs="Calibri"/>
-        </w:rPr>
-        <w:t xml:space="preserve">    gas_production integer,</w:t>
-      </w:r>
-    </w:p>
-    <w:p>
-      <w:pPr>
-        <w:pStyle w:val="NoSpacing"/>
-        <w:rPr>
-          <w:rFonts w:ascii="Calibri" w:hAnsi="Calibri" w:cs="Calibri"/>
-        </w:rPr>
-      </w:pPr>
-      <w:r>
-        <w:rPr>
-          <w:rFonts w:ascii="Calibri" w:hAnsi="Calibri" w:cs="Calibri"/>
-        </w:rPr>
-        <w:t xml:space="preserve">    hydro_consumption integer,</w:t>
-      </w:r>
-    </w:p>
-    <w:p>
-      <w:pPr>
-        <w:pStyle w:val="NoSpacing"/>
-        <w:rPr>
-          <w:rFonts w:ascii="Calibri" w:hAnsi="Calibri" w:cs="Calibri"/>
-        </w:rPr>
-      </w:pPr>
-      <w:r>
-        <w:rPr>
-          <w:rFonts w:ascii="Calibri" w:hAnsi="Calibri" w:cs="Calibri"/>
-        </w:rPr>
-        <w:t xml:space="preserve">    low_carbon_consumption integer,</w:t>
-      </w:r>
-    </w:p>
-    <w:p>
-      <w:pPr>
-        <w:pStyle w:val="NoSpacing"/>
-        <w:rPr>
-          <w:rFonts w:ascii="Calibri" w:hAnsi="Calibri" w:cs="Calibri"/>
-        </w:rPr>
-      </w:pPr>
-      <w:r>
-        <w:rPr>
-          <w:rFonts w:ascii="Calibri" w:hAnsi="Calibri" w:cs="Calibri"/>
-        </w:rPr>
-        <w:t xml:space="preserve">    nuclear_consumption integer,</w:t>
-      </w:r>
-    </w:p>
-    <w:p>
-      <w:pPr>
-        <w:pStyle w:val="NoSpacing"/>
-        <w:rPr>
-          <w:rFonts w:ascii="Calibri" w:hAnsi="Calibri" w:cs="Calibri"/>
-        </w:rPr>
-      </w:pPr>
-      <w:r>
-        <w:rPr>
-          <w:rFonts w:ascii="Calibri" w:hAnsi="Calibri" w:cs="Calibri"/>
-        </w:rPr>
-        <w:t xml:space="preserve">    oil_consumption integer,</w:t>
-      </w:r>
-    </w:p>
-    <w:p>
-      <w:pPr>
-        <w:pStyle w:val="NoSpacing"/>
-        <w:rPr>
-          <w:rFonts w:ascii="Calibri" w:hAnsi="Calibri" w:cs="Calibri"/>
-        </w:rPr>
-      </w:pPr>
-      <w:r>
-        <w:rPr>
-          <w:rFonts w:ascii="Calibri" w:hAnsi="Calibri" w:cs="Calibri"/>
-        </w:rPr>
-        <w:t xml:space="preserve">    oil_production integer,</w:t>
-      </w:r>
-    </w:p>
-    <w:p>
-      <w:pPr>
-        <w:pStyle w:val="NoSpacing"/>
-        <w:rPr>
-          <w:rFonts w:ascii="Calibri" w:hAnsi="Calibri" w:cs="Calibri"/>
-        </w:rPr>
-      </w:pPr>
-      <w:r>
-        <w:rPr>
-          <w:rFonts w:ascii="Calibri" w:hAnsi="Calibri" w:cs="Calibri"/>
-        </w:rPr>
-        <w:t xml:space="preserve">    other_renewables_cons_change_pct integer,</w:t>
-      </w:r>
-    </w:p>
-    <w:p>
-      <w:pPr>
-        <w:pStyle w:val="NoSpacing"/>
-        <w:rPr>
-          <w:rFonts w:ascii="Calibri" w:hAnsi="Calibri" w:cs="Calibri"/>
-        </w:rPr>
-      </w:pPr>
-      <w:r>
-        <w:rPr>
-          <w:rFonts w:ascii="Calibri" w:hAnsi="Calibri" w:cs="Calibri"/>
-        </w:rPr>
-        <w:t xml:space="preserve">    other_renewables_share_energy integer,</w:t>
-      </w:r>
-    </w:p>
-    <w:p>
-      <w:pPr>
-        <w:pStyle w:val="NoSpacing"/>
-        <w:rPr>
-          <w:rFonts w:ascii="Calibri" w:hAnsi="Calibri" w:cs="Calibri"/>
-        </w:rPr>
-      </w:pPr>
-      <w:r>
-        <w:rPr>
-          <w:rFonts w:ascii="Calibri" w:hAnsi="Calibri" w:cs="Calibri"/>
-        </w:rPr>
-        <w:t xml:space="preserve">    other_renewables_cons_change_twh integer,</w:t>
-      </w:r>
-    </w:p>
-    <w:p>
-      <w:pPr>
-        <w:pStyle w:val="NoSpacing"/>
-        <w:rPr>
-          <w:rFonts w:ascii="Calibri" w:hAnsi="Calibri" w:cs="Calibri"/>
-        </w:rPr>
-      </w:pPr>
-      <w:r>
-        <w:rPr>
-          <w:rFonts w:ascii="Calibri" w:hAnsi="Calibri" w:cs="Calibri"/>
-        </w:rPr>
-        <w:t xml:space="preserve">    other_renewable_consumption integer,</w:t>
-      </w:r>
-    </w:p>
-    <w:p>
-      <w:pPr>
-        <w:pStyle w:val="NoSpacing"/>
-        <w:rPr>
-          <w:rFonts w:ascii="Calibri" w:hAnsi="Calibri" w:cs="Calibri"/>
-        </w:rPr>
-      </w:pPr>
-      <w:r>
-        <w:rPr>
-          <w:rFonts w:ascii="Calibri" w:hAnsi="Calibri" w:cs="Calibri"/>
-        </w:rPr>
-        <w:t xml:space="preserve">    other_renewables_share_elec integer,</w:t>
-      </w:r>
-    </w:p>
-    <w:p>
-      <w:pPr>
-        <w:pStyle w:val="NoSpacing"/>
-        <w:rPr>
-          <w:rFonts w:ascii="Calibri" w:hAnsi="Calibri" w:cs="Calibri"/>
-        </w:rPr>
-      </w:pPr>
-      <w:r>
-        <w:rPr>
-          <w:rFonts w:ascii="Calibri" w:hAnsi="Calibri" w:cs="Calibri"/>
-        </w:rPr>
-        <w:t xml:space="preserve">    primary_energy_consumption integer,</w:t>
-      </w:r>
-    </w:p>
-    <w:p>
-      <w:pPr>
-        <w:pStyle w:val="NoSpacing"/>
-        <w:rPr>
-          <w:rFonts w:ascii="Calibri" w:hAnsi="Calibri" w:cs="Calibri"/>
-        </w:rPr>
-      </w:pPr>
-      <w:r>
-        <w:rPr>
-          <w:rFonts w:ascii="Calibri" w:hAnsi="Calibri" w:cs="Calibri"/>
-        </w:rPr>
-        <w:t xml:space="preserve">    renewables_share_elec integer,</w:t>
-      </w:r>
-    </w:p>
-    <w:p>
-      <w:pPr>
-        <w:pStyle w:val="NoSpacing"/>
-        <w:rPr>
-          <w:rFonts w:ascii="Calibri" w:hAnsi="Calibri" w:cs="Calibri"/>
-        </w:rPr>
-      </w:pPr>
-      <w:r>
-        <w:rPr>
-          <w:rFonts w:ascii="Calibri" w:hAnsi="Calibri" w:cs="Calibri"/>
-        </w:rPr>
-        <w:t xml:space="preserve">    renewables_share_energy integer,</w:t>
-      </w:r>
-    </w:p>
-    <w:p>
-      <w:pPr>
-        <w:pStyle w:val="NoSpacing"/>
-        <w:rPr>
-          <w:rFonts w:ascii="Calibri" w:hAnsi="Calibri" w:cs="Calibri"/>
-        </w:rPr>
-      </w:pPr>
-      <w:r>
-        <w:rPr>
-          <w:rFonts w:ascii="Calibri" w:hAnsi="Calibri" w:cs="Calibri"/>
-        </w:rPr>
-        <w:t xml:space="preserve">    renewables_consumption integer,</w:t>
+        <w:t xml:space="preserve">    </w:t>
+      </w:r>
+      <w:proofErr w:type="spellStart"/>
+      <w:r>
+        <w:rPr>
+          <w:rFonts w:ascii="Calibri" w:hAnsi="Calibri" w:cs="Calibri"/>
+        </w:rPr>
+        <w:t>biofuel_consumption</w:t>
+      </w:r>
+      <w:proofErr w:type="spellEnd"/>
+      <w:r>
+        <w:rPr>
+          <w:rFonts w:ascii="Calibri" w:hAnsi="Calibri" w:cs="Calibri"/>
+        </w:rPr>
+        <w:t xml:space="preserve"> integer,</w:t>
+      </w:r>
+    </w:p>
+    <w:p>
+      <w:pPr>
+        <w:pStyle w:val="NoSpacing"/>
+        <w:rPr>
+          <w:rFonts w:ascii="Calibri" w:hAnsi="Calibri" w:cs="Calibri"/>
+        </w:rPr>
+      </w:pPr>
+      <w:r>
+        <w:rPr>
+          <w:rFonts w:ascii="Calibri" w:hAnsi="Calibri" w:cs="Calibri"/>
+        </w:rPr>
+        <w:t xml:space="preserve">    </w:t>
+      </w:r>
+      <w:proofErr w:type="spellStart"/>
+      <w:r>
+        <w:rPr>
+          <w:rFonts w:ascii="Calibri" w:hAnsi="Calibri" w:cs="Calibri"/>
+        </w:rPr>
+        <w:t>coal_consumption</w:t>
+      </w:r>
+      <w:proofErr w:type="spellEnd"/>
+      <w:r>
+        <w:rPr>
+          <w:rFonts w:ascii="Calibri" w:hAnsi="Calibri" w:cs="Calibri"/>
+        </w:rPr>
+        <w:t xml:space="preserve"> integer,</w:t>
+      </w:r>
+    </w:p>
+    <w:p>
+      <w:pPr>
+        <w:pStyle w:val="NoSpacing"/>
+        <w:rPr>
+          <w:rFonts w:ascii="Calibri" w:hAnsi="Calibri" w:cs="Calibri"/>
+        </w:rPr>
+      </w:pPr>
+      <w:r>
+        <w:rPr>
+          <w:rFonts w:ascii="Calibri" w:hAnsi="Calibri" w:cs="Calibri"/>
+        </w:rPr>
+        <w:t xml:space="preserve">    </w:t>
+      </w:r>
+      <w:proofErr w:type="spellStart"/>
+      <w:r>
+        <w:rPr>
+          <w:rFonts w:ascii="Calibri" w:hAnsi="Calibri" w:cs="Calibri"/>
+        </w:rPr>
+        <w:t>coal_production</w:t>
+      </w:r>
+      <w:proofErr w:type="spellEnd"/>
+      <w:r>
+        <w:rPr>
+          <w:rFonts w:ascii="Calibri" w:hAnsi="Calibri" w:cs="Calibri"/>
+        </w:rPr>
+        <w:t xml:space="preserve"> integer,</w:t>
+      </w:r>
+    </w:p>
+    <w:p>
+      <w:pPr>
+        <w:pStyle w:val="NoSpacing"/>
+        <w:rPr>
+          <w:rFonts w:ascii="Calibri" w:hAnsi="Calibri" w:cs="Calibri"/>
+        </w:rPr>
+      </w:pPr>
+      <w:r>
+        <w:rPr>
+          <w:rFonts w:ascii="Calibri" w:hAnsi="Calibri" w:cs="Calibri"/>
+        </w:rPr>
+        <w:t xml:space="preserve">    </w:t>
+      </w:r>
+      <w:proofErr w:type="spellStart"/>
+      <w:r>
+        <w:rPr>
+          <w:rFonts w:ascii="Calibri" w:hAnsi="Calibri" w:cs="Calibri"/>
+        </w:rPr>
+        <w:t>electricity_demand</w:t>
+      </w:r>
+      <w:proofErr w:type="spellEnd"/>
+      <w:r>
+        <w:rPr>
+          <w:rFonts w:ascii="Calibri" w:hAnsi="Calibri" w:cs="Calibri"/>
+        </w:rPr>
+        <w:t xml:space="preserve"> integer,</w:t>
+      </w:r>
+    </w:p>
+    <w:p>
+      <w:pPr>
+        <w:pStyle w:val="NoSpacing"/>
+        <w:rPr>
+          <w:rFonts w:ascii="Calibri" w:hAnsi="Calibri" w:cs="Calibri"/>
+        </w:rPr>
+      </w:pPr>
+      <w:r>
+        <w:rPr>
+          <w:rFonts w:ascii="Calibri" w:hAnsi="Calibri" w:cs="Calibri"/>
+        </w:rPr>
+        <w:t xml:space="preserve">    </w:t>
+      </w:r>
+      <w:proofErr w:type="spellStart"/>
+      <w:r>
+        <w:rPr>
+          <w:rFonts w:ascii="Calibri" w:hAnsi="Calibri" w:cs="Calibri"/>
+        </w:rPr>
+        <w:t>biofuel_electricity</w:t>
+      </w:r>
+      <w:proofErr w:type="spellEnd"/>
+      <w:r>
+        <w:rPr>
+          <w:rFonts w:ascii="Calibri" w:hAnsi="Calibri" w:cs="Calibri"/>
+        </w:rPr>
+        <w:t xml:space="preserve"> integer,</w:t>
+      </w:r>
+    </w:p>
+    <w:p>
+      <w:pPr>
+        <w:pStyle w:val="NoSpacing"/>
+        <w:rPr>
+          <w:rFonts w:ascii="Calibri" w:hAnsi="Calibri" w:cs="Calibri"/>
+        </w:rPr>
+      </w:pPr>
+      <w:r>
+        <w:rPr>
+          <w:rFonts w:ascii="Calibri" w:hAnsi="Calibri" w:cs="Calibri"/>
+        </w:rPr>
+        <w:t xml:space="preserve">    </w:t>
+      </w:r>
+      <w:proofErr w:type="spellStart"/>
+      <w:r>
+        <w:rPr>
+          <w:rFonts w:ascii="Calibri" w:hAnsi="Calibri" w:cs="Calibri"/>
+        </w:rPr>
+        <w:t>coal_electricity</w:t>
+      </w:r>
+      <w:proofErr w:type="spellEnd"/>
+      <w:r>
+        <w:rPr>
+          <w:rFonts w:ascii="Calibri" w:hAnsi="Calibri" w:cs="Calibri"/>
+        </w:rPr>
+        <w:t xml:space="preserve"> integer,</w:t>
+      </w:r>
+    </w:p>
+    <w:p>
+      <w:pPr>
+        <w:pStyle w:val="NoSpacing"/>
+        <w:rPr>
+          <w:rFonts w:ascii="Calibri" w:hAnsi="Calibri" w:cs="Calibri"/>
+        </w:rPr>
+      </w:pPr>
+      <w:r>
+        <w:rPr>
+          <w:rFonts w:ascii="Calibri" w:hAnsi="Calibri" w:cs="Calibri"/>
+        </w:rPr>
+        <w:t xml:space="preserve">    </w:t>
+      </w:r>
+      <w:proofErr w:type="spellStart"/>
+      <w:r>
+        <w:rPr>
+          <w:rFonts w:ascii="Calibri" w:hAnsi="Calibri" w:cs="Calibri"/>
+        </w:rPr>
+        <w:t>fossil_electricity</w:t>
+      </w:r>
+      <w:proofErr w:type="spellEnd"/>
+      <w:r>
+        <w:rPr>
+          <w:rFonts w:ascii="Calibri" w:hAnsi="Calibri" w:cs="Calibri"/>
+        </w:rPr>
+        <w:t xml:space="preserve"> integer,</w:t>
+      </w:r>
+    </w:p>
+    <w:p>
+      <w:pPr>
+        <w:pStyle w:val="NoSpacing"/>
+        <w:rPr>
+          <w:rFonts w:ascii="Calibri" w:hAnsi="Calibri" w:cs="Calibri"/>
+        </w:rPr>
+      </w:pPr>
+      <w:r>
+        <w:rPr>
+          <w:rFonts w:ascii="Calibri" w:hAnsi="Calibri" w:cs="Calibri"/>
+        </w:rPr>
+        <w:t xml:space="preserve">    </w:t>
+      </w:r>
+      <w:proofErr w:type="spellStart"/>
+      <w:r>
+        <w:rPr>
+          <w:rFonts w:ascii="Calibri" w:hAnsi="Calibri" w:cs="Calibri"/>
+        </w:rPr>
+        <w:t>gas_electricity</w:t>
+      </w:r>
+      <w:proofErr w:type="spellEnd"/>
+      <w:r>
+        <w:rPr>
+          <w:rFonts w:ascii="Calibri" w:hAnsi="Calibri" w:cs="Calibri"/>
+        </w:rPr>
+        <w:t xml:space="preserve"> integer,</w:t>
+      </w:r>
+    </w:p>
+    <w:p>
+      <w:pPr>
+        <w:pStyle w:val="NoSpacing"/>
+        <w:rPr>
+          <w:rFonts w:ascii="Calibri" w:hAnsi="Calibri" w:cs="Calibri"/>
+        </w:rPr>
+      </w:pPr>
+      <w:r>
+        <w:rPr>
+          <w:rFonts w:ascii="Calibri" w:hAnsi="Calibri" w:cs="Calibri"/>
+        </w:rPr>
+        <w:t xml:space="preserve">    </w:t>
+      </w:r>
+      <w:proofErr w:type="spellStart"/>
+      <w:r>
+        <w:rPr>
+          <w:rFonts w:ascii="Calibri" w:hAnsi="Calibri" w:cs="Calibri"/>
+        </w:rPr>
+        <w:t>hydro_electricity</w:t>
+      </w:r>
+      <w:proofErr w:type="spellEnd"/>
+      <w:r>
+        <w:rPr>
+          <w:rFonts w:ascii="Calibri" w:hAnsi="Calibri" w:cs="Calibri"/>
+        </w:rPr>
+        <w:t xml:space="preserve"> integer,</w:t>
+      </w:r>
+    </w:p>
+    <w:p>
+      <w:pPr>
+        <w:pStyle w:val="NoSpacing"/>
+        <w:rPr>
+          <w:rFonts w:ascii="Calibri" w:hAnsi="Calibri" w:cs="Calibri"/>
+        </w:rPr>
+      </w:pPr>
+      <w:r>
+        <w:rPr>
+          <w:rFonts w:ascii="Calibri" w:hAnsi="Calibri" w:cs="Calibri"/>
+        </w:rPr>
+        <w:t xml:space="preserve">    </w:t>
+      </w:r>
+      <w:proofErr w:type="spellStart"/>
+      <w:r>
+        <w:rPr>
+          <w:rFonts w:ascii="Calibri" w:hAnsi="Calibri" w:cs="Calibri"/>
+        </w:rPr>
+        <w:t>nuclear_electricity</w:t>
+      </w:r>
+      <w:proofErr w:type="spellEnd"/>
+      <w:r>
+        <w:rPr>
+          <w:rFonts w:ascii="Calibri" w:hAnsi="Calibri" w:cs="Calibri"/>
+        </w:rPr>
+        <w:t xml:space="preserve"> integer,</w:t>
+      </w:r>
+    </w:p>
+    <w:p>
+      <w:pPr>
+        <w:pStyle w:val="NoSpacing"/>
+        <w:rPr>
+          <w:rFonts w:ascii="Calibri" w:hAnsi="Calibri" w:cs="Calibri"/>
+        </w:rPr>
+      </w:pPr>
+      <w:r>
+        <w:rPr>
+          <w:rFonts w:ascii="Calibri" w:hAnsi="Calibri" w:cs="Calibri"/>
+        </w:rPr>
+        <w:t xml:space="preserve">    </w:t>
+      </w:r>
+      <w:proofErr w:type="spellStart"/>
+      <w:r>
+        <w:rPr>
+          <w:rFonts w:ascii="Calibri" w:hAnsi="Calibri" w:cs="Calibri"/>
+        </w:rPr>
+        <w:t>oil_electricity</w:t>
+      </w:r>
+      <w:proofErr w:type="spellEnd"/>
+      <w:r>
+        <w:rPr>
+          <w:rFonts w:ascii="Calibri" w:hAnsi="Calibri" w:cs="Calibri"/>
+        </w:rPr>
+        <w:t xml:space="preserve"> integer,</w:t>
+      </w:r>
+    </w:p>
+    <w:p>
+      <w:pPr>
+        <w:pStyle w:val="NoSpacing"/>
+        <w:rPr>
+          <w:rFonts w:ascii="Calibri" w:hAnsi="Calibri" w:cs="Calibri"/>
+        </w:rPr>
+      </w:pPr>
+      <w:r>
+        <w:rPr>
+          <w:rFonts w:ascii="Calibri" w:hAnsi="Calibri" w:cs="Calibri"/>
+        </w:rPr>
+        <w:t xml:space="preserve">    </w:t>
+      </w:r>
+      <w:proofErr w:type="spellStart"/>
+      <w:r>
+        <w:rPr>
+          <w:rFonts w:ascii="Calibri" w:hAnsi="Calibri" w:cs="Calibri"/>
+        </w:rPr>
+        <w:t>other_renewable_exc_biofuel_electricity</w:t>
+      </w:r>
+      <w:proofErr w:type="spellEnd"/>
+      <w:r>
+        <w:rPr>
+          <w:rFonts w:ascii="Calibri" w:hAnsi="Calibri" w:cs="Calibri"/>
+        </w:rPr>
+        <w:t xml:space="preserve"> integer,</w:t>
+      </w:r>
+    </w:p>
+    <w:p>
+      <w:pPr>
+        <w:pStyle w:val="NoSpacing"/>
+        <w:rPr>
+          <w:rFonts w:ascii="Calibri" w:hAnsi="Calibri" w:cs="Calibri"/>
+        </w:rPr>
+      </w:pPr>
+      <w:r>
+        <w:rPr>
+          <w:rFonts w:ascii="Calibri" w:hAnsi="Calibri" w:cs="Calibri"/>
+        </w:rPr>
+        <w:t xml:space="preserve">    </w:t>
+      </w:r>
+      <w:proofErr w:type="spellStart"/>
+      <w:r>
+        <w:rPr>
+          <w:rFonts w:ascii="Calibri" w:hAnsi="Calibri" w:cs="Calibri"/>
+        </w:rPr>
+        <w:t>other_renewable_electricity</w:t>
+      </w:r>
+      <w:proofErr w:type="spellEnd"/>
+      <w:r>
+        <w:rPr>
+          <w:rFonts w:ascii="Calibri" w:hAnsi="Calibri" w:cs="Calibri"/>
+        </w:rPr>
+        <w:t xml:space="preserve"> integer,</w:t>
+      </w:r>
+    </w:p>
+    <w:p>
+      <w:pPr>
+        <w:pStyle w:val="NoSpacing"/>
+        <w:rPr>
+          <w:rFonts w:ascii="Calibri" w:hAnsi="Calibri" w:cs="Calibri"/>
+        </w:rPr>
+      </w:pPr>
+      <w:r>
+        <w:rPr>
+          <w:rFonts w:ascii="Calibri" w:hAnsi="Calibri" w:cs="Calibri"/>
+        </w:rPr>
+        <w:t xml:space="preserve">    </w:t>
+      </w:r>
+      <w:proofErr w:type="spellStart"/>
+      <w:r>
+        <w:rPr>
+          <w:rFonts w:ascii="Calibri" w:hAnsi="Calibri" w:cs="Calibri"/>
+        </w:rPr>
+        <w:t>renewables_electricity</w:t>
+      </w:r>
+      <w:proofErr w:type="spellEnd"/>
+      <w:r>
+        <w:rPr>
+          <w:rFonts w:ascii="Calibri" w:hAnsi="Calibri" w:cs="Calibri"/>
+        </w:rPr>
+        <w:t xml:space="preserve"> integer,</w:t>
+      </w:r>
+    </w:p>
+    <w:p>
+      <w:pPr>
+        <w:pStyle w:val="NoSpacing"/>
+        <w:rPr>
+          <w:rFonts w:ascii="Calibri" w:hAnsi="Calibri" w:cs="Calibri"/>
+        </w:rPr>
+      </w:pPr>
+      <w:r>
+        <w:rPr>
+          <w:rFonts w:ascii="Calibri" w:hAnsi="Calibri" w:cs="Calibri"/>
+        </w:rPr>
+        <w:t xml:space="preserve">    </w:t>
+      </w:r>
+      <w:proofErr w:type="spellStart"/>
+      <w:r>
+        <w:rPr>
+          <w:rFonts w:ascii="Calibri" w:hAnsi="Calibri" w:cs="Calibri"/>
+        </w:rPr>
+        <w:t>solar_electricity</w:t>
+      </w:r>
+      <w:proofErr w:type="spellEnd"/>
+      <w:r>
+        <w:rPr>
+          <w:rFonts w:ascii="Calibri" w:hAnsi="Calibri" w:cs="Calibri"/>
+        </w:rPr>
+        <w:t xml:space="preserve"> integer,</w:t>
+      </w:r>
+    </w:p>
+    <w:p>
+      <w:pPr>
+        <w:pStyle w:val="NoSpacing"/>
+        <w:rPr>
+          <w:rFonts w:ascii="Calibri" w:hAnsi="Calibri" w:cs="Calibri"/>
+        </w:rPr>
+      </w:pPr>
+      <w:r>
+        <w:rPr>
+          <w:rFonts w:ascii="Calibri" w:hAnsi="Calibri" w:cs="Calibri"/>
+        </w:rPr>
+        <w:t xml:space="preserve">    </w:t>
+      </w:r>
+      <w:proofErr w:type="spellStart"/>
+      <w:r>
+        <w:rPr>
+          <w:rFonts w:ascii="Calibri" w:hAnsi="Calibri" w:cs="Calibri"/>
+        </w:rPr>
+        <w:t>wind_electricity</w:t>
+      </w:r>
+      <w:proofErr w:type="spellEnd"/>
+      <w:r>
+        <w:rPr>
+          <w:rFonts w:ascii="Calibri" w:hAnsi="Calibri" w:cs="Calibri"/>
+        </w:rPr>
+        <w:t xml:space="preserve"> integer,</w:t>
+      </w:r>
+    </w:p>
+    <w:p>
+      <w:pPr>
+        <w:pStyle w:val="NoSpacing"/>
+        <w:rPr>
+          <w:rFonts w:ascii="Calibri" w:hAnsi="Calibri" w:cs="Calibri"/>
+        </w:rPr>
+      </w:pPr>
+      <w:r>
+        <w:rPr>
+          <w:rFonts w:ascii="Calibri" w:hAnsi="Calibri" w:cs="Calibri"/>
+        </w:rPr>
+        <w:t xml:space="preserve">    </w:t>
+      </w:r>
+      <w:proofErr w:type="spellStart"/>
+      <w:r>
+        <w:rPr>
+          <w:rFonts w:ascii="Calibri" w:hAnsi="Calibri" w:cs="Calibri"/>
+        </w:rPr>
+        <w:t>electricity_generation</w:t>
+      </w:r>
+      <w:proofErr w:type="spellEnd"/>
+      <w:r>
+        <w:rPr>
+          <w:rFonts w:ascii="Calibri" w:hAnsi="Calibri" w:cs="Calibri"/>
+        </w:rPr>
+        <w:t xml:space="preserve"> integer,</w:t>
+      </w:r>
+    </w:p>
+    <w:p>
+      <w:pPr>
+        <w:pStyle w:val="NoSpacing"/>
+        <w:rPr>
+          <w:rFonts w:ascii="Calibri" w:hAnsi="Calibri" w:cs="Calibri"/>
+        </w:rPr>
+      </w:pPr>
+      <w:r>
+        <w:rPr>
+          <w:rFonts w:ascii="Calibri" w:hAnsi="Calibri" w:cs="Calibri"/>
+        </w:rPr>
+        <w:t xml:space="preserve">    </w:t>
+      </w:r>
+      <w:proofErr w:type="spellStart"/>
+      <w:r>
+        <w:rPr>
+          <w:rFonts w:ascii="Calibri" w:hAnsi="Calibri" w:cs="Calibri"/>
+        </w:rPr>
+        <w:t>fossil_fuel_consumption</w:t>
+      </w:r>
+      <w:proofErr w:type="spellEnd"/>
+      <w:r>
+        <w:rPr>
+          <w:rFonts w:ascii="Calibri" w:hAnsi="Calibri" w:cs="Calibri"/>
+        </w:rPr>
+        <w:t xml:space="preserve"> integer,</w:t>
+      </w:r>
+    </w:p>
+    <w:p>
+      <w:pPr>
+        <w:pStyle w:val="NoSpacing"/>
+        <w:rPr>
+          <w:rFonts w:ascii="Calibri" w:hAnsi="Calibri" w:cs="Calibri"/>
+        </w:rPr>
+      </w:pPr>
+      <w:r>
+        <w:rPr>
+          <w:rFonts w:ascii="Calibri" w:hAnsi="Calibri" w:cs="Calibri"/>
+        </w:rPr>
+        <w:t xml:space="preserve">    </w:t>
+      </w:r>
+      <w:proofErr w:type="spellStart"/>
+      <w:r>
+        <w:rPr>
+          <w:rFonts w:ascii="Calibri" w:hAnsi="Calibri" w:cs="Calibri"/>
+        </w:rPr>
+        <w:t>gas_consumption</w:t>
+      </w:r>
+      <w:proofErr w:type="spellEnd"/>
+      <w:r>
+        <w:rPr>
+          <w:rFonts w:ascii="Calibri" w:hAnsi="Calibri" w:cs="Calibri"/>
+        </w:rPr>
+        <w:t xml:space="preserve"> integer,</w:t>
+      </w:r>
+    </w:p>
+    <w:p>
+      <w:pPr>
+        <w:pStyle w:val="NoSpacing"/>
+        <w:rPr>
+          <w:rFonts w:ascii="Calibri" w:hAnsi="Calibri" w:cs="Calibri"/>
+        </w:rPr>
+      </w:pPr>
+      <w:r>
+        <w:rPr>
+          <w:rFonts w:ascii="Calibri" w:hAnsi="Calibri" w:cs="Calibri"/>
+        </w:rPr>
+        <w:t xml:space="preserve">    </w:t>
+      </w:r>
+      <w:proofErr w:type="spellStart"/>
+      <w:r>
+        <w:rPr>
+          <w:rFonts w:ascii="Calibri" w:hAnsi="Calibri" w:cs="Calibri"/>
+        </w:rPr>
+        <w:t>gas_production</w:t>
+      </w:r>
+      <w:proofErr w:type="spellEnd"/>
+      <w:r>
+        <w:rPr>
+          <w:rFonts w:ascii="Calibri" w:hAnsi="Calibri" w:cs="Calibri"/>
+        </w:rPr>
+        <w:t xml:space="preserve"> integer,</w:t>
+      </w:r>
+    </w:p>
+    <w:p>
+      <w:pPr>
+        <w:pStyle w:val="NoSpacing"/>
+        <w:rPr>
+          <w:rFonts w:ascii="Calibri" w:hAnsi="Calibri" w:cs="Calibri"/>
+        </w:rPr>
+      </w:pPr>
+      <w:r>
+        <w:rPr>
+          <w:rFonts w:ascii="Calibri" w:hAnsi="Calibri" w:cs="Calibri"/>
+        </w:rPr>
+        <w:t xml:space="preserve">    </w:t>
+      </w:r>
+      <w:proofErr w:type="spellStart"/>
+      <w:r>
+        <w:rPr>
+          <w:rFonts w:ascii="Calibri" w:hAnsi="Calibri" w:cs="Calibri"/>
+        </w:rPr>
+        <w:t>hydro_consumption</w:t>
+      </w:r>
+      <w:proofErr w:type="spellEnd"/>
+      <w:r>
+        <w:rPr>
+          <w:rFonts w:ascii="Calibri" w:hAnsi="Calibri" w:cs="Calibri"/>
+        </w:rPr>
+        <w:t xml:space="preserve"> integer,</w:t>
+      </w:r>
+    </w:p>
+    <w:p>
+      <w:pPr>
+        <w:pStyle w:val="NoSpacing"/>
+        <w:rPr>
+          <w:rFonts w:ascii="Calibri" w:hAnsi="Calibri" w:cs="Calibri"/>
+        </w:rPr>
+      </w:pPr>
+      <w:r>
+        <w:rPr>
+          <w:rFonts w:ascii="Calibri" w:hAnsi="Calibri" w:cs="Calibri"/>
+        </w:rPr>
+        <w:t xml:space="preserve">    </w:t>
+      </w:r>
+      <w:proofErr w:type="spellStart"/>
+      <w:r>
+        <w:rPr>
+          <w:rFonts w:ascii="Calibri" w:hAnsi="Calibri" w:cs="Calibri"/>
+        </w:rPr>
+        <w:t>low_carbon_consumption</w:t>
+      </w:r>
+      <w:proofErr w:type="spellEnd"/>
+      <w:r>
+        <w:rPr>
+          <w:rFonts w:ascii="Calibri" w:hAnsi="Calibri" w:cs="Calibri"/>
+        </w:rPr>
+        <w:t xml:space="preserve"> integer,</w:t>
+      </w:r>
+    </w:p>
+    <w:p>
+      <w:pPr>
+        <w:pStyle w:val="NoSpacing"/>
+        <w:rPr>
+          <w:rFonts w:ascii="Calibri" w:hAnsi="Calibri" w:cs="Calibri"/>
+        </w:rPr>
+      </w:pPr>
+      <w:r>
+        <w:rPr>
+          <w:rFonts w:ascii="Calibri" w:hAnsi="Calibri" w:cs="Calibri"/>
+        </w:rPr>
+        <w:t xml:space="preserve">    </w:t>
+      </w:r>
+      <w:proofErr w:type="spellStart"/>
+      <w:r>
+        <w:rPr>
+          <w:rFonts w:ascii="Calibri" w:hAnsi="Calibri" w:cs="Calibri"/>
+        </w:rPr>
+        <w:t>nuclear_consumption</w:t>
+      </w:r>
+      <w:proofErr w:type="spellEnd"/>
+      <w:r>
+        <w:rPr>
+          <w:rFonts w:ascii="Calibri" w:hAnsi="Calibri" w:cs="Calibri"/>
+        </w:rPr>
+        <w:t xml:space="preserve"> integer,</w:t>
+      </w:r>
+    </w:p>
+    <w:p>
+      <w:pPr>
+        <w:pStyle w:val="NoSpacing"/>
+        <w:rPr>
+          <w:rFonts w:ascii="Calibri" w:hAnsi="Calibri" w:cs="Calibri"/>
+        </w:rPr>
+      </w:pPr>
+      <w:r>
+        <w:rPr>
+          <w:rFonts w:ascii="Calibri" w:hAnsi="Calibri" w:cs="Calibri"/>
+        </w:rPr>
+        <w:t xml:space="preserve">    </w:t>
+      </w:r>
+      <w:proofErr w:type="spellStart"/>
+      <w:r>
+        <w:rPr>
+          <w:rFonts w:ascii="Calibri" w:hAnsi="Calibri" w:cs="Calibri"/>
+        </w:rPr>
+        <w:t>oil_consumption</w:t>
+      </w:r>
+      <w:proofErr w:type="spellEnd"/>
+      <w:r>
+        <w:rPr>
+          <w:rFonts w:ascii="Calibri" w:hAnsi="Calibri" w:cs="Calibri"/>
+        </w:rPr>
+        <w:t xml:space="preserve"> integer,</w:t>
+      </w:r>
+    </w:p>
+    <w:p>
+      <w:pPr>
+        <w:pStyle w:val="NoSpacing"/>
+        <w:rPr>
+          <w:rFonts w:ascii="Calibri" w:hAnsi="Calibri" w:cs="Calibri"/>
+        </w:rPr>
+      </w:pPr>
+      <w:r>
+        <w:rPr>
+          <w:rFonts w:ascii="Calibri" w:hAnsi="Calibri" w:cs="Calibri"/>
+        </w:rPr>
+        <w:t xml:space="preserve">    </w:t>
+      </w:r>
+      <w:proofErr w:type="spellStart"/>
+      <w:r>
+        <w:rPr>
+          <w:rFonts w:ascii="Calibri" w:hAnsi="Calibri" w:cs="Calibri"/>
+        </w:rPr>
+        <w:t>oil_production</w:t>
+      </w:r>
+      <w:proofErr w:type="spellEnd"/>
+      <w:r>
+        <w:rPr>
+          <w:rFonts w:ascii="Calibri" w:hAnsi="Calibri" w:cs="Calibri"/>
+        </w:rPr>
+        <w:t xml:space="preserve"> integer,</w:t>
+      </w:r>
+    </w:p>
+    <w:p>
+      <w:pPr>
+        <w:pStyle w:val="NoSpacing"/>
+        <w:rPr>
+          <w:rFonts w:ascii="Calibri" w:hAnsi="Calibri" w:cs="Calibri"/>
+        </w:rPr>
+      </w:pPr>
+      <w:r>
+        <w:rPr>
+          <w:rFonts w:ascii="Calibri" w:hAnsi="Calibri" w:cs="Calibri"/>
+        </w:rPr>
+        <w:t xml:space="preserve">    </w:t>
+      </w:r>
+      <w:proofErr w:type="spellStart"/>
+      <w:r>
+        <w:rPr>
+          <w:rFonts w:ascii="Calibri" w:hAnsi="Calibri" w:cs="Calibri"/>
+        </w:rPr>
+        <w:t>other_renewables_cons_change_pct</w:t>
+      </w:r>
+      <w:proofErr w:type="spellEnd"/>
+      <w:r>
+        <w:rPr>
+          <w:rFonts w:ascii="Calibri" w:hAnsi="Calibri" w:cs="Calibri"/>
+        </w:rPr>
+        <w:t xml:space="preserve"> integer,</w:t>
+      </w:r>
+    </w:p>
+    <w:p>
+      <w:pPr>
+        <w:pStyle w:val="NoSpacing"/>
+        <w:rPr>
+          <w:rFonts w:ascii="Calibri" w:hAnsi="Calibri" w:cs="Calibri"/>
+        </w:rPr>
+      </w:pPr>
+      <w:r>
+        <w:rPr>
+          <w:rFonts w:ascii="Calibri" w:hAnsi="Calibri" w:cs="Calibri"/>
+        </w:rPr>
+        <w:t xml:space="preserve">    </w:t>
+      </w:r>
+      <w:proofErr w:type="spellStart"/>
+      <w:r>
+        <w:rPr>
+          <w:rFonts w:ascii="Calibri" w:hAnsi="Calibri" w:cs="Calibri"/>
+        </w:rPr>
+        <w:t>other_renewables_share_energy</w:t>
+      </w:r>
+      <w:proofErr w:type="spellEnd"/>
+      <w:r>
+        <w:rPr>
+          <w:rFonts w:ascii="Calibri" w:hAnsi="Calibri" w:cs="Calibri"/>
+        </w:rPr>
+        <w:t xml:space="preserve"> integer,</w:t>
+      </w:r>
+    </w:p>
+    <w:p>
+      <w:pPr>
+        <w:pStyle w:val="NoSpacing"/>
+        <w:rPr>
+          <w:rFonts w:ascii="Calibri" w:hAnsi="Calibri" w:cs="Calibri"/>
+        </w:rPr>
+      </w:pPr>
+      <w:r>
+        <w:rPr>
+          <w:rFonts w:ascii="Calibri" w:hAnsi="Calibri" w:cs="Calibri"/>
+        </w:rPr>
+        <w:t xml:space="preserve">    </w:t>
+      </w:r>
+      <w:proofErr w:type="spellStart"/>
+      <w:r>
+        <w:rPr>
+          <w:rFonts w:ascii="Calibri" w:hAnsi="Calibri" w:cs="Calibri"/>
+        </w:rPr>
+        <w:t>other_renewables_cons_change_twh</w:t>
+      </w:r>
+      <w:proofErr w:type="spellEnd"/>
+      <w:r>
+        <w:rPr>
+          <w:rFonts w:ascii="Calibri" w:hAnsi="Calibri" w:cs="Calibri"/>
+        </w:rPr>
+        <w:t xml:space="preserve"> integer,</w:t>
+      </w:r>
+    </w:p>
+    <w:p>
+      <w:pPr>
+        <w:pStyle w:val="NoSpacing"/>
+        <w:rPr>
+          <w:rFonts w:ascii="Calibri" w:hAnsi="Calibri" w:cs="Calibri"/>
+        </w:rPr>
+      </w:pPr>
+      <w:r>
+        <w:rPr>
+          <w:rFonts w:ascii="Calibri" w:hAnsi="Calibri" w:cs="Calibri"/>
+        </w:rPr>
+        <w:t xml:space="preserve">    </w:t>
+      </w:r>
+      <w:proofErr w:type="spellStart"/>
+      <w:r>
+        <w:rPr>
+          <w:rFonts w:ascii="Calibri" w:hAnsi="Calibri" w:cs="Calibri"/>
+        </w:rPr>
+        <w:t>other_renewable_consumption</w:t>
+      </w:r>
+      <w:proofErr w:type="spellEnd"/>
+      <w:r>
+        <w:rPr>
+          <w:rFonts w:ascii="Calibri" w:hAnsi="Calibri" w:cs="Calibri"/>
+        </w:rPr>
+        <w:t xml:space="preserve"> integer,</w:t>
+      </w:r>
+    </w:p>
+    <w:p>
+      <w:pPr>
+        <w:pStyle w:val="NoSpacing"/>
+        <w:rPr>
+          <w:rFonts w:ascii="Calibri" w:hAnsi="Calibri" w:cs="Calibri"/>
+        </w:rPr>
+      </w:pPr>
+      <w:r>
+        <w:rPr>
+          <w:rFonts w:ascii="Calibri" w:hAnsi="Calibri" w:cs="Calibri"/>
+        </w:rPr>
+        <w:t xml:space="preserve">    </w:t>
+      </w:r>
+      <w:proofErr w:type="spellStart"/>
+      <w:r>
+        <w:rPr>
+          <w:rFonts w:ascii="Calibri" w:hAnsi="Calibri" w:cs="Calibri"/>
+        </w:rPr>
+        <w:t>other_renewables_share_elec</w:t>
+      </w:r>
+      <w:proofErr w:type="spellEnd"/>
+      <w:r>
+        <w:rPr>
+          <w:rFonts w:ascii="Calibri" w:hAnsi="Calibri" w:cs="Calibri"/>
+        </w:rPr>
+        <w:t xml:space="preserve"> integer,</w:t>
+      </w:r>
+    </w:p>
+    <w:p>
+      <w:pPr>
+        <w:pStyle w:val="NoSpacing"/>
+        <w:rPr>
+          <w:rFonts w:ascii="Calibri" w:hAnsi="Calibri" w:cs="Calibri"/>
+        </w:rPr>
+      </w:pPr>
+      <w:r>
+        <w:rPr>
+          <w:rFonts w:ascii="Calibri" w:hAnsi="Calibri" w:cs="Calibri"/>
+        </w:rPr>
+        <w:t xml:space="preserve">    </w:t>
+      </w:r>
+      <w:proofErr w:type="spellStart"/>
+      <w:r>
+        <w:rPr>
+          <w:rFonts w:ascii="Calibri" w:hAnsi="Calibri" w:cs="Calibri"/>
+        </w:rPr>
+        <w:t>primary_energy_consumption</w:t>
+      </w:r>
+      <w:proofErr w:type="spellEnd"/>
+      <w:r>
+        <w:rPr>
+          <w:rFonts w:ascii="Calibri" w:hAnsi="Calibri" w:cs="Calibri"/>
+        </w:rPr>
+        <w:t xml:space="preserve"> integer,</w:t>
+      </w:r>
+    </w:p>
+    <w:p>
+      <w:pPr>
+        <w:pStyle w:val="NoSpacing"/>
+        <w:rPr>
+          <w:rFonts w:ascii="Calibri" w:hAnsi="Calibri" w:cs="Calibri"/>
+        </w:rPr>
+      </w:pPr>
+      <w:r>
+        <w:rPr>
+          <w:rFonts w:ascii="Calibri" w:hAnsi="Calibri" w:cs="Calibri"/>
+        </w:rPr>
+        <w:t xml:space="preserve">    </w:t>
+      </w:r>
+      <w:proofErr w:type="spellStart"/>
+      <w:r>
+        <w:rPr>
+          <w:rFonts w:ascii="Calibri" w:hAnsi="Calibri" w:cs="Calibri"/>
+        </w:rPr>
+        <w:t>renewables_share_elec</w:t>
+      </w:r>
+      <w:proofErr w:type="spellEnd"/>
+      <w:r>
+        <w:rPr>
+          <w:rFonts w:ascii="Calibri" w:hAnsi="Calibri" w:cs="Calibri"/>
+        </w:rPr>
+        <w:t xml:space="preserve"> integer,</w:t>
+      </w:r>
+    </w:p>
+    <w:p>
+      <w:pPr>
+        <w:pStyle w:val="NoSpacing"/>
+        <w:rPr>
+          <w:rFonts w:ascii="Calibri" w:hAnsi="Calibri" w:cs="Calibri"/>
+        </w:rPr>
+      </w:pPr>
+      <w:r>
+        <w:rPr>
+          <w:rFonts w:ascii="Calibri" w:hAnsi="Calibri" w:cs="Calibri"/>
+        </w:rPr>
+        <w:t xml:space="preserve">    </w:t>
+      </w:r>
+      <w:proofErr w:type="spellStart"/>
+      <w:r>
+        <w:rPr>
+          <w:rFonts w:ascii="Calibri" w:hAnsi="Calibri" w:cs="Calibri"/>
+        </w:rPr>
+        <w:t>renewables_share_energy</w:t>
+      </w:r>
+      <w:proofErr w:type="spellEnd"/>
+      <w:r>
+        <w:rPr>
+          <w:rFonts w:ascii="Calibri" w:hAnsi="Calibri" w:cs="Calibri"/>
+        </w:rPr>
+        <w:t xml:space="preserve"> integer,</w:t>
+      </w:r>
+    </w:p>
+    <w:p>
+      <w:pPr>
+        <w:pStyle w:val="NoSpacing"/>
+        <w:rPr>
+          <w:rFonts w:ascii="Calibri" w:hAnsi="Calibri" w:cs="Calibri"/>
+        </w:rPr>
+      </w:pPr>
+      <w:r>
+        <w:rPr>
+          <w:rFonts w:ascii="Calibri" w:hAnsi="Calibri" w:cs="Calibri"/>
+        </w:rPr>
+        <w:t xml:space="preserve">    </w:t>
+      </w:r>
+      <w:proofErr w:type="spellStart"/>
+      <w:r>
+        <w:rPr>
+          <w:rFonts w:ascii="Calibri" w:hAnsi="Calibri" w:cs="Calibri"/>
+        </w:rPr>
+        <w:t>renewables_consumption</w:t>
+      </w:r>
+      <w:proofErr w:type="spellEnd"/>
+      <w:r>
+        <w:rPr>
+          <w:rFonts w:ascii="Calibri" w:hAnsi="Calibri" w:cs="Calibri"/>
+        </w:rPr>
+        <w:t xml:space="preserve"> integer,</w:t>
       </w:r>
     </w:p>
     <w:p>
@@ -971,77 +1636,161 @@
           <w:rFonts w:ascii="Calibri" w:hAnsi="Calibri" w:cs="Calibri"/>
         </w:rPr>
         <w:lastRenderedPageBreak/>
-        <w:t xml:space="preserve">    solar_share_elec integer,</w:t>
-      </w:r>
-    </w:p>
-    <w:p>
-      <w:pPr>
-        <w:pStyle w:val="NoSpacing"/>
-        <w:rPr>
-          <w:rFonts w:ascii="Calibri" w:hAnsi="Calibri" w:cs="Calibri"/>
-        </w:rPr>
-      </w:pPr>
-      <w:r>
-        <w:rPr>
-          <w:rFonts w:ascii="Calibri" w:hAnsi="Calibri" w:cs="Calibri"/>
-        </w:rPr>
-        <w:t xml:space="preserve">    solar_share_energy integer,</w:t>
-      </w:r>
-    </w:p>
-    <w:p>
-      <w:pPr>
-        <w:pStyle w:val="NoSpacing"/>
-        <w:rPr>
-          <w:rFonts w:ascii="Calibri" w:hAnsi="Calibri" w:cs="Calibri"/>
-        </w:rPr>
-      </w:pPr>
-      <w:r>
-        <w:rPr>
-          <w:rFonts w:ascii="Calibri" w:hAnsi="Calibri" w:cs="Calibri"/>
-        </w:rPr>
-        <w:t xml:space="preserve">    solar_consumption integer,</w:t>
-      </w:r>
-    </w:p>
-    <w:p>
-      <w:pPr>
-        <w:pStyle w:val="NoSpacing"/>
-        <w:rPr>
-          <w:rFonts w:ascii="Calibri" w:hAnsi="Calibri" w:cs="Calibri"/>
-        </w:rPr>
-      </w:pPr>
-      <w:r>
-        <w:rPr>
-          <w:rFonts w:ascii="Calibri" w:hAnsi="Calibri" w:cs="Calibri"/>
-        </w:rPr>
-        <w:t xml:space="preserve">    wind_share_elec integer,</w:t>
-      </w:r>
-    </w:p>
-    <w:p>
-      <w:pPr>
-        <w:pStyle w:val="NoSpacing"/>
-        <w:rPr>
-          <w:rFonts w:ascii="Calibri" w:hAnsi="Calibri" w:cs="Calibri"/>
-        </w:rPr>
-      </w:pPr>
-      <w:r>
-        <w:rPr>
-          <w:rFonts w:ascii="Calibri" w:hAnsi="Calibri" w:cs="Calibri"/>
-        </w:rPr>
-        <w:t xml:space="preserve">    wind_share_energy integer,</w:t>
-      </w:r>
-    </w:p>
-    <w:p>
-      <w:pPr>
-        <w:pStyle w:val="NoSpacing"/>
-        <w:rPr>
-          <w:rFonts w:ascii="Calibri" w:hAnsi="Calibri" w:cs="Calibri"/>
-        </w:rPr>
-      </w:pPr>
-      <w:r>
-        <w:rPr>
-          <w:rFonts w:ascii="Calibri" w:hAnsi="Calibri" w:cs="Calibri"/>
-        </w:rPr>
-        <w:t xml:space="preserve">    wind_consumption integer</w:t>
+        <w:t xml:space="preserve">    </w:t>
+      </w:r>
+      <w:proofErr w:type="spellStart"/>
+      <w:r>
+        <w:rPr>
+          <w:rFonts w:ascii="Calibri" w:hAnsi="Calibri" w:cs="Calibri"/>
+        </w:rPr>
+        <w:t>solar_share_elec</w:t>
+      </w:r>
+      <w:proofErr w:type="spellEnd"/>
+      <w:r>
+        <w:rPr>
+          <w:rFonts w:ascii="Calibri" w:hAnsi="Calibri" w:cs="Calibri"/>
+        </w:rPr>
+        <w:t xml:space="preserve"> integer,</w:t>
+      </w:r>
+    </w:p>
+    <w:p>
+      <w:pPr>
+        <w:pStyle w:val="NoSpacing"/>
+        <w:rPr>
+          <w:rFonts w:ascii="Calibri" w:hAnsi="Calibri" w:cs="Calibri"/>
+        </w:rPr>
+      </w:pPr>
+      <w:r>
+        <w:rPr>
+          <w:rFonts w:ascii="Calibri" w:hAnsi="Calibri" w:cs="Calibri"/>
+        </w:rPr>
+        <w:t xml:space="preserve">    </w:t>
+      </w:r>
+      <w:proofErr w:type="spellStart"/>
+      <w:r>
+        <w:rPr>
+          <w:rFonts w:ascii="Calibri" w:hAnsi="Calibri" w:cs="Calibri"/>
+        </w:rPr>
+        <w:t>solar_share_energy</w:t>
+      </w:r>
+      <w:proofErr w:type="spellEnd"/>
+      <w:r>
+        <w:rPr>
+          <w:rFonts w:ascii="Calibri" w:hAnsi="Calibri" w:cs="Calibri"/>
+        </w:rPr>
+        <w:t xml:space="preserve"> integer,</w:t>
+      </w:r>
+    </w:p>
+    <w:p>
+      <w:pPr>
+        <w:pStyle w:val="NoSpacing"/>
+        <w:rPr>
+          <w:rFonts w:ascii="Calibri" w:hAnsi="Calibri" w:cs="Calibri"/>
+        </w:rPr>
+      </w:pPr>
+      <w:r>
+        <w:rPr>
+          <w:rFonts w:ascii="Calibri" w:hAnsi="Calibri" w:cs="Calibri"/>
+        </w:rPr>
+        <w:t xml:space="preserve">    </w:t>
+      </w:r>
+      <w:proofErr w:type="spellStart"/>
+      <w:r>
+        <w:rPr>
+          <w:rFonts w:ascii="Calibri" w:hAnsi="Calibri" w:cs="Calibri"/>
+        </w:rPr>
+        <w:t>solar_consumption</w:t>
+      </w:r>
+      <w:proofErr w:type="spellEnd"/>
+      <w:r>
+        <w:rPr>
+          <w:rFonts w:ascii="Calibri" w:hAnsi="Calibri" w:cs="Calibri"/>
+        </w:rPr>
+        <w:t xml:space="preserve"> integer,</w:t>
+      </w:r>
+    </w:p>
+    <w:p>
+      <w:pPr>
+        <w:pStyle w:val="NoSpacing"/>
+        <w:rPr>
+          <w:rFonts w:ascii="Calibri" w:hAnsi="Calibri" w:cs="Calibri"/>
+        </w:rPr>
+      </w:pPr>
+      <w:r>
+        <w:rPr>
+          <w:rFonts w:ascii="Calibri" w:hAnsi="Calibri" w:cs="Calibri"/>
+        </w:rPr>
+        <w:t xml:space="preserve">    </w:t>
+      </w:r>
+      <w:proofErr w:type="spellStart"/>
+      <w:r>
+        <w:rPr>
+          <w:rFonts w:ascii="Calibri" w:hAnsi="Calibri" w:cs="Calibri"/>
+        </w:rPr>
+        <w:t>wind_share_elec</w:t>
+      </w:r>
+      <w:proofErr w:type="spellEnd"/>
+      <w:r>
+        <w:rPr>
+          <w:rFonts w:ascii="Calibri" w:hAnsi="Calibri" w:cs="Calibri"/>
+        </w:rPr>
+        <w:t xml:space="preserve"> integer,</w:t>
+      </w:r>
+    </w:p>
+    <w:p>
+      <w:pPr>
+        <w:pStyle w:val="NoSpacing"/>
+        <w:rPr>
+          <w:rFonts w:ascii="Calibri" w:hAnsi="Calibri" w:cs="Calibri"/>
+        </w:rPr>
+      </w:pPr>
+      <w:r>
+        <w:rPr>
+          <w:rFonts w:ascii="Calibri" w:hAnsi="Calibri" w:cs="Calibri"/>
+        </w:rPr>
+        <w:t xml:space="preserve">    </w:t>
+      </w:r>
+      <w:proofErr w:type="spellStart"/>
+      <w:r>
+        <w:rPr>
+          <w:rFonts w:ascii="Calibri" w:hAnsi="Calibri" w:cs="Calibri"/>
+        </w:rPr>
+        <w:t>wind_share_energy</w:t>
+      </w:r>
+      <w:proofErr w:type="spellEnd"/>
+      <w:r>
+        <w:rPr>
+          <w:rFonts w:ascii="Calibri" w:hAnsi="Calibri" w:cs="Calibri"/>
+        </w:rPr>
+        <w:t xml:space="preserve"> integer,</w:t>
+      </w:r>
+    </w:p>
+    <w:p>
+      <w:pPr>
+        <w:pStyle w:val="NoSpacing"/>
+        <w:rPr>
+          <w:rFonts w:ascii="Calibri" w:hAnsi="Calibri" w:cs="Calibri"/>
+        </w:rPr>
+      </w:pPr>
+      <w:r>
+        <w:rPr>
+          <w:rFonts w:ascii="Calibri" w:hAnsi="Calibri" w:cs="Calibri"/>
+        </w:rPr>
+        <w:t xml:space="preserve">    </w:t>
+      </w:r>
+      <w:proofErr w:type="spellStart"/>
+      <w:r>
+        <w:rPr>
+          <w:rFonts w:ascii="Calibri" w:hAnsi="Calibri" w:cs="Calibri"/>
+        </w:rPr>
+        <w:t>wind_consumption</w:t>
+      </w:r>
+      <w:proofErr w:type="spellEnd"/>
+      <w:r>
+        <w:rPr>
+          <w:rFonts w:ascii="Calibri" w:hAnsi="Calibri" w:cs="Calibri"/>
+        </w:rPr>
+        <w:t xml:space="preserve"> integer</w:t>
       </w:r>
       <w:r>
         <w:rPr>
@@ -1115,110 +1864,176 @@
         <w:rPr>
           <w:rFonts w:ascii="Calibri" w:hAnsi="Calibri" w:cs="Calibri"/>
         </w:rPr>
-        <w:t>TABLESPACE pg_default;</w:t>
-      </w:r>
-    </w:p>
-    <w:p>
-      <w:pPr>
-        <w:pStyle w:val="NoSpacing"/>
-        <w:rPr>
-          <w:rFonts w:ascii="Calibri" w:hAnsi="Calibri" w:cs="Calibri"/>
-        </w:rPr>
-      </w:pPr>
-    </w:p>
-    <w:p>
-      <w:pPr>
-        <w:pStyle w:val="NoSpacing"/>
-        <w:rPr>
-          <w:rFonts w:ascii="Calibri" w:hAnsi="Calibri" w:cs="Calibri"/>
-        </w:rPr>
-      </w:pPr>
-      <w:r>
-        <w:rPr>
-          <w:rFonts w:ascii="Calibri" w:hAnsi="Calibri" w:cs="Calibri"/>
-        </w:rPr>
-        <w:t>ALTER TABLE IF EXISTS public.allcountryenergy</w:t>
-      </w:r>
-    </w:p>
-    <w:p>
-      <w:pPr>
-        <w:pStyle w:val="NoSpacing"/>
-        <w:rPr>
-          <w:rFonts w:ascii="Calibri" w:hAnsi="Calibri" w:cs="Calibri"/>
-        </w:rPr>
-      </w:pPr>
-      <w:r>
-        <w:rPr>
-          <w:rFonts w:ascii="Calibri" w:hAnsi="Calibri" w:cs="Calibri"/>
-        </w:rPr>
-        <w:t xml:space="preserve">    OWNER to postgres;</w:t>
-      </w:r>
-    </w:p>
-    <w:p>
-      <w:pPr>
-        <w:pStyle w:val="NoSpacing"/>
-        <w:rPr>
-          <w:rFonts w:ascii="Calibri" w:hAnsi="Calibri" w:cs="Calibri"/>
-        </w:rPr>
-      </w:pPr>
-    </w:p>
-    <w:p>
-      <w:pPr>
-        <w:pStyle w:val="NoSpacing"/>
-        <w:rPr>
-          <w:rFonts w:ascii="Calibri" w:hAnsi="Calibri" w:cs="Calibri"/>
-        </w:rPr>
-      </w:pPr>
-      <w:r>
-        <w:rPr>
-          <w:rFonts w:ascii="Calibri" w:hAnsi="Calibri" w:cs="Calibri"/>
-        </w:rPr>
-        <w:t>-- Table: public.worldconsumption</w:t>
-      </w:r>
-    </w:p>
-    <w:p>
-      <w:pPr>
-        <w:pStyle w:val="NoSpacing"/>
-        <w:rPr>
-          <w:rFonts w:ascii="Calibri" w:hAnsi="Calibri" w:cs="Calibri"/>
-        </w:rPr>
-      </w:pPr>
-    </w:p>
-    <w:p>
-      <w:pPr>
-        <w:pStyle w:val="NoSpacing"/>
-        <w:rPr>
-          <w:rFonts w:ascii="Calibri" w:hAnsi="Calibri" w:cs="Calibri"/>
-        </w:rPr>
-      </w:pPr>
-      <w:r>
-        <w:rPr>
-          <w:rFonts w:ascii="Calibri" w:hAnsi="Calibri" w:cs="Calibri"/>
-        </w:rPr>
-        <w:t>-- DROP TABLE IF EXISTS public.worldconsumption;</w:t>
-      </w:r>
-    </w:p>
-    <w:p>
-      <w:pPr>
-        <w:pStyle w:val="NoSpacing"/>
-        <w:rPr>
-          <w:rFonts w:ascii="Calibri" w:hAnsi="Calibri" w:cs="Calibri"/>
-        </w:rPr>
-      </w:pPr>
-    </w:p>
-    <w:p>
-      <w:pPr>
-        <w:pStyle w:val="NoSpacing"/>
-        <w:rPr>
-          <w:rFonts w:ascii="Calibri" w:hAnsi="Calibri" w:cs="Calibri"/>
-        </w:rPr>
-      </w:pPr>
-      <w:r>
-        <w:rPr>
-          <w:rFonts w:ascii="Calibri" w:hAnsi="Calibri" w:cs="Calibri"/>
-        </w:rPr>
-        <w:t>CREATE TABLE IF NOT EXISTS public.worldconsumption</w:t>
-      </w:r>
+        <w:t xml:space="preserve">TABLESPACE </w:t>
+      </w:r>
+      <w:proofErr w:type="spellStart"/>
+      <w:r>
+        <w:rPr>
+          <w:rFonts w:ascii="Calibri" w:hAnsi="Calibri" w:cs="Calibri"/>
+        </w:rPr>
+        <w:t>pg_default</w:t>
+      </w:r>
+      <w:proofErr w:type="spellEnd"/>
+      <w:r>
+        <w:rPr>
+          <w:rFonts w:ascii="Calibri" w:hAnsi="Calibri" w:cs="Calibri"/>
+        </w:rPr>
+        <w:t>;</w:t>
+      </w:r>
+    </w:p>
+    <w:p>
+      <w:pPr>
+        <w:pStyle w:val="NoSpacing"/>
+        <w:rPr>
+          <w:rFonts w:ascii="Calibri" w:hAnsi="Calibri" w:cs="Calibri"/>
+        </w:rPr>
+      </w:pPr>
+    </w:p>
+    <w:p>
+      <w:pPr>
+        <w:pStyle w:val="NoSpacing"/>
+        <w:rPr>
+          <w:rFonts w:ascii="Calibri" w:hAnsi="Calibri" w:cs="Calibri"/>
+        </w:rPr>
+      </w:pPr>
+      <w:r>
+        <w:rPr>
+          <w:rFonts w:ascii="Calibri" w:hAnsi="Calibri" w:cs="Calibri"/>
+        </w:rPr>
+        <w:t xml:space="preserve">ALTER TABLE IF EXISTS </w:t>
+      </w:r>
+      <w:proofErr w:type="spellStart"/>
+      <w:r>
+        <w:rPr>
+          <w:rFonts w:ascii="Calibri" w:hAnsi="Calibri" w:cs="Calibri"/>
+        </w:rPr>
+        <w:t>public.allcountryenergy</w:t>
+      </w:r>
+      <w:proofErr w:type="spellEnd"/>
+    </w:p>
+    <w:p>
+      <w:pPr>
+        <w:pStyle w:val="NoSpacing"/>
+        <w:rPr>
+          <w:rFonts w:ascii="Calibri" w:hAnsi="Calibri" w:cs="Calibri"/>
+        </w:rPr>
+      </w:pPr>
+      <w:r>
+        <w:rPr>
+          <w:rFonts w:ascii="Calibri" w:hAnsi="Calibri" w:cs="Calibri"/>
+        </w:rPr>
+        <w:t xml:space="preserve">    OWNER to </w:t>
+      </w:r>
+      <w:proofErr w:type="spellStart"/>
+      <w:r>
+        <w:rPr>
+          <w:rFonts w:ascii="Calibri" w:hAnsi="Calibri" w:cs="Calibri"/>
+        </w:rPr>
+        <w:t>postgres</w:t>
+      </w:r>
+      <w:proofErr w:type="spellEnd"/>
+      <w:r>
+        <w:rPr>
+          <w:rFonts w:ascii="Calibri" w:hAnsi="Calibri" w:cs="Calibri"/>
+        </w:rPr>
+        <w:t>;</w:t>
+      </w:r>
+    </w:p>
+    <w:p>
+      <w:pPr>
+        <w:pStyle w:val="NoSpacing"/>
+        <w:rPr>
+          <w:rFonts w:ascii="Calibri" w:hAnsi="Calibri" w:cs="Calibri"/>
+        </w:rPr>
+      </w:pPr>
+    </w:p>
+    <w:p>
+      <w:pPr>
+        <w:pStyle w:val="NoSpacing"/>
+        <w:rPr>
+          <w:rFonts w:ascii="Calibri" w:hAnsi="Calibri" w:cs="Calibri"/>
+        </w:rPr>
+      </w:pPr>
+      <w:r>
+        <w:rPr>
+          <w:rFonts w:ascii="Calibri" w:hAnsi="Calibri" w:cs="Calibri"/>
+        </w:rPr>
+        <w:t xml:space="preserve">-- Table: </w:t>
+      </w:r>
+      <w:proofErr w:type="spellStart"/>
+      <w:r>
+        <w:rPr>
+          <w:rFonts w:ascii="Calibri" w:hAnsi="Calibri" w:cs="Calibri"/>
+        </w:rPr>
+        <w:t>public.worldconsumption</w:t>
+      </w:r>
+      <w:proofErr w:type="spellEnd"/>
+    </w:p>
+    <w:p>
+      <w:pPr>
+        <w:pStyle w:val="NoSpacing"/>
+        <w:rPr>
+          <w:rFonts w:ascii="Calibri" w:hAnsi="Calibri" w:cs="Calibri"/>
+        </w:rPr>
+      </w:pPr>
+    </w:p>
+    <w:p>
+      <w:pPr>
+        <w:pStyle w:val="NoSpacing"/>
+        <w:rPr>
+          <w:rFonts w:ascii="Calibri" w:hAnsi="Calibri" w:cs="Calibri"/>
+        </w:rPr>
+      </w:pPr>
+      <w:r>
+        <w:rPr>
+          <w:rFonts w:ascii="Calibri" w:hAnsi="Calibri" w:cs="Calibri"/>
+        </w:rPr>
+        <w:t xml:space="preserve">-- DROP TABLE IF EXISTS </w:t>
+      </w:r>
+      <w:proofErr w:type="spellStart"/>
+      <w:r>
+        <w:rPr>
+          <w:rFonts w:ascii="Calibri" w:hAnsi="Calibri" w:cs="Calibri"/>
+        </w:rPr>
+        <w:t>public.worldconsumption</w:t>
+      </w:r>
+      <w:proofErr w:type="spellEnd"/>
+      <w:r>
+        <w:rPr>
+          <w:rFonts w:ascii="Calibri" w:hAnsi="Calibri" w:cs="Calibri"/>
+        </w:rPr>
+        <w:t>;</w:t>
+      </w:r>
+    </w:p>
+    <w:p>
+      <w:pPr>
+        <w:pStyle w:val="NoSpacing"/>
+        <w:rPr>
+          <w:rFonts w:ascii="Calibri" w:hAnsi="Calibri" w:cs="Calibri"/>
+        </w:rPr>
+      </w:pPr>
+    </w:p>
+    <w:p>
+      <w:pPr>
+        <w:pStyle w:val="NoSpacing"/>
+        <w:rPr>
+          <w:rFonts w:ascii="Calibri" w:hAnsi="Calibri" w:cs="Calibri"/>
+        </w:rPr>
+      </w:pPr>
+      <w:r>
+        <w:rPr>
+          <w:rFonts w:ascii="Calibri" w:hAnsi="Calibri" w:cs="Calibri"/>
+        </w:rPr>
+        <w:t xml:space="preserve">CREATE TABLE IF NOT EXISTS </w:t>
+      </w:r>
+      <w:proofErr w:type="spellStart"/>
+      <w:r>
+        <w:rPr>
+          <w:rFonts w:ascii="Calibri" w:hAnsi="Calibri" w:cs="Calibri"/>
+        </w:rPr>
+        <w:t>public.worldconsumption</w:t>
+      </w:r>
+      <w:proofErr w:type="spellEnd"/>
     </w:p>
     <w:p>
       <w:pPr>
@@ -1245,35 +2060,77 @@
         <w:rPr>
           <w:rFonts w:ascii="Calibri" w:hAnsi="Calibri" w:cs="Calibri"/>
         </w:rPr>
-        <w:t xml:space="preserve">    "Continent" text COLLATE pg_catalog."default",</w:t>
-      </w:r>
-    </w:p>
-    <w:p>
-      <w:pPr>
-        <w:pStyle w:val="NoSpacing"/>
-        <w:rPr>
-          <w:rFonts w:ascii="Calibri" w:hAnsi="Calibri" w:cs="Calibri"/>
-        </w:rPr>
-      </w:pPr>
-      <w:r>
-        <w:rPr>
-          <w:rFonts w:ascii="Calibri" w:hAnsi="Calibri" w:cs="Calibri"/>
-        </w:rPr>
-        <w:t xml:space="preserve">    "Country" text COLLATE pg_catalog."default",</w:t>
-      </w:r>
-    </w:p>
-    <w:p>
-      <w:pPr>
-        <w:pStyle w:val="NoSpacing"/>
-        <w:rPr>
-          <w:rFonts w:ascii="Calibri" w:hAnsi="Calibri" w:cs="Calibri"/>
-        </w:rPr>
-      </w:pPr>
-      <w:r>
-        <w:rPr>
-          <w:rFonts w:ascii="Calibri" w:hAnsi="Calibri" w:cs="Calibri"/>
-        </w:rPr>
-        <w:t xml:space="preserve">    "Energy" text COLLATE pg_catalog."default",</w:t>
+        <w:t xml:space="preserve">    "Continent" text COLLATE </w:t>
+      </w:r>
+      <w:proofErr w:type="spellStart"/>
+      <w:r>
+        <w:rPr>
+          <w:rFonts w:ascii="Calibri" w:hAnsi="Calibri" w:cs="Calibri"/>
+        </w:rPr>
+        <w:t>pg_catalog."default</w:t>
+      </w:r>
+      <w:proofErr w:type="spellEnd"/>
+      <w:r>
+        <w:rPr>
+          <w:rFonts w:ascii="Calibri" w:hAnsi="Calibri" w:cs="Calibri"/>
+        </w:rPr>
+        <w:t>",</w:t>
+      </w:r>
+    </w:p>
+    <w:p>
+      <w:pPr>
+        <w:pStyle w:val="NoSpacing"/>
+        <w:rPr>
+          <w:rFonts w:ascii="Calibri" w:hAnsi="Calibri" w:cs="Calibri"/>
+        </w:rPr>
+      </w:pPr>
+      <w:r>
+        <w:rPr>
+          <w:rFonts w:ascii="Calibri" w:hAnsi="Calibri" w:cs="Calibri"/>
+        </w:rPr>
+        <w:t xml:space="preserve">    "Country" text COLLATE </w:t>
+      </w:r>
+      <w:proofErr w:type="spellStart"/>
+      <w:r>
+        <w:rPr>
+          <w:rFonts w:ascii="Calibri" w:hAnsi="Calibri" w:cs="Calibri"/>
+        </w:rPr>
+        <w:t>pg_catalog."default</w:t>
+      </w:r>
+      <w:proofErr w:type="spellEnd"/>
+      <w:r>
+        <w:rPr>
+          <w:rFonts w:ascii="Calibri" w:hAnsi="Calibri" w:cs="Calibri"/>
+        </w:rPr>
+        <w:t>",</w:t>
+      </w:r>
+    </w:p>
+    <w:p>
+      <w:pPr>
+        <w:pStyle w:val="NoSpacing"/>
+        <w:rPr>
+          <w:rFonts w:ascii="Calibri" w:hAnsi="Calibri" w:cs="Calibri"/>
+        </w:rPr>
+      </w:pPr>
+      <w:r>
+        <w:rPr>
+          <w:rFonts w:ascii="Calibri" w:hAnsi="Calibri" w:cs="Calibri"/>
+        </w:rPr>
+        <w:t xml:space="preserve">    "Energy" text COLLATE </w:t>
+      </w:r>
+      <w:proofErr w:type="spellStart"/>
+      <w:r>
+        <w:rPr>
+          <w:rFonts w:ascii="Calibri" w:hAnsi="Calibri" w:cs="Calibri"/>
+        </w:rPr>
+        <w:t>pg_catalog."default</w:t>
+      </w:r>
+      <w:proofErr w:type="spellEnd"/>
+      <w:r>
+        <w:rPr>
+          <w:rFonts w:ascii="Calibri" w:hAnsi="Calibri" w:cs="Calibri"/>
+        </w:rPr>
+        <w:t>",</w:t>
       </w:r>
     </w:p>
     <w:p>
@@ -1950,110 +2807,176 @@
         <w:rPr>
           <w:rFonts w:ascii="Calibri" w:hAnsi="Calibri" w:cs="Calibri"/>
         </w:rPr>
-        <w:t>TABLESPACE pg_default;</w:t>
-      </w:r>
-    </w:p>
-    <w:p>
-      <w:pPr>
-        <w:pStyle w:val="NoSpacing"/>
-        <w:rPr>
-          <w:rFonts w:ascii="Calibri" w:hAnsi="Calibri" w:cs="Calibri"/>
-        </w:rPr>
-      </w:pPr>
-    </w:p>
-    <w:p>
-      <w:pPr>
-        <w:pStyle w:val="NoSpacing"/>
-        <w:rPr>
-          <w:rFonts w:ascii="Calibri" w:hAnsi="Calibri" w:cs="Calibri"/>
-        </w:rPr>
-      </w:pPr>
-      <w:r>
-        <w:rPr>
-          <w:rFonts w:ascii="Calibri" w:hAnsi="Calibri" w:cs="Calibri"/>
-        </w:rPr>
-        <w:t>ALTER TABLE IF EXISTS public.worldconsumption</w:t>
-      </w:r>
-    </w:p>
-    <w:p>
-      <w:pPr>
-        <w:pStyle w:val="NoSpacing"/>
-        <w:rPr>
-          <w:rFonts w:ascii="Calibri" w:hAnsi="Calibri" w:cs="Calibri"/>
-        </w:rPr>
-      </w:pPr>
-      <w:r>
-        <w:rPr>
-          <w:rFonts w:ascii="Calibri" w:hAnsi="Calibri" w:cs="Calibri"/>
-        </w:rPr>
-        <w:t xml:space="preserve">    OWNER to postgres;</w:t>
-      </w:r>
-    </w:p>
-    <w:p>
-      <w:pPr>
-        <w:pStyle w:val="NoSpacing"/>
-        <w:rPr>
-          <w:rFonts w:ascii="Calibri" w:hAnsi="Calibri" w:cs="Calibri"/>
-        </w:rPr>
-      </w:pPr>
-    </w:p>
-    <w:p>
-      <w:pPr>
-        <w:pStyle w:val="NoSpacing"/>
-        <w:rPr>
-          <w:rFonts w:ascii="Calibri" w:hAnsi="Calibri" w:cs="Calibri"/>
-        </w:rPr>
-      </w:pPr>
-      <w:r>
-        <w:rPr>
-          <w:rFonts w:ascii="Calibri" w:hAnsi="Calibri" w:cs="Calibri"/>
-        </w:rPr>
-        <w:t>-- Table: public.worldproduction</w:t>
-      </w:r>
-    </w:p>
-    <w:p>
-      <w:pPr>
-        <w:pStyle w:val="NoSpacing"/>
-        <w:rPr>
-          <w:rFonts w:ascii="Calibri" w:hAnsi="Calibri" w:cs="Calibri"/>
-        </w:rPr>
-      </w:pPr>
-    </w:p>
-    <w:p>
-      <w:pPr>
-        <w:pStyle w:val="NoSpacing"/>
-        <w:rPr>
-          <w:rFonts w:ascii="Calibri" w:hAnsi="Calibri" w:cs="Calibri"/>
-        </w:rPr>
-      </w:pPr>
-      <w:r>
-        <w:rPr>
-          <w:rFonts w:ascii="Calibri" w:hAnsi="Calibri" w:cs="Calibri"/>
-        </w:rPr>
-        <w:t>-- DROP TABLE IF EXISTS public.worldproduction;</w:t>
-      </w:r>
-    </w:p>
-    <w:p>
-      <w:pPr>
-        <w:pStyle w:val="NoSpacing"/>
-        <w:rPr>
-          <w:rFonts w:ascii="Calibri" w:hAnsi="Calibri" w:cs="Calibri"/>
-        </w:rPr>
-      </w:pPr>
-    </w:p>
-    <w:p>
-      <w:pPr>
-        <w:pStyle w:val="NoSpacing"/>
-        <w:rPr>
-          <w:rFonts w:ascii="Calibri" w:hAnsi="Calibri" w:cs="Calibri"/>
-        </w:rPr>
-      </w:pPr>
-      <w:r>
-        <w:rPr>
-          <w:rFonts w:ascii="Calibri" w:hAnsi="Calibri" w:cs="Calibri"/>
-        </w:rPr>
-        <w:t>CREATE TABLE IF NOT EXISTS public.worldproduction</w:t>
-      </w:r>
+        <w:t xml:space="preserve">TABLESPACE </w:t>
+      </w:r>
+      <w:proofErr w:type="spellStart"/>
+      <w:r>
+        <w:rPr>
+          <w:rFonts w:ascii="Calibri" w:hAnsi="Calibri" w:cs="Calibri"/>
+        </w:rPr>
+        <w:t>pg_default</w:t>
+      </w:r>
+      <w:proofErr w:type="spellEnd"/>
+      <w:r>
+        <w:rPr>
+          <w:rFonts w:ascii="Calibri" w:hAnsi="Calibri" w:cs="Calibri"/>
+        </w:rPr>
+        <w:t>;</w:t>
+      </w:r>
+    </w:p>
+    <w:p>
+      <w:pPr>
+        <w:pStyle w:val="NoSpacing"/>
+        <w:rPr>
+          <w:rFonts w:ascii="Calibri" w:hAnsi="Calibri" w:cs="Calibri"/>
+        </w:rPr>
+      </w:pPr>
+    </w:p>
+    <w:p>
+      <w:pPr>
+        <w:pStyle w:val="NoSpacing"/>
+        <w:rPr>
+          <w:rFonts w:ascii="Calibri" w:hAnsi="Calibri" w:cs="Calibri"/>
+        </w:rPr>
+      </w:pPr>
+      <w:r>
+        <w:rPr>
+          <w:rFonts w:ascii="Calibri" w:hAnsi="Calibri" w:cs="Calibri"/>
+        </w:rPr>
+        <w:t xml:space="preserve">ALTER TABLE IF EXISTS </w:t>
+      </w:r>
+      <w:proofErr w:type="spellStart"/>
+      <w:r>
+        <w:rPr>
+          <w:rFonts w:ascii="Calibri" w:hAnsi="Calibri" w:cs="Calibri"/>
+        </w:rPr>
+        <w:t>public.worldconsumption</w:t>
+      </w:r>
+      <w:proofErr w:type="spellEnd"/>
+    </w:p>
+    <w:p>
+      <w:pPr>
+        <w:pStyle w:val="NoSpacing"/>
+        <w:rPr>
+          <w:rFonts w:ascii="Calibri" w:hAnsi="Calibri" w:cs="Calibri"/>
+        </w:rPr>
+      </w:pPr>
+      <w:r>
+        <w:rPr>
+          <w:rFonts w:ascii="Calibri" w:hAnsi="Calibri" w:cs="Calibri"/>
+        </w:rPr>
+        <w:t xml:space="preserve">    OWNER to </w:t>
+      </w:r>
+      <w:proofErr w:type="spellStart"/>
+      <w:r>
+        <w:rPr>
+          <w:rFonts w:ascii="Calibri" w:hAnsi="Calibri" w:cs="Calibri"/>
+        </w:rPr>
+        <w:t>postgres</w:t>
+      </w:r>
+      <w:proofErr w:type="spellEnd"/>
+      <w:r>
+        <w:rPr>
+          <w:rFonts w:ascii="Calibri" w:hAnsi="Calibri" w:cs="Calibri"/>
+        </w:rPr>
+        <w:t>;</w:t>
+      </w:r>
+    </w:p>
+    <w:p>
+      <w:pPr>
+        <w:pStyle w:val="NoSpacing"/>
+        <w:rPr>
+          <w:rFonts w:ascii="Calibri" w:hAnsi="Calibri" w:cs="Calibri"/>
+        </w:rPr>
+      </w:pPr>
+    </w:p>
+    <w:p>
+      <w:pPr>
+        <w:pStyle w:val="NoSpacing"/>
+        <w:rPr>
+          <w:rFonts w:ascii="Calibri" w:hAnsi="Calibri" w:cs="Calibri"/>
+        </w:rPr>
+      </w:pPr>
+      <w:r>
+        <w:rPr>
+          <w:rFonts w:ascii="Calibri" w:hAnsi="Calibri" w:cs="Calibri"/>
+        </w:rPr>
+        <w:t xml:space="preserve">-- Table: </w:t>
+      </w:r>
+      <w:proofErr w:type="spellStart"/>
+      <w:r>
+        <w:rPr>
+          <w:rFonts w:ascii="Calibri" w:hAnsi="Calibri" w:cs="Calibri"/>
+        </w:rPr>
+        <w:t>public.worldproduction</w:t>
+      </w:r>
+      <w:proofErr w:type="spellEnd"/>
+    </w:p>
+    <w:p>
+      <w:pPr>
+        <w:pStyle w:val="NoSpacing"/>
+        <w:rPr>
+          <w:rFonts w:ascii="Calibri" w:hAnsi="Calibri" w:cs="Calibri"/>
+        </w:rPr>
+      </w:pPr>
+    </w:p>
+    <w:p>
+      <w:pPr>
+        <w:pStyle w:val="NoSpacing"/>
+        <w:rPr>
+          <w:rFonts w:ascii="Calibri" w:hAnsi="Calibri" w:cs="Calibri"/>
+        </w:rPr>
+      </w:pPr>
+      <w:r>
+        <w:rPr>
+          <w:rFonts w:ascii="Calibri" w:hAnsi="Calibri" w:cs="Calibri"/>
+        </w:rPr>
+        <w:t xml:space="preserve">-- DROP TABLE IF EXISTS </w:t>
+      </w:r>
+      <w:proofErr w:type="spellStart"/>
+      <w:r>
+        <w:rPr>
+          <w:rFonts w:ascii="Calibri" w:hAnsi="Calibri" w:cs="Calibri"/>
+        </w:rPr>
+        <w:t>public.worldproduction</w:t>
+      </w:r>
+      <w:proofErr w:type="spellEnd"/>
+      <w:r>
+        <w:rPr>
+          <w:rFonts w:ascii="Calibri" w:hAnsi="Calibri" w:cs="Calibri"/>
+        </w:rPr>
+        <w:t>;</w:t>
+      </w:r>
+    </w:p>
+    <w:p>
+      <w:pPr>
+        <w:pStyle w:val="NoSpacing"/>
+        <w:rPr>
+          <w:rFonts w:ascii="Calibri" w:hAnsi="Calibri" w:cs="Calibri"/>
+        </w:rPr>
+      </w:pPr>
+    </w:p>
+    <w:p>
+      <w:pPr>
+        <w:pStyle w:val="NoSpacing"/>
+        <w:rPr>
+          <w:rFonts w:ascii="Calibri" w:hAnsi="Calibri" w:cs="Calibri"/>
+        </w:rPr>
+      </w:pPr>
+      <w:r>
+        <w:rPr>
+          <w:rFonts w:ascii="Calibri" w:hAnsi="Calibri" w:cs="Calibri"/>
+        </w:rPr>
+        <w:t xml:space="preserve">CREATE TABLE IF NOT EXISTS </w:t>
+      </w:r>
+      <w:proofErr w:type="spellStart"/>
+      <w:r>
+        <w:rPr>
+          <w:rFonts w:ascii="Calibri" w:hAnsi="Calibri" w:cs="Calibri"/>
+        </w:rPr>
+        <w:t>public.worldproduction</w:t>
+      </w:r>
+      <w:proofErr w:type="spellEnd"/>
     </w:p>
     <w:p>
       <w:pPr>
@@ -2080,35 +3003,77 @@
         <w:rPr>
           <w:rFonts w:ascii="Calibri" w:hAnsi="Calibri" w:cs="Calibri"/>
         </w:rPr>
-        <w:t xml:space="preserve">    "Continent" text COLLATE pg_catalog."default",</w:t>
-      </w:r>
-    </w:p>
-    <w:p>
-      <w:pPr>
-        <w:pStyle w:val="NoSpacing"/>
-        <w:rPr>
-          <w:rFonts w:ascii="Calibri" w:hAnsi="Calibri" w:cs="Calibri"/>
-        </w:rPr>
-      </w:pPr>
-      <w:r>
-        <w:rPr>
-          <w:rFonts w:ascii="Calibri" w:hAnsi="Calibri" w:cs="Calibri"/>
-        </w:rPr>
-        <w:t xml:space="preserve">    "Country" text COLLATE pg_catalog."default",</w:t>
-      </w:r>
-    </w:p>
-    <w:p>
-      <w:pPr>
-        <w:pStyle w:val="NoSpacing"/>
-        <w:rPr>
-          <w:rFonts w:ascii="Calibri" w:hAnsi="Calibri" w:cs="Calibri"/>
-        </w:rPr>
-      </w:pPr>
-      <w:r>
-        <w:rPr>
-          <w:rFonts w:ascii="Calibri" w:hAnsi="Calibri" w:cs="Calibri"/>
-        </w:rPr>
-        <w:t xml:space="preserve">    "Energy" text COLLATE pg_catalog."default",</w:t>
+        <w:t xml:space="preserve">    "Continent" text COLLATE </w:t>
+      </w:r>
+      <w:proofErr w:type="spellStart"/>
+      <w:r>
+        <w:rPr>
+          <w:rFonts w:ascii="Calibri" w:hAnsi="Calibri" w:cs="Calibri"/>
+        </w:rPr>
+        <w:t>pg_catalog."default</w:t>
+      </w:r>
+      <w:proofErr w:type="spellEnd"/>
+      <w:r>
+        <w:rPr>
+          <w:rFonts w:ascii="Calibri" w:hAnsi="Calibri" w:cs="Calibri"/>
+        </w:rPr>
+        <w:t>",</w:t>
+      </w:r>
+    </w:p>
+    <w:p>
+      <w:pPr>
+        <w:pStyle w:val="NoSpacing"/>
+        <w:rPr>
+          <w:rFonts w:ascii="Calibri" w:hAnsi="Calibri" w:cs="Calibri"/>
+        </w:rPr>
+      </w:pPr>
+      <w:r>
+        <w:rPr>
+          <w:rFonts w:ascii="Calibri" w:hAnsi="Calibri" w:cs="Calibri"/>
+        </w:rPr>
+        <w:t xml:space="preserve">    "Country" text COLLATE </w:t>
+      </w:r>
+      <w:proofErr w:type="spellStart"/>
+      <w:r>
+        <w:rPr>
+          <w:rFonts w:ascii="Calibri" w:hAnsi="Calibri" w:cs="Calibri"/>
+        </w:rPr>
+        <w:t>pg_catalog."default</w:t>
+      </w:r>
+      <w:proofErr w:type="spellEnd"/>
+      <w:r>
+        <w:rPr>
+          <w:rFonts w:ascii="Calibri" w:hAnsi="Calibri" w:cs="Calibri"/>
+        </w:rPr>
+        <w:t>",</w:t>
+      </w:r>
+    </w:p>
+    <w:p>
+      <w:pPr>
+        <w:pStyle w:val="NoSpacing"/>
+        <w:rPr>
+          <w:rFonts w:ascii="Calibri" w:hAnsi="Calibri" w:cs="Calibri"/>
+        </w:rPr>
+      </w:pPr>
+      <w:r>
+        <w:rPr>
+          <w:rFonts w:ascii="Calibri" w:hAnsi="Calibri" w:cs="Calibri"/>
+        </w:rPr>
+        <w:t xml:space="preserve">    "Energy" text COLLATE </w:t>
+      </w:r>
+      <w:proofErr w:type="spellStart"/>
+      <w:r>
+        <w:rPr>
+          <w:rFonts w:ascii="Calibri" w:hAnsi="Calibri" w:cs="Calibri"/>
+        </w:rPr>
+        <w:t>pg_catalog."default</w:t>
+      </w:r>
+      <w:proofErr w:type="spellEnd"/>
+      <w:r>
+        <w:rPr>
+          <w:rFonts w:ascii="Calibri" w:hAnsi="Calibri" w:cs="Calibri"/>
+        </w:rPr>
+        <w:t>",</w:t>
       </w:r>
     </w:p>
     <w:p>
@@ -2785,30 +3750,52 @@
         <w:rPr>
           <w:rFonts w:ascii="Calibri" w:hAnsi="Calibri" w:cs="Calibri"/>
         </w:rPr>
-        <w:t>TABLESPACE pg_default;</w:t>
-      </w:r>
-    </w:p>
-    <w:p>
-      <w:pPr>
-        <w:pStyle w:val="NoSpacing"/>
-        <w:rPr>
-          <w:rFonts w:ascii="Calibri" w:hAnsi="Calibri" w:cs="Calibri"/>
-        </w:rPr>
-      </w:pPr>
-    </w:p>
-    <w:p>
-      <w:pPr>
-        <w:pStyle w:val="NoSpacing"/>
-        <w:rPr>
-          <w:rFonts w:ascii="Calibri" w:hAnsi="Calibri" w:cs="Calibri"/>
-        </w:rPr>
-      </w:pPr>
-      <w:r>
-        <w:rPr>
-          <w:rFonts w:ascii="Calibri" w:hAnsi="Calibri" w:cs="Calibri"/>
-        </w:rPr>
-        <w:t>ALTER TABLE IF EXISTS public.worldproduction</w:t>
-      </w:r>
+        <w:t xml:space="preserve">TABLESPACE </w:t>
+      </w:r>
+      <w:proofErr w:type="spellStart"/>
+      <w:r>
+        <w:rPr>
+          <w:rFonts w:ascii="Calibri" w:hAnsi="Calibri" w:cs="Calibri"/>
+        </w:rPr>
+        <w:t>pg_default</w:t>
+      </w:r>
+      <w:proofErr w:type="spellEnd"/>
+      <w:r>
+        <w:rPr>
+          <w:rFonts w:ascii="Calibri" w:hAnsi="Calibri" w:cs="Calibri"/>
+        </w:rPr>
+        <w:t>;</w:t>
+      </w:r>
+    </w:p>
+    <w:p>
+      <w:pPr>
+        <w:pStyle w:val="NoSpacing"/>
+        <w:rPr>
+          <w:rFonts w:ascii="Calibri" w:hAnsi="Calibri" w:cs="Calibri"/>
+        </w:rPr>
+      </w:pPr>
+    </w:p>
+    <w:p>
+      <w:pPr>
+        <w:pStyle w:val="NoSpacing"/>
+        <w:rPr>
+          <w:rFonts w:ascii="Calibri" w:hAnsi="Calibri" w:cs="Calibri"/>
+        </w:rPr>
+      </w:pPr>
+      <w:r>
+        <w:rPr>
+          <w:rFonts w:ascii="Calibri" w:hAnsi="Calibri" w:cs="Calibri"/>
+        </w:rPr>
+        <w:t xml:space="preserve">ALTER TABLE IF EXISTS </w:t>
+      </w:r>
+      <w:proofErr w:type="spellStart"/>
+      <w:r>
+        <w:rPr>
+          <w:rFonts w:ascii="Calibri" w:hAnsi="Calibri" w:cs="Calibri"/>
+        </w:rPr>
+        <w:t>public.worldproduction</w:t>
+      </w:r>
+      <w:proofErr w:type="spellEnd"/>
     </w:p>
     <w:p>
       <w:pPr>
@@ -2822,7 +3809,393 @@
           <w:rFonts w:ascii="Calibri" w:hAnsi="Calibri" w:cs="Calibri"/>
         </w:rPr>
         <w:lastRenderedPageBreak/>
-        <w:t xml:space="preserve">    OWNER to postgres;</w:t>
+        <w:t xml:space="preserve">    OWNER to </w:t>
+      </w:r>
+      <w:proofErr w:type="spellStart"/>
+      <w:r>
+        <w:rPr>
+          <w:rFonts w:ascii="Calibri" w:hAnsi="Calibri" w:cs="Calibri"/>
+        </w:rPr>
+        <w:t>postgres</w:t>
+      </w:r>
+      <w:proofErr w:type="spellEnd"/>
+      <w:r>
+        <w:rPr>
+          <w:rFonts w:ascii="Calibri" w:hAnsi="Calibri" w:cs="Calibri"/>
+        </w:rPr>
+        <w:t>;</w:t>
+      </w:r>
+    </w:p>
+    <w:p>
+      <w:pPr>
+        <w:pStyle w:val="NoSpacing"/>
+        <w:rPr>
+          <w:rFonts w:ascii="Calibri" w:hAnsi="Calibri" w:cs="Calibri"/>
+        </w:rPr>
+      </w:pPr>
+    </w:p>
+    <w:p>
+      <w:pPr>
+        <w:pStyle w:val="NoSpacing"/>
+        <w:rPr>
+          <w:rFonts w:ascii="Calibri" w:hAnsi="Calibri" w:cs="Calibri"/>
+        </w:rPr>
+      </w:pPr>
+      <w:r>
+        <w:rPr>
+          <w:rFonts w:ascii="Calibri" w:hAnsi="Calibri" w:cs="Calibri"/>
+        </w:rPr>
+        <w:t xml:space="preserve">-- Table: </w:t>
+      </w:r>
+      <w:proofErr w:type="spellStart"/>
+      <w:r>
+        <w:rPr>
+          <w:rFonts w:ascii="Calibri" w:hAnsi="Calibri" w:cs="Calibri"/>
+        </w:rPr>
+        <w:t>public.allcountrysolarconsumption</w:t>
+      </w:r>
+      <w:proofErr w:type="spellEnd"/>
+    </w:p>
+    <w:p>
+      <w:pPr>
+        <w:pStyle w:val="NoSpacing"/>
+        <w:rPr>
+          <w:rFonts w:ascii="Calibri" w:hAnsi="Calibri" w:cs="Calibri"/>
+        </w:rPr>
+      </w:pPr>
+    </w:p>
+    <w:p>
+      <w:pPr>
+        <w:pStyle w:val="NoSpacing"/>
+        <w:rPr>
+          <w:rFonts w:ascii="Calibri" w:hAnsi="Calibri" w:cs="Calibri"/>
+        </w:rPr>
+      </w:pPr>
+      <w:r>
+        <w:rPr>
+          <w:rFonts w:ascii="Calibri" w:hAnsi="Calibri" w:cs="Calibri"/>
+        </w:rPr>
+        <w:t xml:space="preserve">-- DROP TABLE IF EXISTS </w:t>
+      </w:r>
+      <w:proofErr w:type="spellStart"/>
+      <w:r>
+        <w:rPr>
+          <w:rFonts w:ascii="Calibri" w:hAnsi="Calibri" w:cs="Calibri"/>
+        </w:rPr>
+        <w:t>public.allcountrysolarconsumption</w:t>
+      </w:r>
+      <w:proofErr w:type="spellEnd"/>
+      <w:r>
+        <w:rPr>
+          <w:rFonts w:ascii="Calibri" w:hAnsi="Calibri" w:cs="Calibri"/>
+        </w:rPr>
+        <w:t>;</w:t>
+      </w:r>
+    </w:p>
+    <w:p>
+      <w:pPr>
+        <w:pStyle w:val="NoSpacing"/>
+        <w:rPr>
+          <w:rFonts w:ascii="Calibri" w:hAnsi="Calibri" w:cs="Calibri"/>
+        </w:rPr>
+      </w:pPr>
+    </w:p>
+    <w:p>
+      <w:pPr>
+        <w:pStyle w:val="NoSpacing"/>
+        <w:rPr>
+          <w:rFonts w:ascii="Calibri" w:hAnsi="Calibri" w:cs="Calibri"/>
+        </w:rPr>
+      </w:pPr>
+      <w:r>
+        <w:rPr>
+          <w:rFonts w:ascii="Calibri" w:hAnsi="Calibri" w:cs="Calibri"/>
+        </w:rPr>
+        <w:t xml:space="preserve">CREATE TABLE IF NOT EXISTS </w:t>
+      </w:r>
+      <w:proofErr w:type="spellStart"/>
+      <w:r>
+        <w:rPr>
+          <w:rFonts w:ascii="Calibri" w:hAnsi="Calibri" w:cs="Calibri"/>
+        </w:rPr>
+        <w:t>public.allcountrysolarconsumption</w:t>
+      </w:r>
+      <w:proofErr w:type="spellEnd"/>
+    </w:p>
+    <w:p>
+      <w:pPr>
+        <w:pStyle w:val="NoSpacing"/>
+        <w:rPr>
+          <w:rFonts w:ascii="Calibri" w:hAnsi="Calibri" w:cs="Calibri"/>
+        </w:rPr>
+      </w:pPr>
+      <w:r>
+        <w:rPr>
+          <w:rFonts w:ascii="Calibri" w:hAnsi="Calibri" w:cs="Calibri"/>
+        </w:rPr>
+        <w:t>(</w:t>
+      </w:r>
+    </w:p>
+    <w:p>
+      <w:pPr>
+        <w:pStyle w:val="NoSpacing"/>
+        <w:rPr>
+          <w:rFonts w:ascii="Calibri" w:hAnsi="Calibri" w:cs="Calibri"/>
+        </w:rPr>
+      </w:pPr>
+      <w:r>
+        <w:rPr>
+          <w:rFonts w:ascii="Calibri" w:hAnsi="Calibri" w:cs="Calibri"/>
+        </w:rPr>
+        <w:t xml:space="preserve">    country text COLLATE </w:t>
+      </w:r>
+      <w:proofErr w:type="spellStart"/>
+      <w:r>
+        <w:rPr>
+          <w:rFonts w:ascii="Calibri" w:hAnsi="Calibri" w:cs="Calibri"/>
+        </w:rPr>
+        <w:t>pg_catalog."default</w:t>
+      </w:r>
+      <w:proofErr w:type="spellEnd"/>
+      <w:r>
+        <w:rPr>
+          <w:rFonts w:ascii="Calibri" w:hAnsi="Calibri" w:cs="Calibri"/>
+        </w:rPr>
+        <w:t>",</w:t>
+      </w:r>
+    </w:p>
+    <w:p>
+      <w:pPr>
+        <w:pStyle w:val="NoSpacing"/>
+        <w:rPr>
+          <w:rFonts w:ascii="Calibri" w:hAnsi="Calibri" w:cs="Calibri"/>
+        </w:rPr>
+      </w:pPr>
+      <w:r>
+        <w:rPr>
+          <w:rFonts w:ascii="Calibri" w:hAnsi="Calibri" w:cs="Calibri"/>
+        </w:rPr>
+        <w:t xml:space="preserve">    energy text COLLATE </w:t>
+      </w:r>
+      <w:proofErr w:type="spellStart"/>
+      <w:r>
+        <w:rPr>
+          <w:rFonts w:ascii="Calibri" w:hAnsi="Calibri" w:cs="Calibri"/>
+        </w:rPr>
+        <w:t>pg_catalog."default</w:t>
+      </w:r>
+      <w:proofErr w:type="spellEnd"/>
+      <w:r>
+        <w:rPr>
+          <w:rFonts w:ascii="Calibri" w:hAnsi="Calibri" w:cs="Calibri"/>
+        </w:rPr>
+        <w:t>",</w:t>
+      </w:r>
+    </w:p>
+    <w:p>
+      <w:pPr>
+        <w:pStyle w:val="NoSpacing"/>
+        <w:rPr>
+          <w:rFonts w:ascii="Calibri" w:hAnsi="Calibri" w:cs="Calibri"/>
+        </w:rPr>
+      </w:pPr>
+      <w:r>
+        <w:rPr>
+          <w:rFonts w:ascii="Calibri" w:hAnsi="Calibri" w:cs="Calibri"/>
+        </w:rPr>
+        <w:t xml:space="preserve">    year integer,</w:t>
+      </w:r>
+    </w:p>
+    <w:p>
+      <w:pPr>
+        <w:pStyle w:val="NoSpacing"/>
+        <w:rPr>
+          <w:rFonts w:ascii="Calibri" w:hAnsi="Calibri" w:cs="Calibri"/>
+        </w:rPr>
+      </w:pPr>
+      <w:r>
+        <w:rPr>
+          <w:rFonts w:ascii="Calibri" w:hAnsi="Calibri" w:cs="Calibri"/>
+        </w:rPr>
+        <w:t xml:space="preserve">    </w:t>
+      </w:r>
+      <w:proofErr w:type="spellStart"/>
+      <w:r>
+        <w:rPr>
+          <w:rFonts w:ascii="Calibri" w:hAnsi="Calibri" w:cs="Calibri"/>
+        </w:rPr>
+        <w:t>solar_electricity_generation_twh</w:t>
+      </w:r>
+      <w:proofErr w:type="spellEnd"/>
+      <w:r>
+        <w:rPr>
+          <w:rFonts w:ascii="Calibri" w:hAnsi="Calibri" w:cs="Calibri"/>
+        </w:rPr>
+        <w:t xml:space="preserve"> integer,</w:t>
+      </w:r>
+    </w:p>
+    <w:p>
+      <w:pPr>
+        <w:pStyle w:val="NoSpacing"/>
+        <w:rPr>
+          <w:rFonts w:ascii="Calibri" w:hAnsi="Calibri" w:cs="Calibri"/>
+        </w:rPr>
+      </w:pPr>
+      <w:r>
+        <w:rPr>
+          <w:rFonts w:ascii="Calibri" w:hAnsi="Calibri" w:cs="Calibri"/>
+        </w:rPr>
+        <w:t xml:space="preserve">    </w:t>
+      </w:r>
+      <w:proofErr w:type="spellStart"/>
+      <w:r>
+        <w:rPr>
+          <w:rFonts w:ascii="Calibri" w:hAnsi="Calibri" w:cs="Calibri"/>
+        </w:rPr>
+        <w:t>iso_code</w:t>
+      </w:r>
+      <w:proofErr w:type="spellEnd"/>
+      <w:r>
+        <w:rPr>
+          <w:rFonts w:ascii="Calibri" w:hAnsi="Calibri" w:cs="Calibri"/>
+        </w:rPr>
+        <w:t xml:space="preserve"> character varying(5) COLLATE </w:t>
+      </w:r>
+      <w:proofErr w:type="spellStart"/>
+      <w:r>
+        <w:rPr>
+          <w:rFonts w:ascii="Calibri" w:hAnsi="Calibri" w:cs="Calibri"/>
+        </w:rPr>
+        <w:t>pg_catalog."default</w:t>
+      </w:r>
+      <w:proofErr w:type="spellEnd"/>
+      <w:r>
+        <w:rPr>
+          <w:rFonts w:ascii="Calibri" w:hAnsi="Calibri" w:cs="Calibri"/>
+        </w:rPr>
+        <w:t>",</w:t>
+      </w:r>
+    </w:p>
+    <w:p>
+      <w:pPr>
+        <w:pStyle w:val="NoSpacing"/>
+        <w:rPr>
+          <w:rFonts w:ascii="Calibri" w:hAnsi="Calibri" w:cs="Calibri"/>
+        </w:rPr>
+      </w:pPr>
+      <w:r>
+        <w:rPr>
+          <w:rFonts w:ascii="Calibri" w:hAnsi="Calibri" w:cs="Calibri"/>
+        </w:rPr>
+        <w:t xml:space="preserve">    embedding vector(1536)</w:t>
+      </w:r>
+    </w:p>
+    <w:p>
+      <w:pPr>
+        <w:pStyle w:val="NoSpacing"/>
+        <w:rPr>
+          <w:rFonts w:ascii="Calibri" w:hAnsi="Calibri" w:cs="Calibri"/>
+        </w:rPr>
+      </w:pPr>
+      <w:r>
+        <w:rPr>
+          <w:rFonts w:ascii="Calibri" w:hAnsi="Calibri" w:cs="Calibri"/>
+        </w:rPr>
+        <w:t>)</w:t>
+      </w:r>
+    </w:p>
+    <w:p>
+      <w:pPr>
+        <w:pStyle w:val="NoSpacing"/>
+        <w:rPr>
+          <w:rFonts w:ascii="Calibri" w:hAnsi="Calibri" w:cs="Calibri"/>
+        </w:rPr>
+      </w:pPr>
+    </w:p>
+    <w:p>
+      <w:pPr>
+        <w:pStyle w:val="NoSpacing"/>
+        <w:rPr>
+          <w:rFonts w:ascii="Calibri" w:hAnsi="Calibri" w:cs="Calibri"/>
+        </w:rPr>
+      </w:pPr>
+      <w:r>
+        <w:rPr>
+          <w:rFonts w:ascii="Calibri" w:hAnsi="Calibri" w:cs="Calibri"/>
+        </w:rPr>
+        <w:t xml:space="preserve">TABLESPACE </w:t>
+      </w:r>
+      <w:proofErr w:type="spellStart"/>
+      <w:r>
+        <w:rPr>
+          <w:rFonts w:ascii="Calibri" w:hAnsi="Calibri" w:cs="Calibri"/>
+        </w:rPr>
+        <w:t>pg_default</w:t>
+      </w:r>
+      <w:proofErr w:type="spellEnd"/>
+      <w:r>
+        <w:rPr>
+          <w:rFonts w:ascii="Calibri" w:hAnsi="Calibri" w:cs="Calibri"/>
+        </w:rPr>
+        <w:t>;</w:t>
+      </w:r>
+    </w:p>
+    <w:p>
+      <w:pPr>
+        <w:pStyle w:val="NoSpacing"/>
+        <w:rPr>
+          <w:rFonts w:ascii="Calibri" w:hAnsi="Calibri" w:cs="Calibri"/>
+        </w:rPr>
+      </w:pPr>
+    </w:p>
+    <w:p>
+      <w:pPr>
+        <w:pStyle w:val="NoSpacing"/>
+        <w:rPr>
+          <w:rFonts w:ascii="Calibri" w:hAnsi="Calibri" w:cs="Calibri"/>
+        </w:rPr>
+      </w:pPr>
+      <w:r>
+        <w:rPr>
+          <w:rFonts w:ascii="Calibri" w:hAnsi="Calibri" w:cs="Calibri"/>
+        </w:rPr>
+        <w:t xml:space="preserve">ALTER TABLE IF EXISTS </w:t>
+      </w:r>
+      <w:proofErr w:type="spellStart"/>
+      <w:r>
+        <w:rPr>
+          <w:rFonts w:ascii="Calibri" w:hAnsi="Calibri" w:cs="Calibri"/>
+        </w:rPr>
+        <w:t>public.allcountrysolarconsumption</w:t>
+      </w:r>
+      <w:proofErr w:type="spellEnd"/>
+    </w:p>
+    <w:p>
+      <w:pPr>
+        <w:pStyle w:val="NoSpacing"/>
+        <w:rPr>
+          <w:rFonts w:ascii="Calibri" w:hAnsi="Calibri" w:cs="Calibri"/>
+        </w:rPr>
+      </w:pPr>
+      <w:r>
+        <w:rPr>
+          <w:rFonts w:ascii="Calibri" w:hAnsi="Calibri" w:cs="Calibri"/>
+        </w:rPr>
+        <w:t xml:space="preserve">    OWNER to </w:t>
+      </w:r>
+      <w:proofErr w:type="spellStart"/>
+      <w:r>
+        <w:rPr>
+          <w:rFonts w:ascii="Calibri" w:hAnsi="Calibri" w:cs="Calibri"/>
+        </w:rPr>
+        <w:t>postgres</w:t>
+      </w:r>
+      <w:proofErr w:type="spellEnd"/>
+      <w:r>
+        <w:rPr>
+          <w:rFonts w:ascii="Calibri" w:hAnsi="Calibri" w:cs="Calibri"/>
+        </w:rPr>
+        <w:t>;</w:t>
       </w:r>
     </w:p>
     <w:sectPr>
